--- a/Report.docx
+++ b/Report.docx
@@ -4,62 +4,708 @@
   <w:body>
     <w:p>
       <w:pPr>
-        <w:pStyle w:val="139"/>
-        <w:pBdr/>
-        <w:spacing/>
+        <w:pBdr/>
+        <w:spacing w:after="80" w:before="0"/>
         <w:ind/>
         <w:jc w:val="center"/>
         <w:rPr/>
       </w:pPr>
       <w:r>
-        <w:t xml:space="preserve">Network Lab 2</w:t>
+        <w:rPr>
+          <w:rFonts w:ascii="Arial" w:hAnsi="Arial" w:eastAsia="Arial" w:cs="Arial"/>
+          <w:b/>
+          <w:bCs/>
+          <w:color w:val="2e4057"/>
+          <w:sz w:val="36"/>
+          <w:szCs w:val="36"/>
+        </w:rPr>
+        <w:t xml:space="preserve">Network Lab 2 — Email Client Application</w:t>
       </w:r>
+      <w:r/>
+    </w:p>
+    <w:p>
+      <w:pPr>
+        <w:pStyle w:val="700"/>
+        <w:pBdr/>
+        <w:spacing w:after="160" w:before="320"/>
+        <w:ind/>
+        <w:rPr/>
+      </w:pPr>
+      <w:r>
+        <w:rPr>
+          <w:rFonts w:ascii="Arial" w:hAnsi="Arial" w:eastAsia="Arial" w:cs="Arial"/>
+          <w:b/>
+          <w:bCs/>
+          <w:sz w:val="28"/>
+          <w:szCs w:val="28"/>
+        </w:rPr>
+        <w:t xml:space="preserve">1. Overview</w:t>
+      </w:r>
+      <w:r/>
+    </w:p>
+    <w:p>
+      <w:pPr>
+        <w:pBdr/>
+        <w:spacing w:after="80" w:before="80"/>
+        <w:ind/>
+        <w:rPr/>
+      </w:pPr>
+      <w:r>
+        <w:rPr>
+          <w:rFonts w:ascii="Arial" w:hAnsi="Arial" w:eastAsia="Arial" w:cs="Arial"/>
+          <w:sz w:val="22"/>
+          <w:szCs w:val="22"/>
+        </w:rPr>
+        <w:t xml:space="preserve">This project implements a Python-based email client that can send and receive emails using the SMTP and IMAP protocols. The sending script uses smtplib and the receiving script uses imaplib, both part of Python's standard library.</w:t>
+      </w:r>
+      <w:r/>
+    </w:p>
+    <w:p>
+      <w:pPr>
+        <w:pBdr/>
+        <w:spacing w:after="80" w:before="80"/>
+        <w:ind/>
+        <w:rPr/>
+      </w:pPr>
       <w:r/>
       <w:r/>
     </w:p>
     <w:p>
       <w:pPr>
-        <w:pStyle w:val="140"/>
-        <w:pBdr/>
-        <w:spacing/>
+        <w:pStyle w:val="700"/>
+        <w:pBdr/>
+        <w:spacing w:after="160" w:before="320"/>
         <w:ind/>
         <w:rPr/>
       </w:pPr>
       <w:r>
-        <w:t xml:space="preserve">Using mail.tm</w:t>
+        <w:rPr>
+          <w:rFonts w:ascii="Arial" w:hAnsi="Arial" w:eastAsia="Arial" w:cs="Arial"/>
+          <w:b/>
+          <w:bCs/>
+          <w:sz w:val="28"/>
+          <w:szCs w:val="28"/>
+        </w:rPr>
+        <w:t xml:space="preserve">2. Dependencies</w:t>
       </w:r>
+      <w:r/>
+    </w:p>
+    <w:p>
+      <w:pPr>
+        <w:pBdr/>
+        <w:spacing w:after="80" w:before="80"/>
+        <w:ind/>
+        <w:rPr/>
+      </w:pPr>
+      <w:r>
+        <w:rPr>
+          <w:rFonts w:ascii="Arial" w:hAnsi="Arial" w:eastAsia="Arial" w:cs="Arial"/>
+          <w:sz w:val="22"/>
+          <w:szCs w:val="22"/>
+        </w:rPr>
+        <w:t xml:space="preserve">Install the required packages using pip:</w:t>
+      </w:r>
+      <w:r/>
+    </w:p>
+    <w:p>
+      <w:pPr>
+        <w:pBdr/>
+        <w:spacing w:after="40" w:before="40"/>
+        <w:ind w:left="720"/>
+        <w:rPr/>
+      </w:pPr>
+      <w:r>
+        <w:rPr>
+          <w:rFonts w:ascii="Courier New" w:hAnsi="Courier New" w:eastAsia="Courier New" w:cs="Courier New"/>
+          <w:sz w:val="18"/>
+          <w:szCs w:val="18"/>
+        </w:rPr>
+        <w:t xml:space="preserve">pip install python-dotenv</w:t>
+      </w:r>
+      <w:r/>
+    </w:p>
+    <w:p>
+      <w:pPr>
+        <w:pBdr/>
+        <w:spacing w:after="80" w:before="80"/>
+        <w:ind/>
+        <w:rPr/>
+      </w:pPr>
       <w:r/>
       <w:r/>
     </w:p>
     <w:p>
       <w:pPr>
         <w:pBdr/>
-        <w:spacing/>
-        <w:ind/>
+        <w:spacing w:after="80" w:before="80"/>
+        <w:ind/>
+        <w:rPr/>
+      </w:pPr>
+      <w:r>
         <w:rPr>
-          <w:highlight w:val="none"/>
+          <w:rFonts w:ascii="Arial" w:hAnsi="Arial" w:eastAsia="Arial" w:cs="Arial"/>
+          <w:sz w:val="22"/>
+          <w:szCs w:val="22"/>
         </w:rPr>
-      </w:pPr>
-      <w:r>
-        <w:t xml:space="preserve">Sent an email to 3 accounts using &lt;smtp.gmail.com</w:t>
-      </w:r>
-      <w:r>
-        <w:t xml:space="preserve">&gt; using an App password</w:t>
+        <w:t xml:space="preserve">Standard library modules used (no installation needed):</w:t>
       </w:r>
       <w:r/>
     </w:p>
     <w:p>
       <w:pPr>
-        <w:pBdr/>
-        <w:spacing/>
+        <w:pStyle w:val="695"/>
+        <w:numPr>
+          <w:ilvl w:val="0"/>
+          <w:numId w:val="2"/>
+        </w:numPr>
+        <w:pBdr/>
+        <w:spacing w:after="60" w:before="60"/>
         <w:ind/>
         <w:rPr/>
       </w:pPr>
       <w:r>
         <w:rPr>
-          <w:highlight w:val="none"/>
+          <w:rFonts w:ascii="Arial" w:hAnsi="Arial" w:eastAsia="Arial" w:cs="Arial"/>
+          <w:sz w:val="22"/>
+          <w:szCs w:val="22"/>
         </w:rPr>
+        <w:t xml:space="preserve">smtplib — sending emails via SMTP</w:t>
       </w:r>
+      <w:r/>
+    </w:p>
+    <w:p>
+      <w:pPr>
+        <w:pStyle w:val="695"/>
+        <w:numPr>
+          <w:ilvl w:val="0"/>
+          <w:numId w:val="2"/>
+        </w:numPr>
+        <w:pBdr/>
+        <w:spacing w:after="60" w:before="60"/>
+        <w:ind/>
+        <w:rPr/>
+      </w:pPr>
+      <w:r>
+        <w:rPr>
+          <w:rFonts w:ascii="Arial" w:hAnsi="Arial" w:eastAsia="Arial" w:cs="Arial"/>
+          <w:sz w:val="22"/>
+          <w:szCs w:val="22"/>
+        </w:rPr>
+        <w:t xml:space="preserve">imaplib — receiving emails via IMAP</w:t>
+      </w:r>
+      <w:r/>
+    </w:p>
+    <w:p>
+      <w:pPr>
+        <w:pStyle w:val="695"/>
+        <w:numPr>
+          <w:ilvl w:val="0"/>
+          <w:numId w:val="2"/>
+        </w:numPr>
+        <w:pBdr/>
+        <w:spacing w:after="60" w:before="60"/>
+        <w:ind/>
+        <w:rPr/>
+      </w:pPr>
+      <w:r>
+        <w:rPr>
+          <w:rFonts w:ascii="Arial" w:hAnsi="Arial" w:eastAsia="Arial" w:cs="Arial"/>
+          <w:sz w:val="22"/>
+          <w:szCs w:val="22"/>
+        </w:rPr>
+        <w:t xml:space="preserve">email — parsing and constructing email messages</w:t>
+      </w:r>
+      <w:r/>
+    </w:p>
+    <w:p>
+      <w:pPr>
+        <w:pStyle w:val="695"/>
+        <w:numPr>
+          <w:ilvl w:val="0"/>
+          <w:numId w:val="2"/>
+        </w:numPr>
+        <w:pBdr/>
+        <w:spacing w:after="60" w:before="60"/>
+        <w:ind/>
+        <w:rPr/>
+      </w:pPr>
+      <w:r>
+        <w:rPr>
+          <w:rFonts w:ascii="Arial" w:hAnsi="Arial" w:eastAsia="Arial" w:cs="Arial"/>
+          <w:sz w:val="22"/>
+          <w:szCs w:val="22"/>
+        </w:rPr>
+        <w:t xml:space="preserve">ssl — creating secure TLS/SSL connections</w:t>
+      </w:r>
+      <w:r/>
+    </w:p>
+    <w:p>
+      <w:pPr>
+        <w:pStyle w:val="695"/>
+        <w:numPr>
+          <w:ilvl w:val="0"/>
+          <w:numId w:val="2"/>
+        </w:numPr>
+        <w:pBdr/>
+        <w:spacing w:after="60" w:before="60"/>
+        <w:ind/>
+        <w:rPr/>
+      </w:pPr>
+      <w:r>
+        <w:rPr>
+          <w:rFonts w:ascii="Arial" w:hAnsi="Arial" w:eastAsia="Arial" w:cs="Arial"/>
+          <w:sz w:val="22"/>
+          <w:szCs w:val="22"/>
+        </w:rPr>
+        <w:t xml:space="preserve">os, dotenv — loading credentials from .env file</w:t>
+      </w:r>
+      <w:r/>
+    </w:p>
+    <w:p>
+      <w:pPr>
+        <w:pBdr/>
+        <w:spacing w:after="80" w:before="80"/>
+        <w:ind/>
+        <w:rPr/>
+      </w:pPr>
+      <w:r/>
+      <w:r/>
+    </w:p>
+    <w:p>
+      <w:pPr>
+        <w:pStyle w:val="700"/>
+        <w:pBdr/>
+        <w:spacing w:after="160" w:before="320"/>
+        <w:ind/>
+        <w:rPr/>
+      </w:pPr>
+      <w:r>
+        <w:rPr>
+          <w:rFonts w:ascii="Arial" w:hAnsi="Arial" w:eastAsia="Arial" w:cs="Arial"/>
+          <w:b/>
+          <w:bCs/>
+          <w:sz w:val="28"/>
+          <w:szCs w:val="28"/>
+        </w:rPr>
+        <w:t xml:space="preserve">3. Setup &amp; How to Run</w:t>
+      </w:r>
+      <w:r/>
+    </w:p>
+    <w:p>
+      <w:pPr>
+        <w:pBdr/>
+        <w:spacing w:after="80" w:before="80"/>
+        <w:ind/>
+        <w:rPr/>
+      </w:pPr>
+      <w:r>
+        <w:rPr>
+          <w:rFonts w:ascii="Arial" w:hAnsi="Arial" w:eastAsia="Arial" w:cs="Arial"/>
+          <w:sz w:val="22"/>
+          <w:szCs w:val="22"/>
+        </w:rPr>
+        <w:t xml:space="preserve">Create a .env file in the project root with your email credentials:</w:t>
+      </w:r>
+      <w:r/>
+    </w:p>
+    <w:p>
+      <w:pPr>
+        <w:pBdr/>
+        <w:spacing w:after="40" w:before="40"/>
+        <w:ind w:left="720"/>
+        <w:rPr/>
+      </w:pPr>
+      <w:r>
+        <w:rPr>
+          <w:rFonts w:ascii="Courier New" w:hAnsi="Courier New" w:eastAsia="Courier New" w:cs="Courier New"/>
+          <w:sz w:val="18"/>
+          <w:szCs w:val="18"/>
+        </w:rPr>
+        <w:t xml:space="preserve">Email_Address=your_email@ethereal.email</w:t>
+      </w:r>
+      <w:r/>
+    </w:p>
+    <w:p>
+      <w:pPr>
+        <w:pBdr/>
+        <w:spacing w:after="40" w:before="40"/>
+        <w:ind w:left="720"/>
+        <w:rPr/>
+      </w:pPr>
+      <w:r>
+        <w:rPr>
+          <w:rFonts w:ascii="Courier New" w:hAnsi="Courier New" w:eastAsia="Courier New" w:cs="Courier New"/>
+          <w:sz w:val="18"/>
+          <w:szCs w:val="18"/>
+        </w:rPr>
+        <w:t xml:space="preserve">Email_Password=your_password</w:t>
+      </w:r>
+      <w:r/>
+    </w:p>
+    <w:p>
+      <w:pPr>
+        <w:pBdr/>
+        <w:spacing w:after="80" w:before="80"/>
+        <w:ind/>
+        <w:rPr/>
+      </w:pPr>
+      <w:r/>
+      <w:r/>
+    </w:p>
+    <w:p>
+      <w:pPr>
+        <w:pBdr/>
+        <w:spacing w:after="80" w:before="80"/>
+        <w:ind/>
+        <w:rPr/>
+      </w:pPr>
+      <w:r>
+        <w:rPr>
+          <w:rFonts w:ascii="Arial" w:hAnsi="Arial" w:eastAsia="Arial" w:cs="Arial"/>
+          <w:sz w:val="22"/>
+          <w:szCs w:val="22"/>
+        </w:rPr>
+        <w:t xml:space="preserve">Make sure to add .env to your .gitignore so credentials are never committed:</w:t>
+      </w:r>
+      <w:r/>
+    </w:p>
+    <w:p>
+      <w:pPr>
+        <w:pBdr/>
+        <w:spacing w:after="40" w:before="40"/>
+        <w:ind w:left="720"/>
+        <w:rPr/>
+      </w:pPr>
+      <w:r>
+        <w:rPr>
+          <w:rFonts w:ascii="Courier New" w:hAnsi="Courier New" w:eastAsia="Courier New" w:cs="Courier New"/>
+          <w:sz w:val="18"/>
+          <w:szCs w:val="18"/>
+        </w:rPr>
+        <w:t xml:space="preserve">.env</w:t>
+      </w:r>
+      <w:r/>
+    </w:p>
+    <w:p>
+      <w:pPr>
+        <w:pBdr/>
+        <w:spacing w:after="80" w:before="80"/>
+        <w:ind/>
+        <w:rPr/>
+      </w:pPr>
+      <w:r/>
+      <w:r/>
+    </w:p>
+    <w:p>
+      <w:pPr>
+        <w:pBdr/>
+        <w:spacing w:after="80" w:before="80"/>
+        <w:ind/>
+        <w:rPr/>
+      </w:pPr>
+      <w:r>
+        <w:rPr>
+          <w:rFonts w:ascii="Arial" w:hAnsi="Arial" w:eastAsia="Arial" w:cs="Arial"/>
+          <w:sz w:val="22"/>
+          <w:szCs w:val="22"/>
+        </w:rPr>
+        <w:t xml:space="preserve">Run the sending script:</w:t>
+      </w:r>
+      <w:r/>
+    </w:p>
+    <w:p>
+      <w:pPr>
+        <w:pBdr/>
+        <w:spacing w:after="40" w:before="40"/>
+        <w:ind w:left="720"/>
+        <w:rPr/>
+      </w:pPr>
+      <w:r>
+        <w:rPr>
+          <w:rFonts w:ascii="Courier New" w:hAnsi="Courier New" w:eastAsia="Courier New" w:cs="Courier New"/>
+          <w:sz w:val="18"/>
+          <w:szCs w:val="18"/>
+        </w:rPr>
+        <w:t xml:space="preserve">python send_mail.py</w:t>
+      </w:r>
+      <w:r/>
+    </w:p>
+    <w:p>
+      <w:pPr>
+        <w:pBdr/>
+        <w:spacing w:after="80" w:before="80"/>
+        <w:ind/>
+        <w:rPr/>
+      </w:pPr>
+      <w:r>
+        <w:rPr>
+          <w:rFonts w:ascii="Arial" w:hAnsi="Arial" w:eastAsia="Arial" w:cs="Arial"/>
+          <w:sz w:val="22"/>
+          <w:szCs w:val="22"/>
+        </w:rPr>
+        <w:t xml:space="preserve">Run the receiving script:</w:t>
+      </w:r>
+      <w:r/>
+    </w:p>
+    <w:p>
+      <w:pPr>
+        <w:pBdr/>
+        <w:spacing w:after="40" w:before="40"/>
+        <w:ind w:left="720"/>
+        <w:rPr/>
+      </w:pPr>
+      <w:r>
+        <w:rPr>
+          <w:rFonts w:ascii="Courier New" w:hAnsi="Courier New" w:eastAsia="Courier New" w:cs="Courier New"/>
+          <w:sz w:val="18"/>
+          <w:szCs w:val="18"/>
+        </w:rPr>
+        <w:t xml:space="preserve">python receive_email.py</w:t>
+      </w:r>
+      <w:r/>
+    </w:p>
+    <w:p>
+      <w:pPr>
+        <w:pBdr/>
+        <w:spacing w:after="80" w:before="80"/>
+        <w:ind/>
+        <w:rPr/>
+      </w:pPr>
+      <w:r/>
+      <w:r/>
+    </w:p>
+    <w:p>
+      <w:pPr>
+        <w:pStyle w:val="700"/>
+        <w:pBdr/>
+        <w:spacing w:after="160" w:before="320"/>
+        <w:ind/>
+        <w:rPr/>
+      </w:pPr>
+      <w:r>
+        <w:rPr>
+          <w:rFonts w:ascii="Arial" w:hAnsi="Arial" w:eastAsia="Arial" w:cs="Arial"/>
+          <w:b/>
+          <w:bCs/>
+          <w:sz w:val="28"/>
+          <w:szCs w:val="28"/>
+        </w:rPr>
+        <w:t xml:space="preserve">4. How It Works</w:t>
+      </w:r>
+      <w:r/>
+    </w:p>
+    <w:p>
+      <w:pPr>
+        <w:pStyle w:val="701"/>
+        <w:pBdr/>
+        <w:spacing w:after="120" w:before="240"/>
+        <w:ind/>
+        <w:rPr/>
+      </w:pPr>
+      <w:r>
+        <w:rPr>
+          <w:rFonts w:ascii="Arial" w:hAnsi="Arial" w:eastAsia="Arial" w:cs="Arial"/>
+          <w:b/>
+          <w:bCs/>
+          <w:sz w:val="24"/>
+          <w:szCs w:val="24"/>
+        </w:rPr>
+        <w:t xml:space="preserve">Sending (send_mail.py)</w:t>
+      </w:r>
+      <w:r/>
+    </w:p>
+    <w:p>
+      <w:pPr>
+        <w:pBdr/>
+        <w:spacing w:after="80" w:before="80"/>
+        <w:ind/>
+        <w:rPr/>
+      </w:pPr>
+      <w:r>
+        <w:rPr>
+          <w:rFonts w:ascii="Arial" w:hAnsi="Arial" w:eastAsia="Arial" w:cs="Arial"/>
+          <w:sz w:val="22"/>
+          <w:szCs w:val="22"/>
+        </w:rPr>
+        <w:t xml:space="preserve">The </w:t>
+      </w:r>
+      <w:r>
+        <w:rPr>
+          <w:rFonts w:ascii="Arial" w:hAnsi="Arial" w:eastAsia="Arial" w:cs="Arial"/>
+          <w:sz w:val="22"/>
+          <w:szCs w:val="22"/>
+        </w:rPr>
+        <w:t xml:space="preserve">script constructs a MIME email with a subject, body, To, Cc, and Date header. It then opens a secure SMTP connection using STARTTLS and sends the email using the provided credentials. Error handling catches both SMTP-specific errors and general exceptions.</w:t>
+      </w:r>
+      <w:r/>
+    </w:p>
+    <w:p>
+      <w:pPr>
+        <w:pBdr/>
+        <w:spacing w:after="80" w:before="80"/>
+        <w:ind/>
+        <w:rPr/>
+      </w:pPr>
+      <w:r/>
+      <w:r/>
+    </w:p>
+    <w:p>
+      <w:pPr>
+        <w:pStyle w:val="701"/>
+        <w:pBdr/>
+        <w:spacing w:after="120" w:before="240"/>
+        <w:ind/>
+        <w:rPr/>
+      </w:pPr>
+      <w:r>
+        <w:rPr>
+          <w:rFonts w:ascii="Arial" w:hAnsi="Arial" w:eastAsia="Arial" w:cs="Arial"/>
+          <w:b/>
+          <w:bCs/>
+          <w:sz w:val="24"/>
+          <w:szCs w:val="24"/>
+        </w:rPr>
+        <w:t xml:space="preserve">Receiving (receive_email.py)</w:t>
+      </w:r>
+      <w:r/>
+    </w:p>
+    <w:p>
+      <w:pPr>
+        <w:pBdr/>
+        <w:spacing w:after="80" w:before="80"/>
+        <w:ind/>
+        <w:rPr/>
+      </w:pPr>
+      <w:r>
+        <w:rPr>
+          <w:rFonts w:ascii="Arial" w:hAnsi="Arial" w:eastAsia="Arial" w:cs="Arial"/>
+          <w:sz w:val="22"/>
+          <w:szCs w:val="22"/>
+        </w:rPr>
+        <w:t xml:space="preserve">The script connects to the IMAP server using SSL, logs in, and selects the Inbox. It searches for all emails and fetc</w:t>
+      </w:r>
+      <w:r>
+        <w:rPr>
+          <w:rFonts w:ascii="Arial" w:hAnsi="Arial" w:eastAsia="Arial" w:cs="Arial"/>
+          <w:sz w:val="22"/>
+          <w:szCs w:val="22"/>
+        </w:rPr>
+        <w:t xml:space="preserve">hes the latest one by taking the last ID from the results. The raw email bytes are parsed using the email library and the headers and plain text body are printed to the console. The connection is always closed in the finally block, even if an error occurs.</w:t>
+      </w:r>
+      <w:r/>
+    </w:p>
+    <w:p>
+      <w:pPr>
+        <w:pBdr/>
+        <w:spacing w:after="80" w:before="80"/>
+        <w:ind/>
+        <w:rPr/>
+      </w:pPr>
+      <w:r/>
+      <w:r/>
+    </w:p>
+    <w:p>
+      <w:pPr>
+        <w:pStyle w:val="700"/>
+        <w:pBdr/>
+        <w:spacing w:after="160" w:before="320"/>
+        <w:ind/>
+        <w:rPr/>
+      </w:pPr>
+      <w:r>
+        <w:rPr>
+          <w:rFonts w:ascii="Arial" w:hAnsi="Arial" w:eastAsia="Arial" w:cs="Arial"/>
+          <w:b/>
+          <w:bCs/>
+          <w:sz w:val="28"/>
+          <w:szCs w:val="28"/>
+        </w:rPr>
+        <w:t xml:space="preserve">5. Testing</w:t>
+      </w:r>
+      <w:r/>
+    </w:p>
+    <w:p>
+      <w:pPr>
+        <w:pStyle w:val="701"/>
+        <w:pBdr/>
+        <w:spacing w:after="120" w:before="240"/>
+        <w:ind/>
+        <w:rPr/>
+      </w:pPr>
+      <w:r>
+        <w:rPr>
+          <w:rFonts w:ascii="Arial" w:hAnsi="Arial" w:eastAsia="Arial" w:cs="Arial"/>
+          <w:b/>
+          <w:bCs/>
+          <w:sz w:val="24"/>
+          <w:szCs w:val="24"/>
+        </w:rPr>
+        <w:t xml:space="preserve">Test 1 — Gmail SMTP to mail.tm</w:t>
+      </w:r>
+      <w:r/>
+    </w:p>
+    <w:p>
+      <w:pPr>
+        <w:pBdr/>
+        <w:spacing w:after="80" w:before="80"/>
+        <w:ind/>
+        <w:rPr/>
+      </w:pPr>
+      <w:r>
+        <w:rPr>
+          <w:rFonts w:ascii="Arial" w:hAnsi="Arial" w:eastAsia="Arial" w:cs="Arial"/>
+          <w:sz w:val="22"/>
+          <w:szCs w:val="22"/>
+        </w:rPr>
+        <w:t xml:space="preserve">An email was sent from a Gmail account using smtp.gmail.com (port </w:t>
+      </w:r>
+      <w:r>
+        <w:rPr>
+          <w:rFonts w:ascii="Arial" w:hAnsi="Arial" w:eastAsia="Arial" w:cs="Arial"/>
+          <w:sz w:val="22"/>
+          <w:szCs w:val="22"/>
+        </w:rPr>
+        <w:t xml:space="preserve">465</w:t>
+      </w:r>
+      <w:r>
+        <w:rPr>
+          <w:rFonts w:ascii="Arial" w:hAnsi="Arial" w:eastAsia="Arial" w:cs="Arial"/>
+          <w:sz w:val="22"/>
+          <w:szCs w:val="22"/>
+        </w:rPr>
+        <w:t xml:space="preserve">, </w:t>
+      </w:r>
+      <w:r>
+        <w:t xml:space="preserve">SSL</w:t>
+      </w:r>
+      <w:r>
+        <w:rPr>
+          <w:rFonts w:ascii="Arial" w:hAnsi="Arial" w:eastAsia="Arial" w:cs="Arial"/>
+          <w:sz w:val="22"/>
+          <w:szCs w:val="22"/>
+        </w:rPr>
+        <w:t xml:space="preserve">) to three mail.tm addresses: test1@sharebot.net, test2@sharebot.net, and limeteresina@sharebot.net. The email was confirmed received in all three inboxes.</w:t>
+      </w:r>
+      <w:r/>
+    </w:p>
+    <w:p>
+      <w:pPr>
+        <w:pBdr/>
+        <w:spacing w:after="80" w:before="80"/>
+        <w:ind/>
+        <w:rPr/>
+      </w:pPr>
+      <w:r/>
+      <w:r/>
+    </w:p>
+    <w:p>
+      <w:pPr>
+        <w:pBdr/>
+        <w:spacing w:after="120" w:before="120"/>
+        <w:ind/>
+        <w:rPr/>
+      </w:pPr>
+      <w:r/>
       <w:r>
         <mc:AlternateContent>
           <mc:Choice Requires="wpg">
@@ -75,18 +721,18 @@
                   <a:graphicData uri="http://schemas.openxmlformats.org/drawingml/2006/picture">
                     <pic:pic xmlns:pic="http://schemas.openxmlformats.org/drawingml/2006/picture">
                       <pic:nvPicPr>
-                        <pic:cNvPr id="2088530898" name=""/>
+                        <pic:cNvPr id="816276401" name=""/>
                         <pic:cNvPicPr>
                           <a:picLocks noChangeAspect="1"/>
                         </pic:cNvPicPr>
                         <pic:nvPr/>
                       </pic:nvPicPr>
                       <pic:blipFill rotWithShape="1">
-                        <a:blip r:embed="rId8"/>
+                        <a:blip r:embed="rId9"/>
                         <a:stretch/>
                       </pic:blipFill>
                       <pic:spPr bwMode="auto">
-                        <a:xfrm>
+                        <a:xfrm rot="0" flipH="0" flipV="0">
                           <a:off x="0" y="0"/>
                           <a:ext cx="5943599" cy="391446"/>
                         </a:xfrm>
@@ -121,38 +767,24 @@
                 <v:path o:extrusionok="f" gradientshapeok="t" o:connecttype="rect"/>
                 <o:lock v:ext="edit" aspectratio="t"/>
               </v:shapetype>
-              <v:shape id="_x0000_i0" o:spid="_x0000_s0" type="#_x0000_t75" style="width:468.00pt;height:30.82pt;mso-wrap-distance-left:0.00pt;mso-wrap-distance-top:0.00pt;mso-wrap-distance-right:0.00pt;mso-wrap-distance-bottom:0.00pt;z-index:1;" stroked="false">
-                <v:imagedata r:id="rId8" o:title=""/>
+              <v:shape id="_x0000_i0" o:spid="_x0000_s0" type="#_x0000_t75" style="width:468.00pt;height:30.82pt;mso-wrap-distance-left:0.00pt;mso-wrap-distance-top:0.00pt;mso-wrap-distance-right:0.00pt;mso-wrap-distance-bottom:0.00pt;rotation:0;z-index:1;" stroked="false">
+                <v:imagedata r:id="rId9" o:title=""/>
                 <o:lock v:ext="edit" rotation="t"/>
               </v:shape>
             </w:pict>
           </mc:Fallback>
         </mc:AlternateContent>
       </w:r>
-      <w:r>
-        <w:rPr>
-          <w:highlight w:val="none"/>
-        </w:rPr>
-      </w:r>
-      <w:r>
-        <w:rPr>
-          <w:highlight w:val="none"/>
-        </w:rPr>
-      </w:r>
-      <w:r>
-        <w:rPr>
-          <w:highlight w:val="none"/>
-        </w:rPr>
-      </w:r>
+      <w:r/>
+      <w:r/>
+      <w:r/>
     </w:p>
     <w:p>
       <w:pPr>
         <w:pBdr/>
-        <w:spacing/>
-        <w:ind/>
-        <w:rPr>
-          <w:highlight w:val="none"/>
-        </w:rPr>
+        <w:spacing w:after="120" w:before="120"/>
+        <w:ind/>
+        <w:rPr/>
       </w:pPr>
       <w:r/>
       <w:r>
@@ -170,20 +802,20 @@
                   <a:graphicData uri="http://schemas.openxmlformats.org/drawingml/2006/picture">
                     <pic:pic xmlns:pic="http://schemas.openxmlformats.org/drawingml/2006/picture">
                       <pic:nvPicPr>
-                        <pic:cNvPr id="1962728488" name=""/>
+                        <pic:cNvPr id="703946011" name=""/>
                         <pic:cNvPicPr>
                           <a:picLocks noChangeAspect="1"/>
                         </pic:cNvPicPr>
                         <pic:nvPr/>
                       </pic:nvPicPr>
                       <pic:blipFill rotWithShape="1">
-                        <a:blip r:embed="rId9"/>
+                        <a:blip r:embed="rId10"/>
                         <a:stretch/>
                       </pic:blipFill>
                       <pic:spPr bwMode="auto">
-                        <a:xfrm>
+                        <a:xfrm rot="0" flipH="0" flipV="0">
                           <a:off x="0" y="0"/>
-                          <a:ext cx="5943599" cy="2841783"/>
+                          <a:ext cx="5943599" cy="2841782"/>
                         </a:xfrm>
                         <a:prstGeom prst="rect">
                           <a:avLst/>
@@ -216,8 +848,8 @@
                 <v:path o:extrusionok="f" gradientshapeok="t" o:connecttype="rect"/>
                 <o:lock v:ext="edit" aspectratio="t"/>
               </v:shapetype>
-              <v:shape id="_x0000_i1" o:spid="_x0000_s1" type="#_x0000_t75" style="width:468.00pt;height:223.76pt;mso-wrap-distance-left:0.00pt;mso-wrap-distance-top:0.00pt;mso-wrap-distance-right:0.00pt;mso-wrap-distance-bottom:0.00pt;z-index:1;" stroked="false">
-                <v:imagedata r:id="rId9" o:title=""/>
+              <v:shape id="_x0000_i1" o:spid="_x0000_s1" type="#_x0000_t75" style="width:468.00pt;height:223.76pt;mso-wrap-distance-left:0.00pt;mso-wrap-distance-top:0.00pt;mso-wrap-distance-right:0.00pt;mso-wrap-distance-bottom:0.00pt;rotation:0;z-index:1;" stroked="false">
+                <v:imagedata r:id="rId10" o:title=""/>
                 <o:lock v:ext="edit" rotation="t"/>
               </v:shape>
             </w:pict>
@@ -231,17 +863,13 @@
     <w:p>
       <w:pPr>
         <w:pBdr/>
-        <w:spacing/>
+        <w:spacing w:after="120" w:before="120"/>
         <w:ind/>
         <w:rPr>
           <w:highlight w:val="none"/>
         </w:rPr>
       </w:pPr>
-      <w:r>
-        <w:rPr>
-          <w:highlight w:val="none"/>
-        </w:rPr>
-      </w:r>
+      <w:r/>
       <w:r>
         <mc:AlternateContent>
           <mc:Choice Requires="wpg">
@@ -257,18 +885,18 @@
                   <a:graphicData uri="http://schemas.openxmlformats.org/drawingml/2006/picture">
                     <pic:pic xmlns:pic="http://schemas.openxmlformats.org/drawingml/2006/picture">
                       <pic:nvPicPr>
-                        <pic:cNvPr id="418620248" name=""/>
+                        <pic:cNvPr id="1430722382" name=""/>
                         <pic:cNvPicPr>
                           <a:picLocks noChangeAspect="1"/>
                         </pic:cNvPicPr>
                         <pic:nvPr/>
                       </pic:nvPicPr>
                       <pic:blipFill rotWithShape="1">
-                        <a:blip r:embed="rId10"/>
+                        <a:blip r:embed="rId11"/>
                         <a:stretch/>
                       </pic:blipFill>
                       <pic:spPr bwMode="auto">
-                        <a:xfrm>
+                        <a:xfrm rot="0" flipH="0" flipV="0">
                           <a:off x="0" y="0"/>
                           <a:ext cx="5943599" cy="2838687"/>
                         </a:xfrm>
@@ -303,13 +931,29 @@
                 <v:path o:extrusionok="f" gradientshapeok="t" o:connecttype="rect"/>
                 <o:lock v:ext="edit" aspectratio="t"/>
               </v:shapetype>
-              <v:shape id="_x0000_i2" o:spid="_x0000_s2" type="#_x0000_t75" style="width:468.00pt;height:223.52pt;mso-wrap-distance-left:0.00pt;mso-wrap-distance-top:0.00pt;mso-wrap-distance-right:0.00pt;mso-wrap-distance-bottom:0.00pt;z-index:1;" stroked="false">
-                <v:imagedata r:id="rId10" o:title=""/>
+              <v:shape id="_x0000_i2" o:spid="_x0000_s2" type="#_x0000_t75" style="width:468.00pt;height:223.52pt;mso-wrap-distance-left:0.00pt;mso-wrap-distance-top:0.00pt;mso-wrap-distance-right:0.00pt;mso-wrap-distance-bottom:0.00pt;rotation:0;z-index:1;" stroked="false">
+                <v:imagedata r:id="rId11" o:title=""/>
                 <o:lock v:ext="edit" rotation="t"/>
               </v:shape>
             </w:pict>
           </mc:Fallback>
         </mc:AlternateContent>
+      </w:r>
+      <w:r/>
+      <w:r/>
+      <w:r/>
+    </w:p>
+    <w:p>
+      <w:pPr>
+        <w:pBdr/>
+        <w:spacing w:after="120" w:before="120"/>
+        <w:ind/>
+        <w:rPr/>
+      </w:pPr>
+      <w:r>
+        <w:rPr>
+          <w:highlight w:val="none"/>
+        </w:rPr>
       </w:r>
       <w:r>
         <w:rPr>
@@ -321,22 +965,15 @@
           <w:highlight w:val="none"/>
         </w:rPr>
       </w:r>
-      <w:r/>
     </w:p>
     <w:p>
       <w:pPr>
         <w:pBdr/>
-        <w:spacing/>
-        <w:ind/>
-        <w:rPr>
-          <w:highlight w:val="none"/>
-        </w:rPr>
-      </w:pPr>
-      <w:r>
-        <w:rPr>
-          <w:highlight w:val="none"/>
-        </w:rPr>
-      </w:r>
+        <w:spacing w:after="120" w:before="120"/>
+        <w:ind/>
+        <w:rPr/>
+      </w:pPr>
+      <w:r/>
       <w:r>
         <mc:AlternateContent>
           <mc:Choice Requires="wpg">
@@ -352,18 +989,18 @@
                   <a:graphicData uri="http://schemas.openxmlformats.org/drawingml/2006/picture">
                     <pic:pic xmlns:pic="http://schemas.openxmlformats.org/drawingml/2006/picture">
                       <pic:nvPicPr>
-                        <pic:cNvPr id="2133501806" name=""/>
+                        <pic:cNvPr id="1264744196" name=""/>
                         <pic:cNvPicPr>
                           <a:picLocks noChangeAspect="1"/>
                         </pic:cNvPicPr>
                         <pic:nvPr/>
                       </pic:nvPicPr>
                       <pic:blipFill rotWithShape="1">
-                        <a:blip r:embed="rId11"/>
+                        <a:blip r:embed="rId12"/>
                         <a:stretch/>
                       </pic:blipFill>
                       <pic:spPr bwMode="auto">
-                        <a:xfrm>
+                        <a:xfrm rot="0" flipH="0" flipV="0">
                           <a:off x="0" y="0"/>
                           <a:ext cx="5943599" cy="2847974"/>
                         </a:xfrm>
@@ -398,127 +1035,94 @@
                 <v:path o:extrusionok="f" gradientshapeok="t" o:connecttype="rect"/>
                 <o:lock v:ext="edit" aspectratio="t"/>
               </v:shapetype>
-              <v:shape id="_x0000_i3" o:spid="_x0000_s3" type="#_x0000_t75" style="width:468.00pt;height:224.25pt;mso-wrap-distance-left:0.00pt;mso-wrap-distance-top:0.00pt;mso-wrap-distance-right:0.00pt;mso-wrap-distance-bottom:0.00pt;z-index:1;" stroked="false">
-                <v:imagedata r:id="rId11" o:title=""/>
+              <v:shape id="_x0000_i3" o:spid="_x0000_s3" type="#_x0000_t75" style="width:468.00pt;height:224.25pt;mso-wrap-distance-left:0.00pt;mso-wrap-distance-top:0.00pt;mso-wrap-distance-right:0.00pt;mso-wrap-distance-bottom:0.00pt;rotation:0;z-index:1;" stroked="false">
+                <v:imagedata r:id="rId12" o:title=""/>
                 <o:lock v:ext="edit" rotation="t"/>
               </v:shape>
             </w:pict>
           </mc:Fallback>
         </mc:AlternateContent>
       </w:r>
+      <w:r/>
+      <w:r/>
+      <w:r/>
+    </w:p>
+    <w:p>
+      <w:pPr>
+        <w:pBdr/>
+        <w:spacing w:after="80" w:before="80"/>
+        <w:ind/>
+        <w:rPr/>
+      </w:pPr>
+      <w:r/>
+      <w:r/>
+    </w:p>
+    <w:p>
+      <w:pPr>
+        <w:pStyle w:val="701"/>
+        <w:pBdr/>
+        <w:spacing w:after="120" w:before="240"/>
+        <w:ind/>
+        <w:rPr/>
+      </w:pPr>
       <w:r>
         <w:rPr>
-          <w:highlight w:val="none"/>
+          <w:rFonts w:ascii="Arial" w:hAnsi="Arial" w:eastAsia="Arial" w:cs="Arial"/>
+          <w:b/>
+          <w:bCs/>
+          <w:sz w:val="24"/>
+          <w:szCs w:val="24"/>
         </w:rPr>
+        <w:t xml:space="preserve">Test 2 — Ethereal SMTP + IMAP</w:t>
+      </w:r>
+      <w:r/>
+    </w:p>
+    <w:p>
+      <w:pPr>
+        <w:pBdr/>
+        <w:spacing w:after="80" w:before="80"/>
+        <w:ind/>
+        <w:rPr/>
+      </w:pPr>
+      <w:r>
+        <w:rPr>
+          <w:rFonts w:ascii="Arial" w:hAnsi="Arial" w:eastAsia="Arial" w:cs="Arial"/>
+          <w:sz w:val="22"/>
+          <w:szCs w:val="22"/>
+        </w:rPr>
+        <w:t xml:space="preserve">A second test was done using Ethereal Email (smtp.ethereal.email, port 587, </w:t>
+      </w:r>
+      <w:r>
+        <w:t xml:space="preserve">STARTTLS</w:t>
       </w:r>
       <w:r>
         <w:rPr>
-          <w:highlight w:val="none"/>
+          <w:rFonts w:ascii="Arial" w:hAnsi="Arial" w:eastAsia="Arial" w:cs="Arial"/>
+          <w:sz w:val="22"/>
+          <w:szCs w:val="22"/>
         </w:rPr>
+        <w:t xml:space="preserve">). Two emails were sent and the receiving script fetched the latest one via IMAP (imap.ethereal.email, port 993). The full headers and body were printed successfully to the terminal.</w:t>
       </w:r>
-      <w:r>
-        <w:rPr>
-          <w:highlight w:val="none"/>
-        </w:rPr>
-      </w:r>
+      <w:r/>
     </w:p>
     <w:p>
       <w:pPr>
         <w:pBdr/>
-        <w:spacing/>
-        <w:ind/>
-        <w:rPr>
-          <w:highlight w:val="none"/>
-        </w:rPr>
-      </w:pPr>
-      <w:r>
-        <w:rPr>
-          <w:highlight w:val="none"/>
-        </w:rPr>
-      </w:r>
-      <w:r>
-        <w:rPr>
-          <w:highlight w:val="none"/>
-        </w:rPr>
-      </w:r>
-      <w:r>
-        <w:rPr>
-          <w:highlight w:val="none"/>
-        </w:rPr>
-      </w:r>
+        <w:spacing w:after="80" w:before="80"/>
+        <w:ind/>
+        <w:rPr/>
+      </w:pPr>
+      <w:r/>
+      <w:r/>
     </w:p>
     <w:p>
       <w:pPr>
-        <w:pStyle w:val="140"/>
-        <w:pBdr/>
-        <w:spacing/>
-        <w:ind/>
-        <w:rPr>
-          <w:highlight w:val="none"/>
-        </w:rPr>
-      </w:pPr>
-      <w:r>
-        <w:rPr>
-          <w:highlight w:val="none"/>
-        </w:rPr>
-        <w:t xml:space="preserve">Using Ethereal</w:t>
-      </w:r>
-      <w:r>
-        <w:rPr>
-          <w:highlight w:val="none"/>
-        </w:rPr>
-      </w:r>
-    </w:p>
-    <w:p>
-      <w:pPr>
-        <w:pBdr>
-          <w:top w:val="none" w:color="000000" w:sz="4" w:space="0"/>
-          <w:left w:val="none" w:color="000000" w:sz="4" w:space="0"/>
-          <w:bottom w:val="none" w:color="000000" w:sz="4" w:space="0"/>
-          <w:right w:val="none" w:color="000000" w:sz="4" w:space="0"/>
-        </w:pBdr>
-        <w:spacing/>
-        <w:ind w:right="0" w:firstLine="0" w:left="0"/>
+        <w:pBdr/>
+        <w:spacing w:after="120" w:before="120"/>
+        <w:ind/>
         <w:rPr/>
       </w:pPr>
-      <w:r>
-        <w:rPr>
-          <w:highlight w:val="none"/>
-        </w:rPr>
-        <w:t xml:space="preserve">I sent two emails and fetched the latest one using &lt;</w:t>
-      </w:r>
-      <w:r>
-        <w:t xml:space="preserve">smtp.ethereal.email</w:t>
-      </w:r>
-      <w:r>
-        <w:rPr>
-          <w:highlight w:val="none"/>
-        </w:rPr>
-        <w:t xml:space="preserve">&gt;</w:t>
-      </w:r>
       <w:r/>
-      <w:r/>
-      <w:r>
-        <w:rPr>
-          <w:rFonts w:ascii="Times New Roman" w:hAnsi="Times New Roman" w:eastAsia="Times New Roman" w:cs="Times New Roman"/>
-          <w:sz w:val="24"/>
-        </w:rPr>
-      </w:r>
-    </w:p>
-    <w:p>
-      <w:pPr>
-        <w:pBdr/>
-        <w:spacing/>
-        <w:ind/>
-        <w:rPr>
-          <w:highlight w:val="none"/>
-        </w:rPr>
-      </w:pPr>
-      <w:r>
-        <w:rPr>
-          <w:highlight w:val="none"/>
-        </w:rPr>
-      </w:r>
       <w:r>
         <mc:AlternateContent>
           <mc:Choice Requires="wpg">
@@ -534,18 +1138,18 @@
                   <a:graphicData uri="http://schemas.openxmlformats.org/drawingml/2006/picture">
                     <pic:pic xmlns:pic="http://schemas.openxmlformats.org/drawingml/2006/picture">
                       <pic:nvPicPr>
-                        <pic:cNvPr id="1760368602" name=""/>
+                        <pic:cNvPr id="1913466793" name=""/>
                         <pic:cNvPicPr>
                           <a:picLocks noChangeAspect="1"/>
                         </pic:cNvPicPr>
                         <pic:nvPr/>
                       </pic:nvPicPr>
                       <pic:blipFill rotWithShape="1">
-                        <a:blip r:embed="rId12"/>
+                        <a:blip r:embed="rId13"/>
                         <a:stretch/>
                       </pic:blipFill>
                       <pic:spPr bwMode="auto">
-                        <a:xfrm>
+                        <a:xfrm rot="0" flipH="0" flipV="0">
                           <a:off x="0" y="0"/>
                           <a:ext cx="5943599" cy="2838687"/>
                         </a:xfrm>
@@ -580,40 +1184,26 @@
                 <v:path o:extrusionok="f" gradientshapeok="t" o:connecttype="rect"/>
                 <o:lock v:ext="edit" aspectratio="t"/>
               </v:shapetype>
-              <v:shape id="_x0000_i4" o:spid="_x0000_s4" type="#_x0000_t75" style="width:468.00pt;height:223.52pt;mso-wrap-distance-left:0.00pt;mso-wrap-distance-top:0.00pt;mso-wrap-distance-right:0.00pt;mso-wrap-distance-bottom:0.00pt;z-index:1;" stroked="false">
-                <v:imagedata r:id="rId12" o:title=""/>
+              <v:shape id="_x0000_i4" o:spid="_x0000_s4" type="#_x0000_t75" style="width:468.00pt;height:223.52pt;mso-wrap-distance-left:0.00pt;mso-wrap-distance-top:0.00pt;mso-wrap-distance-right:0.00pt;mso-wrap-distance-bottom:0.00pt;rotation:0;z-index:1;" stroked="false">
+                <v:imagedata r:id="rId13" o:title=""/>
                 <o:lock v:ext="edit" rotation="t"/>
               </v:shape>
             </w:pict>
           </mc:Fallback>
         </mc:AlternateContent>
       </w:r>
-      <w:r>
-        <w:rPr>
-          <w:highlight w:val="none"/>
-        </w:rPr>
-      </w:r>
-      <w:r>
-        <w:rPr>
-          <w:highlight w:val="none"/>
-        </w:rPr>
-      </w:r>
+      <w:r/>
+      <w:r/>
       <w:r/>
     </w:p>
     <w:p>
       <w:pPr>
         <w:pBdr/>
-        <w:spacing/>
-        <w:ind/>
-        <w:rPr>
-          <w:highlight w:val="none"/>
-        </w:rPr>
-      </w:pPr>
-      <w:r>
-        <w:rPr>
-          <w:highlight w:val="none"/>
-        </w:rPr>
-      </w:r>
+        <w:spacing w:after="120" w:before="120"/>
+        <w:ind/>
+        <w:rPr/>
+      </w:pPr>
+      <w:r/>
       <w:r>
         <mc:AlternateContent>
           <mc:Choice Requires="wpg">
@@ -629,20 +1219,20 @@
                   <a:graphicData uri="http://schemas.openxmlformats.org/drawingml/2006/picture">
                     <pic:pic xmlns:pic="http://schemas.openxmlformats.org/drawingml/2006/picture">
                       <pic:nvPicPr>
-                        <pic:cNvPr id="1238665378" name=""/>
+                        <pic:cNvPr id="121166822" name=""/>
                         <pic:cNvPicPr>
                           <a:picLocks noChangeAspect="1"/>
                         </pic:cNvPicPr>
                         <pic:nvPr/>
                       </pic:nvPicPr>
                       <pic:blipFill rotWithShape="1">
-                        <a:blip r:embed="rId13"/>
+                        <a:blip r:embed="rId14"/>
                         <a:stretch/>
                       </pic:blipFill>
                       <pic:spPr bwMode="auto">
-                        <a:xfrm>
+                        <a:xfrm rot="0" flipH="0" flipV="0">
                           <a:off x="0" y="0"/>
-                          <a:ext cx="5943599" cy="2842726"/>
+                          <a:ext cx="5943599" cy="2842725"/>
                         </a:xfrm>
                         <a:prstGeom prst="rect">
                           <a:avLst/>
@@ -675,38 +1265,26 @@
                 <v:path o:extrusionok="f" gradientshapeok="t" o:connecttype="rect"/>
                 <o:lock v:ext="edit" aspectratio="t"/>
               </v:shapetype>
-              <v:shape id="_x0000_i5" o:spid="_x0000_s5" type="#_x0000_t75" style="width:468.00pt;height:223.84pt;mso-wrap-distance-left:0.00pt;mso-wrap-distance-top:0.00pt;mso-wrap-distance-right:0.00pt;mso-wrap-distance-bottom:0.00pt;z-index:1;" stroked="false">
-                <v:imagedata r:id="rId13" o:title=""/>
+              <v:shape id="_x0000_i5" o:spid="_x0000_s5" type="#_x0000_t75" style="width:468.00pt;height:223.84pt;mso-wrap-distance-left:0.00pt;mso-wrap-distance-top:0.00pt;mso-wrap-distance-right:0.00pt;mso-wrap-distance-bottom:0.00pt;rotation:0;z-index:1;" stroked="false">
+                <v:imagedata r:id="rId14" o:title=""/>
                 <o:lock v:ext="edit" rotation="t"/>
               </v:shape>
             </w:pict>
           </mc:Fallback>
         </mc:AlternateContent>
       </w:r>
-      <w:r>
-        <w:rPr>
-          <w:highlight w:val="none"/>
-        </w:rPr>
-      </w:r>
-      <w:r>
-        <w:rPr>
-          <w:highlight w:val="none"/>
-        </w:rPr>
-      </w:r>
+      <w:r/>
+      <w:r/>
       <w:r/>
     </w:p>
     <w:p>
       <w:pPr>
         <w:pBdr/>
-        <w:spacing/>
+        <w:spacing w:after="120" w:before="120"/>
         <w:ind/>
         <w:rPr/>
       </w:pPr>
-      <w:r>
-        <w:rPr>
-          <w:highlight w:val="none"/>
-        </w:rPr>
-      </w:r>
+      <w:r/>
       <w:r>
         <mc:AlternateContent>
           <mc:Choice Requires="wpg">
@@ -722,20 +1300,20 @@
                   <a:graphicData uri="http://schemas.openxmlformats.org/drawingml/2006/picture">
                     <pic:pic xmlns:pic="http://schemas.openxmlformats.org/drawingml/2006/picture">
                       <pic:nvPicPr>
-                        <pic:cNvPr id="650278323" name=""/>
+                        <pic:cNvPr id="2146303321" name=""/>
                         <pic:cNvPicPr>
                           <a:picLocks noChangeAspect="1"/>
                         </pic:cNvPicPr>
                         <pic:nvPr/>
                       </pic:nvPicPr>
                       <pic:blipFill rotWithShape="1">
-                        <a:blip r:embed="rId14"/>
+                        <a:blip r:embed="rId15"/>
                         <a:stretch/>
                       </pic:blipFill>
                       <pic:spPr bwMode="auto">
-                        <a:xfrm>
+                        <a:xfrm rot="0" flipH="0" flipV="0">
                           <a:off x="0" y="0"/>
-                          <a:ext cx="5943599" cy="2005214"/>
+                          <a:ext cx="5943599" cy="2005213"/>
                         </a:xfrm>
                         <a:prstGeom prst="rect">
                           <a:avLst/>
@@ -768,37 +1346,14 @@
                 <v:path o:extrusionok="f" gradientshapeok="t" o:connecttype="rect"/>
                 <o:lock v:ext="edit" aspectratio="t"/>
               </v:shapetype>
-              <v:shape id="_x0000_i6" o:spid="_x0000_s6" type="#_x0000_t75" style="width:468.00pt;height:157.89pt;mso-wrap-distance-left:0.00pt;mso-wrap-distance-top:0.00pt;mso-wrap-distance-right:0.00pt;mso-wrap-distance-bottom:0.00pt;z-index:1;" stroked="false">
-                <v:imagedata r:id="rId14" o:title=""/>
+              <v:shape id="_x0000_i6" o:spid="_x0000_s6" type="#_x0000_t75" style="width:468.00pt;height:157.89pt;mso-wrap-distance-left:0.00pt;mso-wrap-distance-top:0.00pt;mso-wrap-distance-right:0.00pt;mso-wrap-distance-bottom:0.00pt;rotation:0;z-index:1;" stroked="false">
+                <v:imagedata r:id="rId15" o:title=""/>
                 <o:lock v:ext="edit" rotation="t"/>
               </v:shape>
             </w:pict>
           </mc:Fallback>
         </mc:AlternateContent>
       </w:r>
-      <w:r>
-        <w:rPr>
-          <w:highlight w:val="none"/>
-        </w:rPr>
-      </w:r>
-      <w:r>
-        <w:rPr>
-          <w:highlight w:val="none"/>
-        </w:rPr>
-      </w:r>
-      <w:r>
-        <w:rPr>
-          <w:highlight w:val="none"/>
-        </w:rPr>
-      </w:r>
-    </w:p>
-    <w:p>
-      <w:pPr>
-        <w:pBdr/>
-        <w:spacing/>
-        <w:ind/>
-        <w:rPr/>
-      </w:pPr>
       <w:r/>
       <w:r/>
       <w:r/>
@@ -806,33 +1361,65 @@
     <w:p>
       <w:pPr>
         <w:pBdr/>
-        <w:spacing/>
+        <w:spacing w:after="80" w:before="80"/>
+        <w:ind/>
+        <w:rPr/>
+      </w:pPr>
+      <w:r/>
+      <w:r/>
+    </w:p>
+    <w:p>
+      <w:pPr>
+        <w:pStyle w:val="700"/>
+        <w:pBdr/>
+        <w:spacing w:after="160" w:before="320"/>
         <w:ind/>
         <w:rPr/>
       </w:pPr>
       <w:r>
         <w:rPr>
-          <w:highlight w:val="none"/>
+          <w:rFonts w:ascii="Arial" w:hAnsi="Arial" w:eastAsia="Arial" w:cs="Arial"/>
+          <w:b/>
+          <w:bCs/>
+          <w:sz w:val="28"/>
+          <w:szCs w:val="28"/>
         </w:rPr>
+        <w:t xml:space="preserve">6. Conclusion</w:t>
+      </w:r>
+      <w:r/>
+    </w:p>
+    <w:p>
+      <w:pPr>
+        <w:pBdr/>
+        <w:spacing w:after="80" w:before="80"/>
+        <w:ind/>
+        <w:rPr/>
+      </w:pPr>
+      <w:r>
+        <w:rPr>
+          <w:rFonts w:ascii="Arial" w:hAnsi="Arial" w:eastAsia="Arial" w:cs="Arial"/>
+          <w:sz w:val="22"/>
+          <w:szCs w:val="22"/>
+        </w:rPr>
+        <w:t xml:space="preserve">Both scripts work correctly across two different mail servers. The main challenge encountered was that mail.tm does not support IMAP, so Ethereal Emai</w:t>
       </w:r>
       <w:r>
         <w:rPr>
-          <w:highlight w:val="none"/>
+          <w:rFonts w:ascii="Arial" w:hAnsi="Arial" w:eastAsia="Arial" w:cs="Arial"/>
+          <w:sz w:val="22"/>
+          <w:szCs w:val="22"/>
         </w:rPr>
+        <w:t xml:space="preserve">l was used instead for the receiving test. Using .env files to manage credentials kept the code clean and safe. The project demonstrates a working implementation of the SMTP and IMAP protocols in Python with proper error handling and connection management.</w:t>
       </w:r>
-      <w:r>
-        <w:rPr>
-          <w:highlight w:val="none"/>
-        </w:rPr>
-      </w:r>
+      <w:r/>
     </w:p>
     <w:sectPr>
       <w:footnotePr/>
       <w:endnotePr/>
       <w:type w:val="nextPage"/>
       <w:pgSz w:h="15840" w:orient="portrait" w:w="12240"/>
-      <w:pgMar w:top="1440" w:right="1440" w:bottom="1440" w:left="1440" w:header="720" w:footer="720" w:gutter="0"/>
-      <w:cols w:num="1" w:sep="0" w:space="720" w:equalWidth="1"/>
+      <w:pgMar w:top="1440" w:right="1440" w:bottom="1440" w:left="1440" w:header="708" w:footer="708" w:gutter="0"/>
+      <w:cols w:num="1" w:sep="0" w:space="1701" w:equalWidth="1"/>
     </w:sectPr>
   </w:body>
 </w:document>
@@ -908,21 +1495,293 @@
 </w:footnotes>
 </file>
 
+<file path=word/numbering.xml><?xml version="1.0" encoding="utf-8"?>
+<w:numbering xmlns:wpc="http://schemas.microsoft.com/office/word/2010/wordprocessingCanvas" xmlns:mc="http://schemas.openxmlformats.org/markup-compatibility/2006" xmlns:o="urn:schemas-microsoft-com:office:office" xmlns:r="http://schemas.openxmlformats.org/officeDocument/2006/relationships" xmlns:m="http://schemas.openxmlformats.org/officeDocument/2006/math" xmlns:v="urn:schemas-microsoft-com:vml" xmlns:wp14="http://schemas.microsoft.com/office/word/2010/wordprocessingDrawing" xmlns:wp="http://schemas.openxmlformats.org/drawingml/2006/wordprocessingDrawing" xmlns:w10="urn:schemas-microsoft-com:office:word" xmlns:w="http://schemas.openxmlformats.org/wordprocessingml/2006/main" xmlns:w14="http://schemas.microsoft.com/office/word/2010/wordml" xmlns:w15="http://schemas.microsoft.com/office/word/2012/wordml" xmlns:wpg="http://schemas.microsoft.com/office/word/2010/wordprocessingGroup" xmlns:wpi="http://schemas.microsoft.com/office/word/2010/wordprocessingInk" xmlns:wne="http://schemas.microsoft.com/office/word/2006/wordml" xmlns:wps="http://schemas.microsoft.com/office/word/2010/wordprocessingShape" mc:Ignorable="w14 w15 wp14">
+  <w:abstractNum w:abstractNumId="0">
+    <w:lvl w:ilvl="0">
+      <w:isLgl w:val="false"/>
+      <w:lvlJc w:val="left"/>
+      <w:lvlText w:val="●"/>
+      <w:numFmt w:val="bullet"/>
+      <w:pPr>
+        <w:pBdr/>
+        <w:spacing/>
+        <w:ind w:hanging="360" w:left="720"/>
+      </w:pPr>
+      <w:rPr/>
+      <w:start w:val="1"/>
+      <w:suff w:val="tab"/>
+    </w:lvl>
+    <w:lvl w:ilvl="1">
+      <w:isLgl w:val="false"/>
+      <w:lvlJc w:val="left"/>
+      <w:lvlText w:val="○"/>
+      <w:numFmt w:val="bullet"/>
+      <w:pPr>
+        <w:pBdr/>
+        <w:spacing/>
+        <w:ind w:hanging="360" w:left="1440"/>
+      </w:pPr>
+      <w:rPr/>
+      <w:start w:val="1"/>
+      <w:suff w:val="tab"/>
+    </w:lvl>
+    <w:lvl w:ilvl="2">
+      <w:isLgl w:val="false"/>
+      <w:lvlJc w:val="left"/>
+      <w:lvlText w:val="■"/>
+      <w:numFmt w:val="bullet"/>
+      <w:pPr>
+        <w:pBdr/>
+        <w:spacing/>
+        <w:ind w:hanging="360" w:left="2160"/>
+      </w:pPr>
+      <w:rPr/>
+      <w:start w:val="1"/>
+      <w:suff w:val="tab"/>
+    </w:lvl>
+    <w:lvl w:ilvl="3">
+      <w:isLgl w:val="false"/>
+      <w:lvlJc w:val="left"/>
+      <w:lvlText w:val="●"/>
+      <w:numFmt w:val="bullet"/>
+      <w:pPr>
+        <w:pBdr/>
+        <w:spacing/>
+        <w:ind w:hanging="360" w:left="2880"/>
+      </w:pPr>
+      <w:rPr/>
+      <w:start w:val="1"/>
+      <w:suff w:val="tab"/>
+    </w:lvl>
+    <w:lvl w:ilvl="4">
+      <w:isLgl w:val="false"/>
+      <w:lvlJc w:val="left"/>
+      <w:lvlText w:val="○"/>
+      <w:numFmt w:val="bullet"/>
+      <w:pPr>
+        <w:pBdr/>
+        <w:spacing/>
+        <w:ind w:hanging="360" w:left="3600"/>
+      </w:pPr>
+      <w:rPr/>
+      <w:start w:val="1"/>
+      <w:suff w:val="tab"/>
+    </w:lvl>
+    <w:lvl w:ilvl="5">
+      <w:isLgl w:val="false"/>
+      <w:lvlJc w:val="left"/>
+      <w:lvlText w:val="■"/>
+      <w:numFmt w:val="bullet"/>
+      <w:pPr>
+        <w:pBdr/>
+        <w:spacing/>
+        <w:ind w:hanging="360" w:left="4320"/>
+      </w:pPr>
+      <w:rPr/>
+      <w:start w:val="1"/>
+      <w:suff w:val="tab"/>
+    </w:lvl>
+    <w:lvl w:ilvl="6">
+      <w:isLgl w:val="false"/>
+      <w:lvlJc w:val="left"/>
+      <w:lvlText w:val="●"/>
+      <w:numFmt w:val="bullet"/>
+      <w:pPr>
+        <w:pBdr/>
+        <w:spacing/>
+        <w:ind w:hanging="360" w:left="5040"/>
+      </w:pPr>
+      <w:rPr/>
+      <w:start w:val="1"/>
+      <w:suff w:val="tab"/>
+    </w:lvl>
+    <w:lvl w:ilvl="7">
+      <w:isLgl w:val="false"/>
+      <w:lvlJc w:val="left"/>
+      <w:lvlText w:val="●"/>
+      <w:numFmt w:val="bullet"/>
+      <w:pPr>
+        <w:pBdr/>
+        <w:spacing/>
+        <w:ind w:hanging="360" w:left="5760"/>
+      </w:pPr>
+      <w:rPr/>
+      <w:start w:val="1"/>
+      <w:suff w:val="tab"/>
+    </w:lvl>
+    <w:lvl w:ilvl="8">
+      <w:isLgl w:val="false"/>
+      <w:lvlJc w:val="left"/>
+      <w:lvlText w:val="●"/>
+      <w:numFmt w:val="bullet"/>
+      <w:pPr>
+        <w:pBdr/>
+        <w:spacing/>
+        <w:ind w:hanging="360" w:left="6480"/>
+      </w:pPr>
+      <w:rPr/>
+      <w:start w:val="1"/>
+      <w:suff w:val="tab"/>
+    </w:lvl>
+  </w:abstractNum>
+  <w:abstractNum w:abstractNumId="1">
+    <w:lvl w:ilvl="0">
+      <w:isLgl w:val="false"/>
+      <w:lvlJc w:val="left"/>
+      <w:lvlText w:val="•"/>
+      <w:numFmt w:val="bullet"/>
+      <w:pPr>
+        <w:pBdr/>
+        <w:spacing/>
+        <w:ind w:hanging="360" w:left="720"/>
+      </w:pPr>
+      <w:rPr/>
+      <w:start w:val="1"/>
+      <w:suff w:val="tab"/>
+    </w:lvl>
+    <w:lvl w:ilvl="1">
+      <w:isLgl w:val="false"/>
+      <w:lvlJc w:val="left"/>
+      <w:lvlText w:val=""/>
+      <w:numFmt w:val="bullet"/>
+      <w:pPr>
+        <w:pBdr/>
+        <w:spacing/>
+        <w:ind/>
+      </w:pPr>
+      <w:rPr/>
+      <w:start w:val="0"/>
+      <w:suff w:val="tab"/>
+    </w:lvl>
+    <w:lvl w:ilvl="2">
+      <w:isLgl w:val="false"/>
+      <w:lvlJc w:val="left"/>
+      <w:lvlText w:val=""/>
+      <w:numFmt w:val="bullet"/>
+      <w:pPr>
+        <w:pBdr/>
+        <w:spacing/>
+        <w:ind/>
+      </w:pPr>
+      <w:rPr/>
+      <w:start w:val="0"/>
+      <w:suff w:val="tab"/>
+    </w:lvl>
+    <w:lvl w:ilvl="3">
+      <w:isLgl w:val="false"/>
+      <w:lvlJc w:val="left"/>
+      <w:lvlText w:val=""/>
+      <w:numFmt w:val="bullet"/>
+      <w:pPr>
+        <w:pBdr/>
+        <w:spacing/>
+        <w:ind/>
+      </w:pPr>
+      <w:rPr/>
+      <w:start w:val="0"/>
+      <w:suff w:val="tab"/>
+    </w:lvl>
+    <w:lvl w:ilvl="4">
+      <w:isLgl w:val="false"/>
+      <w:lvlJc w:val="left"/>
+      <w:lvlText w:val=""/>
+      <w:numFmt w:val="bullet"/>
+      <w:pPr>
+        <w:pBdr/>
+        <w:spacing/>
+        <w:ind/>
+      </w:pPr>
+      <w:rPr/>
+      <w:start w:val="0"/>
+      <w:suff w:val="tab"/>
+    </w:lvl>
+    <w:lvl w:ilvl="5">
+      <w:isLgl w:val="false"/>
+      <w:lvlJc w:val="left"/>
+      <w:lvlText w:val=""/>
+      <w:numFmt w:val="bullet"/>
+      <w:pPr>
+        <w:pBdr/>
+        <w:spacing/>
+        <w:ind/>
+      </w:pPr>
+      <w:rPr/>
+      <w:start w:val="0"/>
+      <w:suff w:val="tab"/>
+    </w:lvl>
+    <w:lvl w:ilvl="6">
+      <w:isLgl w:val="false"/>
+      <w:lvlJc w:val="left"/>
+      <w:lvlText w:val=""/>
+      <w:numFmt w:val="bullet"/>
+      <w:pPr>
+        <w:pBdr/>
+        <w:spacing/>
+        <w:ind/>
+      </w:pPr>
+      <w:rPr/>
+      <w:start w:val="0"/>
+      <w:suff w:val="tab"/>
+    </w:lvl>
+    <w:lvl w:ilvl="7">
+      <w:isLgl w:val="false"/>
+      <w:lvlJc w:val="left"/>
+      <w:lvlText w:val=""/>
+      <w:numFmt w:val="bullet"/>
+      <w:pPr>
+        <w:pBdr/>
+        <w:spacing/>
+        <w:ind/>
+      </w:pPr>
+      <w:rPr/>
+      <w:start w:val="0"/>
+      <w:suff w:val="tab"/>
+    </w:lvl>
+    <w:lvl w:ilvl="8">
+      <w:isLgl w:val="false"/>
+      <w:lvlJc w:val="left"/>
+      <w:lvlText w:val=""/>
+      <w:numFmt w:val="bullet"/>
+      <w:pPr>
+        <w:pBdr/>
+        <w:spacing/>
+        <w:ind/>
+      </w:pPr>
+      <w:rPr/>
+      <w:start w:val="0"/>
+      <w:suff w:val="tab"/>
+    </w:lvl>
+  </w:abstractNum>
+  <w:num w:numId="1">
+    <w:abstractNumId w:val="0"/>
+    <w:lvlOverride w:ilvl="0">
+      <w:startOverride w:val="1"/>
+    </w:lvlOverride>
+  </w:num>
+  <w:num w:numId="2">
+    <w:abstractNumId w:val="1"/>
+    <w:lvlOverride w:ilvl="0">
+      <w:startOverride w:val="1"/>
+    </w:lvlOverride>
+  </w:num>
+</w:numbering>
+</file>
+
 <file path=word/styles.xml><?xml version="1.0" encoding="utf-8"?>
 <w:styles xmlns:mc="http://schemas.openxmlformats.org/markup-compatibility/2006" xmlns:r="http://schemas.openxmlformats.org/officeDocument/2006/relationships" xmlns:w="http://schemas.openxmlformats.org/wordprocessingml/2006/main" xmlns:w14="http://schemas.microsoft.com/office/word/2010/wordml" xmlns:w15="http://schemas.microsoft.com/office/word/2012/wordml" mc:Ignorable="w14 w15">
   <w:docDefaults>
     <w:rPrDefault>
       <w:rPr>
-        <w:rFonts w:hint="default" w:asciiTheme="minorHAnsi" w:hAnsiTheme="minorHAnsi" w:eastAsiaTheme="minorHAnsi" w:cstheme="minorBidi"/>
+        <w:rFonts w:hint="default" w:ascii="Arial" w:hAnsi="Arial" w:eastAsia="Arial" w:cs="Arial"/>
         <w:sz w:val="22"/>
         <w:szCs w:val="22"/>
-        <w:lang w:val="en-US" w:eastAsia="en-US" w:bidi="ar-SA"/>
       </w:rPr>
     </w:rPrDefault>
     <w:pPrDefault>
       <w:pPr>
         <w:pBdr/>
-        <w:spacing w:after="200" w:afterAutospacing="0" w:before="0" w:beforeAutospacing="0" w:line="276" w:lineRule="auto"/>
+        <w:spacing/>
         <w:ind/>
       </w:pPr>
     </w:pPrDefault>
@@ -1066,9 +1925,202 @@
     <w:lsdException w:name="Bibliography" w:uiPriority="37"/>
     <w:lsdException w:name="TOC Heading" w:uiPriority="39" w:qFormat="1"/>
   </w:latentStyles>
+  <w:style w:type="table" w:styleId="11" w:default="1">
+    <w:name w:val="Normal Table"/>
+    <w:uiPriority w:val="99"/>
+    <w:semiHidden/>
+    <w:unhideWhenUsed/>
+    <w:pPr>
+      <w:pBdr/>
+      <w:spacing/>
+      <w:ind/>
+    </w:pPr>
+    <w:tblPr>
+      <w:tblInd w:w="0" w:type="dxa"/>
+      <w:tblCellMar>
+        <w:left w:w="108" w:type="dxa"/>
+        <w:top w:w="0" w:type="dxa"/>
+        <w:right w:w="108" w:type="dxa"/>
+        <w:bottom w:w="0" w:type="dxa"/>
+      </w:tblCellMar>
+      <w:tblBorders/>
+    </w:tblPr>
+    <w:tcPr>
+      <w:tcBorders/>
+    </w:tcPr>
+    <w:tblStylePr w:type="band1Horz">
+      <w:pPr>
+        <w:pBdr/>
+        <w:spacing/>
+        <w:ind/>
+      </w:pPr>
+      <w:tblPr>
+        <w:tblBorders/>
+      </w:tblPr>
+      <w:tcPr>
+        <w:tcBorders/>
+      </w:tcPr>
+    </w:tblStylePr>
+    <w:tblStylePr w:type="band1Vert">
+      <w:pPr>
+        <w:pBdr/>
+        <w:spacing/>
+        <w:ind/>
+      </w:pPr>
+      <w:tblPr>
+        <w:tblBorders/>
+      </w:tblPr>
+      <w:tcPr>
+        <w:tcBorders/>
+      </w:tcPr>
+    </w:tblStylePr>
+    <w:tblStylePr w:type="band2Horz">
+      <w:pPr>
+        <w:pBdr/>
+        <w:spacing/>
+        <w:ind/>
+      </w:pPr>
+      <w:tblPr>
+        <w:tblBorders/>
+      </w:tblPr>
+      <w:tcPr>
+        <w:tcBorders/>
+      </w:tcPr>
+    </w:tblStylePr>
+    <w:tblStylePr w:type="band2Vert">
+      <w:pPr>
+        <w:pBdr/>
+        <w:spacing/>
+        <w:ind/>
+      </w:pPr>
+      <w:tblPr>
+        <w:tblBorders/>
+      </w:tblPr>
+      <w:tcPr>
+        <w:tcBorders/>
+      </w:tcPr>
+    </w:tblStylePr>
+    <w:tblStylePr w:type="firstCol">
+      <w:pPr>
+        <w:pBdr/>
+        <w:spacing/>
+        <w:ind/>
+      </w:pPr>
+      <w:tblPr>
+        <w:tblBorders/>
+      </w:tblPr>
+      <w:tcPr>
+        <w:tcBorders/>
+      </w:tcPr>
+    </w:tblStylePr>
+    <w:tblStylePr w:type="firstRow">
+      <w:pPr>
+        <w:pBdr/>
+        <w:spacing/>
+        <w:ind/>
+      </w:pPr>
+      <w:tblPr>
+        <w:tblBorders/>
+      </w:tblPr>
+      <w:tcPr>
+        <w:tcBorders/>
+      </w:tcPr>
+    </w:tblStylePr>
+    <w:tblStylePr w:type="lastCol">
+      <w:pPr>
+        <w:pBdr/>
+        <w:spacing/>
+        <w:ind/>
+      </w:pPr>
+      <w:tblPr>
+        <w:tblBorders/>
+      </w:tblPr>
+      <w:tcPr>
+        <w:tcBorders/>
+      </w:tcPr>
+    </w:tblStylePr>
+    <w:tblStylePr w:type="lastRow">
+      <w:pPr>
+        <w:pBdr/>
+        <w:spacing/>
+        <w:ind/>
+      </w:pPr>
+      <w:tblPr>
+        <w:tblBorders/>
+      </w:tblPr>
+      <w:tcPr>
+        <w:tcBorders/>
+      </w:tcPr>
+    </w:tblStylePr>
+    <w:tblStylePr w:type="nwCell">
+      <w:pPr>
+        <w:pBdr/>
+        <w:spacing/>
+        <w:ind/>
+      </w:pPr>
+      <w:tblPr>
+        <w:tblBorders/>
+      </w:tblPr>
+      <w:tcPr>
+        <w:tcBorders/>
+      </w:tcPr>
+    </w:tblStylePr>
+    <w:tblStylePr w:type="neCell">
+      <w:pPr>
+        <w:pBdr/>
+        <w:spacing/>
+        <w:ind/>
+      </w:pPr>
+      <w:tblPr>
+        <w:tblBorders/>
+      </w:tblPr>
+      <w:tcPr>
+        <w:tcBorders/>
+      </w:tcPr>
+    </w:tblStylePr>
+    <w:tblStylePr w:type="swCell">
+      <w:pPr>
+        <w:pBdr/>
+        <w:spacing/>
+        <w:ind/>
+      </w:pPr>
+      <w:tblPr>
+        <w:tblBorders/>
+      </w:tblPr>
+      <w:tcPr>
+        <w:tcBorders/>
+      </w:tcPr>
+    </w:tblStylePr>
+    <w:tblStylePr w:type="seCell">
+      <w:pPr>
+        <w:pBdr/>
+        <w:spacing/>
+        <w:ind/>
+      </w:pPr>
+      <w:tblPr>
+        <w:tblBorders/>
+      </w:tblPr>
+      <w:tcPr>
+        <w:tcBorders/>
+      </w:tcPr>
+    </w:tblStylePr>
+    <w:tblStylePr w:type="wholeTable">
+      <w:pPr>
+        <w:pBdr/>
+        <w:spacing/>
+        <w:ind/>
+      </w:pPr>
+      <w:tblPr>
+        <w:tblBorders/>
+      </w:tblPr>
+      <w:tcPr>
+        <w:tcBorders/>
+      </w:tcPr>
+    </w:tblStylePr>
+  </w:style>
   <w:style w:type="table" w:styleId="12">
     <w:name w:val="Table Grid"/>
-    <w:basedOn w:val="665"/>
+    <w:basedOn w:val="11"/>
     <w:uiPriority w:val="59"/>
     <w:pPr>
       <w:pBdr/>
@@ -1267,7 +2319,7 @@
   </w:style>
   <w:style w:type="table" w:styleId="13">
     <w:name w:val="Table Grid Light"/>
-    <w:basedOn w:val="665"/>
+    <w:basedOn w:val="11"/>
     <w:uiPriority w:val="59"/>
     <w:pPr>
       <w:pBdr/>
@@ -1466,7 +2518,7 @@
   </w:style>
   <w:style w:type="table" w:styleId="14">
     <w:name w:val="Plain Table 1"/>
-    <w:basedOn w:val="665"/>
+    <w:basedOn w:val="11"/>
     <w:uiPriority w:val="59"/>
     <w:pPr>
       <w:pBdr/>
@@ -1691,7 +2743,7 @@
   </w:style>
   <w:style w:type="table" w:styleId="15">
     <w:name w:val="Plain Table 2"/>
-    <w:basedOn w:val="665"/>
+    <w:basedOn w:val="11"/>
     <w:uiPriority w:val="59"/>
     <w:pPr>
       <w:pBdr/>
@@ -1924,7 +2976,7 @@
   </w:style>
   <w:style w:type="table" w:styleId="16">
     <w:name w:val="Plain Table 3"/>
-    <w:basedOn w:val="665"/>
+    <w:basedOn w:val="11"/>
     <w:uiPriority w:val="99"/>
     <w:pPr>
       <w:pBdr/>
@@ -2154,7 +3206,7 @@
   </w:style>
   <w:style w:type="table" w:styleId="17">
     <w:name w:val="Plain Table 4"/>
-    <w:basedOn w:val="665"/>
+    <w:basedOn w:val="11"/>
     <w:uiPriority w:val="99"/>
     <w:pPr>
       <w:pBdr/>
@@ -2370,7 +3422,7 @@
   </w:style>
   <w:style w:type="table" w:styleId="18">
     <w:name w:val="Plain Table 5"/>
-    <w:basedOn w:val="665"/>
+    <w:basedOn w:val="11"/>
     <w:uiPriority w:val="99"/>
     <w:pPr>
       <w:pBdr/>
@@ -2603,7 +3655,7 @@
   </w:style>
   <w:style w:type="table" w:styleId="19">
     <w:name w:val="Grid Table 1 Light"/>
-    <w:basedOn w:val="665"/>
+    <w:basedOn w:val="11"/>
     <w:uiPriority w:val="99"/>
     <w:pPr>
       <w:pBdr/>
@@ -2826,7 +3878,7 @@
   </w:style>
   <w:style w:type="table" w:styleId="20">
     <w:name w:val="Grid Table 1 Light - Accent 1"/>
-    <w:basedOn w:val="665"/>
+    <w:basedOn w:val="11"/>
     <w:uiPriority w:val="99"/>
     <w:pPr>
       <w:pBdr/>
@@ -3049,7 +4101,7 @@
   </w:style>
   <w:style w:type="table" w:styleId="21">
     <w:name w:val="Grid Table 1 Light - Accent 2"/>
-    <w:basedOn w:val="665"/>
+    <w:basedOn w:val="11"/>
     <w:uiPriority w:val="99"/>
     <w:pPr>
       <w:pBdr/>
@@ -3272,7 +4324,7 @@
   </w:style>
   <w:style w:type="table" w:styleId="22">
     <w:name w:val="Grid Table 1 Light - Accent 3"/>
-    <w:basedOn w:val="665"/>
+    <w:basedOn w:val="11"/>
     <w:uiPriority w:val="99"/>
     <w:pPr>
       <w:pBdr/>
@@ -3495,7 +4547,7 @@
   </w:style>
   <w:style w:type="table" w:styleId="23">
     <w:name w:val="Grid Table 1 Light - Accent 4"/>
-    <w:basedOn w:val="665"/>
+    <w:basedOn w:val="11"/>
     <w:uiPriority w:val="99"/>
     <w:pPr>
       <w:pBdr/>
@@ -3718,7 +4770,7 @@
   </w:style>
   <w:style w:type="table" w:styleId="24">
     <w:name w:val="Grid Table 1 Light - Accent 5"/>
-    <w:basedOn w:val="665"/>
+    <w:basedOn w:val="11"/>
     <w:uiPriority w:val="99"/>
     <w:pPr>
       <w:pBdr/>
@@ -3941,7 +4993,7 @@
   </w:style>
   <w:style w:type="table" w:styleId="25">
     <w:name w:val="Grid Table 1 Light - Accent 6"/>
-    <w:basedOn w:val="665"/>
+    <w:basedOn w:val="11"/>
     <w:uiPriority w:val="99"/>
     <w:pPr>
       <w:pBdr/>
@@ -4164,7 +5216,7 @@
   </w:style>
   <w:style w:type="table" w:styleId="26">
     <w:name w:val="Grid Table 2"/>
-    <w:basedOn w:val="665"/>
+    <w:basedOn w:val="11"/>
     <w:uiPriority w:val="99"/>
     <w:pPr>
       <w:pBdr/>
@@ -4396,7 +5448,7 @@
   </w:style>
   <w:style w:type="table" w:styleId="27">
     <w:name w:val="Grid Table 2 - Accent 1"/>
-    <w:basedOn w:val="665"/>
+    <w:basedOn w:val="11"/>
     <w:uiPriority w:val="99"/>
     <w:pPr>
       <w:pBdr/>
@@ -4431,7 +5483,7 @@
         <w:tblBorders/>
       </w:tblPr>
       <w:tcPr>
-        <w:shd w:val="clear" w:color="ffffff" w:themeColor="accent1" w:themeTint="34" w:fill="deebf6" w:themeFill="accent1" w:themeFillTint="34"/>
+        <w:shd w:val="clear" w:color="ffffff" w:themeColor="accent1" w:themeTint="34" w:fill="dbe5f2" w:themeFill="accent1" w:themeFillTint="34"/>
         <w:tcBorders/>
       </w:tcPr>
     </w:tblStylePr>
@@ -4450,7 +5502,7 @@
         <w:tblBorders/>
       </w:tblPr>
       <w:tcPr>
-        <w:shd w:val="clear" w:color="ffffff" w:themeColor="accent1" w:themeTint="34" w:fill="deebf6" w:themeFill="accent1" w:themeFillTint="34"/>
+        <w:shd w:val="clear" w:color="ffffff" w:themeColor="accent1" w:themeTint="34" w:fill="dbe5f2" w:themeFill="accent1" w:themeFillTint="34"/>
         <w:tcBorders/>
       </w:tcPr>
     </w:tblStylePr>
@@ -4628,7 +5680,7 @@
   </w:style>
   <w:style w:type="table" w:styleId="28">
     <w:name w:val="Grid Table 2 - Accent 2"/>
-    <w:basedOn w:val="665"/>
+    <w:basedOn w:val="11"/>
     <w:uiPriority w:val="99"/>
     <w:pPr>
       <w:pBdr/>
@@ -4663,7 +5715,7 @@
         <w:tblBorders/>
       </w:tblPr>
       <w:tcPr>
-        <w:shd w:val="clear" w:color="ffffff" w:themeColor="accent2" w:themeTint="32" w:fill="fbe6d7" w:themeFill="accent2" w:themeFillTint="32"/>
+        <w:shd w:val="clear" w:color="ffffff" w:themeColor="accent2" w:themeTint="32" w:fill="f3dddc" w:themeFill="accent2" w:themeFillTint="32"/>
         <w:tcBorders/>
       </w:tcPr>
     </w:tblStylePr>
@@ -4682,7 +5734,7 @@
         <w:tblBorders/>
       </w:tblPr>
       <w:tcPr>
-        <w:shd w:val="clear" w:color="ffffff" w:themeColor="accent2" w:themeTint="32" w:fill="fbe6d7" w:themeFill="accent2" w:themeFillTint="32"/>
+        <w:shd w:val="clear" w:color="ffffff" w:themeColor="accent2" w:themeTint="32" w:fill="f3dddc" w:themeFill="accent2" w:themeFillTint="32"/>
         <w:tcBorders/>
       </w:tcPr>
     </w:tblStylePr>
@@ -4860,7 +5912,7 @@
   </w:style>
   <w:style w:type="table" w:styleId="29">
     <w:name w:val="Grid Table 2 - Accent 3"/>
-    <w:basedOn w:val="665"/>
+    <w:basedOn w:val="11"/>
     <w:uiPriority w:val="99"/>
     <w:pPr>
       <w:pBdr/>
@@ -4895,7 +5947,7 @@
         <w:tblBorders/>
       </w:tblPr>
       <w:tcPr>
-        <w:shd w:val="clear" w:color="ffffff" w:themeColor="accent3" w:themeTint="34" w:fill="ededed" w:themeFill="accent3" w:themeFillTint="34"/>
+        <w:shd w:val="clear" w:color="ffffff" w:themeColor="accent3" w:themeTint="34" w:fill="ebf1dd" w:themeFill="accent3" w:themeFillTint="34"/>
         <w:tcBorders/>
       </w:tcPr>
     </w:tblStylePr>
@@ -4914,7 +5966,7 @@
         <w:tblBorders/>
       </w:tblPr>
       <w:tcPr>
-        <w:shd w:val="clear" w:color="ffffff" w:themeColor="accent3" w:themeTint="34" w:fill="ededed" w:themeFill="accent3" w:themeFillTint="34"/>
+        <w:shd w:val="clear" w:color="ffffff" w:themeColor="accent3" w:themeTint="34" w:fill="ebf1dd" w:themeFill="accent3" w:themeFillTint="34"/>
         <w:tcBorders/>
       </w:tcPr>
     </w:tblStylePr>
@@ -5092,7 +6144,7 @@
   </w:style>
   <w:style w:type="table" w:styleId="30">
     <w:name w:val="Grid Table 2 - Accent 4"/>
-    <w:basedOn w:val="665"/>
+    <w:basedOn w:val="11"/>
     <w:uiPriority w:val="99"/>
     <w:pPr>
       <w:pBdr/>
@@ -5127,7 +6179,7 @@
         <w:tblBorders/>
       </w:tblPr>
       <w:tcPr>
-        <w:shd w:val="clear" w:color="ffffff" w:themeColor="accent4" w:themeTint="34" w:fill="fff2cb" w:themeFill="accent4" w:themeFillTint="34"/>
+        <w:shd w:val="clear" w:color="ffffff" w:themeColor="accent4" w:themeTint="34" w:fill="e5dfec" w:themeFill="accent4" w:themeFillTint="34"/>
         <w:tcBorders/>
       </w:tcPr>
     </w:tblStylePr>
@@ -5146,7 +6198,7 @@
         <w:tblBorders/>
       </w:tblPr>
       <w:tcPr>
-        <w:shd w:val="clear" w:color="ffffff" w:themeColor="accent4" w:themeTint="34" w:fill="fff2cb" w:themeFill="accent4" w:themeFillTint="34"/>
+        <w:shd w:val="clear" w:color="ffffff" w:themeColor="accent4" w:themeTint="34" w:fill="e5dfec" w:themeFill="accent4" w:themeFillTint="34"/>
         <w:tcBorders/>
       </w:tcPr>
     </w:tblStylePr>
@@ -5324,7 +6376,7 @@
   </w:style>
   <w:style w:type="table" w:styleId="31">
     <w:name w:val="Grid Table 2 - Accent 5"/>
-    <w:basedOn w:val="665"/>
+    <w:basedOn w:val="11"/>
     <w:uiPriority w:val="99"/>
     <w:pPr>
       <w:pBdr/>
@@ -5359,7 +6411,7 @@
         <w:tblBorders/>
       </w:tblPr>
       <w:tcPr>
-        <w:shd w:val="clear" w:color="ffffff" w:themeColor="accent5" w:themeTint="34" w:fill="d9e2f3" w:themeFill="accent5" w:themeFillTint="34"/>
+        <w:shd w:val="clear" w:color="ffffff" w:themeColor="accent5" w:themeTint="34" w:fill="daeef3" w:themeFill="accent5" w:themeFillTint="34"/>
         <w:tcBorders/>
       </w:tcPr>
     </w:tblStylePr>
@@ -5378,7 +6430,7 @@
         <w:tblBorders/>
       </w:tblPr>
       <w:tcPr>
-        <w:shd w:val="clear" w:color="ffffff" w:themeColor="accent5" w:themeTint="34" w:fill="d9e2f3" w:themeFill="accent5" w:themeFillTint="34"/>
+        <w:shd w:val="clear" w:color="ffffff" w:themeColor="accent5" w:themeTint="34" w:fill="daeef3" w:themeFill="accent5" w:themeFillTint="34"/>
         <w:tcBorders/>
       </w:tcPr>
     </w:tblStylePr>
@@ -5556,7 +6608,7 @@
   </w:style>
   <w:style w:type="table" w:styleId="32">
     <w:name w:val="Grid Table 2 - Accent 6"/>
-    <w:basedOn w:val="665"/>
+    <w:basedOn w:val="11"/>
     <w:uiPriority w:val="99"/>
     <w:pPr>
       <w:pBdr/>
@@ -5591,7 +6643,7 @@
         <w:tblBorders/>
       </w:tblPr>
       <w:tcPr>
-        <w:shd w:val="clear" w:color="ffffff" w:themeColor="accent6" w:themeTint="34" w:fill="e2efd9" w:themeFill="accent6" w:themeFillTint="34"/>
+        <w:shd w:val="clear" w:color="ffffff" w:themeColor="accent6" w:themeTint="34" w:fill="fdead9" w:themeFill="accent6" w:themeFillTint="34"/>
         <w:tcBorders/>
       </w:tcPr>
     </w:tblStylePr>
@@ -5610,7 +6662,7 @@
         <w:tblBorders/>
       </w:tblPr>
       <w:tcPr>
-        <w:shd w:val="clear" w:color="ffffff" w:themeColor="accent6" w:themeTint="34" w:fill="e2efd9" w:themeFill="accent6" w:themeFillTint="34"/>
+        <w:shd w:val="clear" w:color="ffffff" w:themeColor="accent6" w:themeTint="34" w:fill="fdead9" w:themeFill="accent6" w:themeFillTint="34"/>
         <w:tcBorders/>
       </w:tcPr>
     </w:tblStylePr>
@@ -5788,7 +6840,7 @@
   </w:style>
   <w:style w:type="table" w:styleId="33">
     <w:name w:val="Grid Table 3"/>
-    <w:basedOn w:val="665"/>
+    <w:basedOn w:val="11"/>
     <w:uiPriority w:val="99"/>
     <w:pPr>
       <w:pBdr/>
@@ -6033,7 +7085,7 @@
   </w:style>
   <w:style w:type="table" w:styleId="34">
     <w:name w:val="Grid Table 3 - Accent 1"/>
-    <w:basedOn w:val="665"/>
+    <w:basedOn w:val="11"/>
     <w:uiPriority w:val="99"/>
     <w:pPr>
       <w:pBdr/>
@@ -6068,7 +7120,7 @@
         <w:tblBorders/>
       </w:tblPr>
       <w:tcPr>
-        <w:shd w:val="clear" w:color="ffffff" w:themeColor="accent1" w:themeTint="34" w:fill="deebf6" w:themeFill="accent1" w:themeFillTint="34"/>
+        <w:shd w:val="clear" w:color="ffffff" w:themeColor="accent1" w:themeTint="34" w:fill="dbe5f2" w:themeFill="accent1" w:themeFillTint="34"/>
         <w:tcBorders/>
       </w:tcPr>
     </w:tblStylePr>
@@ -6087,7 +7139,7 @@
         <w:tblBorders/>
       </w:tblPr>
       <w:tcPr>
-        <w:shd w:val="clear" w:color="ffffff" w:themeColor="accent1" w:themeTint="34" w:fill="deebf6" w:themeFill="accent1" w:themeFillTint="34"/>
+        <w:shd w:val="clear" w:color="ffffff" w:themeColor="accent1" w:themeTint="34" w:fill="dbe5f2" w:themeFill="accent1" w:themeFillTint="34"/>
         <w:tcBorders/>
       </w:tcPr>
     </w:tblStylePr>
@@ -6278,7 +7330,7 @@
   </w:style>
   <w:style w:type="table" w:styleId="35">
     <w:name w:val="Grid Table 3 - Accent 2"/>
-    <w:basedOn w:val="665"/>
+    <w:basedOn w:val="11"/>
     <w:uiPriority w:val="99"/>
     <w:pPr>
       <w:pBdr/>
@@ -6313,7 +7365,7 @@
         <w:tblBorders/>
       </w:tblPr>
       <w:tcPr>
-        <w:shd w:val="clear" w:color="ffffff" w:themeColor="accent2" w:themeTint="32" w:fill="fbe6d7" w:themeFill="accent2" w:themeFillTint="32"/>
+        <w:shd w:val="clear" w:color="ffffff" w:themeColor="accent2" w:themeTint="32" w:fill="f3dddc" w:themeFill="accent2" w:themeFillTint="32"/>
         <w:tcBorders/>
       </w:tcPr>
     </w:tblStylePr>
@@ -6332,7 +7384,7 @@
         <w:tblBorders/>
       </w:tblPr>
       <w:tcPr>
-        <w:shd w:val="clear" w:color="ffffff" w:themeColor="accent2" w:themeTint="32" w:fill="fbe6d7" w:themeFill="accent2" w:themeFillTint="32"/>
+        <w:shd w:val="clear" w:color="ffffff" w:themeColor="accent2" w:themeTint="32" w:fill="f3dddc" w:themeFill="accent2" w:themeFillTint="32"/>
         <w:tcBorders/>
       </w:tcPr>
     </w:tblStylePr>
@@ -6523,7 +7575,7 @@
   </w:style>
   <w:style w:type="table" w:styleId="36">
     <w:name w:val="Grid Table 3 - Accent 3"/>
-    <w:basedOn w:val="665"/>
+    <w:basedOn w:val="11"/>
     <w:uiPriority w:val="99"/>
     <w:pPr>
       <w:pBdr/>
@@ -6558,7 +7610,7 @@
         <w:tblBorders/>
       </w:tblPr>
       <w:tcPr>
-        <w:shd w:val="clear" w:color="ffffff" w:themeColor="accent3" w:themeTint="34" w:fill="ededed" w:themeFill="accent3" w:themeFillTint="34"/>
+        <w:shd w:val="clear" w:color="ffffff" w:themeColor="accent3" w:themeTint="34" w:fill="ebf1dd" w:themeFill="accent3" w:themeFillTint="34"/>
         <w:tcBorders/>
       </w:tcPr>
     </w:tblStylePr>
@@ -6577,7 +7629,7 @@
         <w:tblBorders/>
       </w:tblPr>
       <w:tcPr>
-        <w:shd w:val="clear" w:color="ffffff" w:themeColor="accent3" w:themeTint="34" w:fill="ededed" w:themeFill="accent3" w:themeFillTint="34"/>
+        <w:shd w:val="clear" w:color="ffffff" w:themeColor="accent3" w:themeTint="34" w:fill="ebf1dd" w:themeFill="accent3" w:themeFillTint="34"/>
         <w:tcBorders/>
       </w:tcPr>
     </w:tblStylePr>
@@ -6768,7 +7820,7 @@
   </w:style>
   <w:style w:type="table" w:styleId="37">
     <w:name w:val="Grid Table 3 - Accent 4"/>
-    <w:basedOn w:val="665"/>
+    <w:basedOn w:val="11"/>
     <w:uiPriority w:val="99"/>
     <w:pPr>
       <w:pBdr/>
@@ -6803,7 +7855,7 @@
         <w:tblBorders/>
       </w:tblPr>
       <w:tcPr>
-        <w:shd w:val="clear" w:color="ffffff" w:themeColor="accent4" w:themeTint="34" w:fill="fff2cb" w:themeFill="accent4" w:themeFillTint="34"/>
+        <w:shd w:val="clear" w:color="ffffff" w:themeColor="accent4" w:themeTint="34" w:fill="e5dfec" w:themeFill="accent4" w:themeFillTint="34"/>
         <w:tcBorders/>
       </w:tcPr>
     </w:tblStylePr>
@@ -6822,7 +7874,7 @@
         <w:tblBorders/>
       </w:tblPr>
       <w:tcPr>
-        <w:shd w:val="clear" w:color="ffffff" w:themeColor="accent4" w:themeTint="34" w:fill="fff2cb" w:themeFill="accent4" w:themeFillTint="34"/>
+        <w:shd w:val="clear" w:color="ffffff" w:themeColor="accent4" w:themeTint="34" w:fill="e5dfec" w:themeFill="accent4" w:themeFillTint="34"/>
         <w:tcBorders/>
       </w:tcPr>
     </w:tblStylePr>
@@ -7013,7 +8065,7 @@
   </w:style>
   <w:style w:type="table" w:styleId="38">
     <w:name w:val="Grid Table 3 - Accent 5"/>
-    <w:basedOn w:val="665"/>
+    <w:basedOn w:val="11"/>
     <w:uiPriority w:val="99"/>
     <w:pPr>
       <w:pBdr/>
@@ -7048,7 +8100,7 @@
         <w:tblBorders/>
       </w:tblPr>
       <w:tcPr>
-        <w:shd w:val="clear" w:color="ffffff" w:themeColor="accent5" w:themeTint="34" w:fill="d9e2f3" w:themeFill="accent5" w:themeFillTint="34"/>
+        <w:shd w:val="clear" w:color="ffffff" w:themeColor="accent5" w:themeTint="34" w:fill="daeef3" w:themeFill="accent5" w:themeFillTint="34"/>
         <w:tcBorders/>
       </w:tcPr>
     </w:tblStylePr>
@@ -7067,7 +8119,7 @@
         <w:tblBorders/>
       </w:tblPr>
       <w:tcPr>
-        <w:shd w:val="clear" w:color="ffffff" w:themeColor="accent5" w:themeTint="34" w:fill="d9e2f3" w:themeFill="accent5" w:themeFillTint="34"/>
+        <w:shd w:val="clear" w:color="ffffff" w:themeColor="accent5" w:themeTint="34" w:fill="daeef3" w:themeFill="accent5" w:themeFillTint="34"/>
         <w:tcBorders/>
       </w:tcPr>
     </w:tblStylePr>
@@ -7258,7 +8310,7 @@
   </w:style>
   <w:style w:type="table" w:styleId="39">
     <w:name w:val="Grid Table 3 - Accent 6"/>
-    <w:basedOn w:val="665"/>
+    <w:basedOn w:val="11"/>
     <w:uiPriority w:val="99"/>
     <w:pPr>
       <w:pBdr/>
@@ -7293,7 +8345,7 @@
         <w:tblBorders/>
       </w:tblPr>
       <w:tcPr>
-        <w:shd w:val="clear" w:color="ffffff" w:themeColor="accent6" w:themeTint="34" w:fill="e2efd9" w:themeFill="accent6" w:themeFillTint="34"/>
+        <w:shd w:val="clear" w:color="ffffff" w:themeColor="accent6" w:themeTint="34" w:fill="fdead9" w:themeFill="accent6" w:themeFillTint="34"/>
         <w:tcBorders/>
       </w:tcPr>
     </w:tblStylePr>
@@ -7312,7 +8364,7 @@
         <w:tblBorders/>
       </w:tblPr>
       <w:tcPr>
-        <w:shd w:val="clear" w:color="ffffff" w:themeColor="accent6" w:themeTint="34" w:fill="e2efd9" w:themeFill="accent6" w:themeFillTint="34"/>
+        <w:shd w:val="clear" w:color="ffffff" w:themeColor="accent6" w:themeTint="34" w:fill="fdead9" w:themeFill="accent6" w:themeFillTint="34"/>
         <w:tcBorders/>
       </w:tcPr>
     </w:tblStylePr>
@@ -7503,7 +8555,7 @@
   </w:style>
   <w:style w:type="table" w:styleId="40">
     <w:name w:val="Grid Table 4"/>
-    <w:basedOn w:val="665"/>
+    <w:basedOn w:val="11"/>
     <w:uiPriority w:val="59"/>
     <w:pPr>
       <w:pBdr/>
@@ -7736,7 +8788,7 @@
   </w:style>
   <w:style w:type="table" w:styleId="41">
     <w:name w:val="Grid Table 4 - Accent 1"/>
-    <w:basedOn w:val="665"/>
+    <w:basedOn w:val="11"/>
     <w:uiPriority w:val="59"/>
     <w:pPr>
       <w:pBdr/>
@@ -7774,7 +8826,7 @@
         <w:tblBorders/>
       </w:tblPr>
       <w:tcPr>
-        <w:shd w:val="clear" w:color="ffffff" w:themeColor="accent1" w:themeTint="32" w:fill="dfebf7" w:themeFill="accent1" w:themeFillTint="32"/>
+        <w:shd w:val="clear" w:color="ffffff" w:themeColor="accent1" w:themeTint="32" w:fill="dce6f2" w:themeFill="accent1" w:themeFillTint="32"/>
         <w:tcBorders/>
       </w:tcPr>
     </w:tblStylePr>
@@ -7793,7 +8845,7 @@
         <w:tblBorders/>
       </w:tblPr>
       <w:tcPr>
-        <w:shd w:val="clear" w:color="ffffff" w:themeColor="accent1" w:themeTint="32" w:fill="dfebf7" w:themeFill="accent1" w:themeFillTint="32"/>
+        <w:shd w:val="clear" w:color="ffffff" w:themeColor="accent1" w:themeTint="32" w:fill="dce6f2" w:themeFill="accent1" w:themeFillTint="32"/>
         <w:tcBorders/>
       </w:tcPr>
     </w:tblStylePr>
@@ -7856,7 +8908,7 @@
         <w:tblBorders/>
       </w:tblPr>
       <w:tcPr>
-        <w:shd w:val="clear" w:color="ffffff" w:themeColor="accent1" w:themeTint="EA" w:fill="69a3d8" w:themeFill="accent1" w:themeFillTint="EA"/>
+        <w:shd w:val="clear" w:color="ffffff" w:themeColor="accent1" w:themeTint="EA" w:fill="5d8bc2" w:themeFill="accent1" w:themeFillTint="EA"/>
         <w:tcBorders>
           <w:top w:val="single" w:color="000000" w:themeColor="accent1" w:themeTint="EA" w:sz="4" w:space="0"/>
           <w:left w:val="single" w:color="000000" w:themeColor="accent1" w:themeTint="EA" w:sz="4" w:space="0"/>
@@ -7969,7 +9021,7 @@
   </w:style>
   <w:style w:type="table" w:styleId="42">
     <w:name w:val="Grid Table 4 - Accent 2"/>
-    <w:basedOn w:val="665"/>
+    <w:basedOn w:val="11"/>
     <w:uiPriority w:val="59"/>
     <w:pPr>
       <w:pBdr/>
@@ -8007,7 +9059,7 @@
         <w:tblBorders/>
       </w:tblPr>
       <w:tcPr>
-        <w:shd w:val="clear" w:color="ffffff" w:themeColor="accent2" w:themeTint="32" w:fill="fbe6d7" w:themeFill="accent2" w:themeFillTint="32"/>
+        <w:shd w:val="clear" w:color="ffffff" w:themeColor="accent2" w:themeTint="32" w:fill="f3dddc" w:themeFill="accent2" w:themeFillTint="32"/>
         <w:tcBorders/>
       </w:tcPr>
     </w:tblStylePr>
@@ -8026,7 +9078,7 @@
         <w:tblBorders/>
       </w:tblPr>
       <w:tcPr>
-        <w:shd w:val="clear" w:color="ffffff" w:themeColor="accent2" w:themeTint="32" w:fill="fbe6d7" w:themeFill="accent2" w:themeFillTint="32"/>
+        <w:shd w:val="clear" w:color="ffffff" w:themeColor="accent2" w:themeTint="32" w:fill="f3dddc" w:themeFill="accent2" w:themeFillTint="32"/>
         <w:tcBorders/>
       </w:tcPr>
     </w:tblStylePr>
@@ -8089,7 +9141,7 @@
         <w:tblBorders/>
       </w:tblPr>
       <w:tcPr>
-        <w:shd w:val="clear" w:color="ffffff" w:themeColor="accent2" w:themeTint="97" w:fill="f4b285" w:themeFill="accent2" w:themeFillTint="97"/>
+        <w:shd w:val="clear" w:color="ffffff" w:themeColor="accent2" w:themeTint="97" w:fill="da9796" w:themeFill="accent2" w:themeFillTint="97"/>
         <w:tcBorders>
           <w:top w:val="single" w:color="000000" w:themeColor="accent2" w:themeTint="97" w:sz="4" w:space="0"/>
           <w:left w:val="single" w:color="000000" w:themeColor="accent2" w:themeTint="97" w:sz="4" w:space="0"/>
@@ -8202,7 +9254,7 @@
   </w:style>
   <w:style w:type="table" w:styleId="43">
     <w:name w:val="Grid Table 4 - Accent 3"/>
-    <w:basedOn w:val="665"/>
+    <w:basedOn w:val="11"/>
     <w:uiPriority w:val="59"/>
     <w:pPr>
       <w:pBdr/>
@@ -8240,7 +9292,7 @@
         <w:tblBorders/>
       </w:tblPr>
       <w:tcPr>
-        <w:shd w:val="clear" w:color="ffffff" w:themeColor="accent3" w:themeTint="34" w:fill="ededed" w:themeFill="accent3" w:themeFillTint="34"/>
+        <w:shd w:val="clear" w:color="ffffff" w:themeColor="accent3" w:themeTint="34" w:fill="ebf1dd" w:themeFill="accent3" w:themeFillTint="34"/>
         <w:tcBorders/>
       </w:tcPr>
     </w:tblStylePr>
@@ -8259,7 +9311,7 @@
         <w:tblBorders/>
       </w:tblPr>
       <w:tcPr>
-        <w:shd w:val="clear" w:color="ffffff" w:themeColor="accent3" w:themeTint="34" w:fill="ededed" w:themeFill="accent3" w:themeFillTint="34"/>
+        <w:shd w:val="clear" w:color="ffffff" w:themeColor="accent3" w:themeTint="34" w:fill="ebf1dd" w:themeFill="accent3" w:themeFillTint="34"/>
         <w:tcBorders/>
       </w:tcPr>
     </w:tblStylePr>
@@ -8322,7 +9374,7 @@
         <w:tblBorders/>
       </w:tblPr>
       <w:tcPr>
-        <w:shd w:val="clear" w:color="ffffff" w:themeColor="accent3" w:themeTint="FE" w:fill="a5a5a5" w:themeFill="accent3" w:themeFillTint="FE"/>
+        <w:shd w:val="clear" w:color="ffffff" w:themeColor="accent3" w:themeTint="FE" w:fill="9bbb5a" w:themeFill="accent3" w:themeFillTint="FE"/>
         <w:tcBorders>
           <w:top w:val="single" w:color="000000" w:themeColor="accent3" w:themeTint="FE" w:sz="4" w:space="0"/>
           <w:left w:val="single" w:color="000000" w:themeColor="accent3" w:themeTint="FE" w:sz="4" w:space="0"/>
@@ -8435,7 +9487,7 @@
   </w:style>
   <w:style w:type="table" w:styleId="44">
     <w:name w:val="Grid Table 4 - Accent 4"/>
-    <w:basedOn w:val="665"/>
+    <w:basedOn w:val="11"/>
     <w:uiPriority w:val="59"/>
     <w:pPr>
       <w:pBdr/>
@@ -8473,7 +9525,7 @@
         <w:tblBorders/>
       </w:tblPr>
       <w:tcPr>
-        <w:shd w:val="clear" w:color="ffffff" w:themeColor="accent4" w:themeTint="34" w:fill="fff2cb" w:themeFill="accent4" w:themeFillTint="34"/>
+        <w:shd w:val="clear" w:color="ffffff" w:themeColor="accent4" w:themeTint="34" w:fill="e5dfec" w:themeFill="accent4" w:themeFillTint="34"/>
         <w:tcBorders/>
       </w:tcPr>
     </w:tblStylePr>
@@ -8492,7 +9544,7 @@
         <w:tblBorders/>
       </w:tblPr>
       <w:tcPr>
-        <w:shd w:val="clear" w:color="ffffff" w:themeColor="accent4" w:themeTint="34" w:fill="fff2cb" w:themeFill="accent4" w:themeFillTint="34"/>
+        <w:shd w:val="clear" w:color="ffffff" w:themeColor="accent4" w:themeTint="34" w:fill="e5dfec" w:themeFill="accent4" w:themeFillTint="34"/>
         <w:tcBorders/>
       </w:tcPr>
     </w:tblStylePr>
@@ -8555,7 +9607,7 @@
         <w:tblBorders/>
       </w:tblPr>
       <w:tcPr>
-        <w:shd w:val="clear" w:color="ffffff" w:themeColor="accent4" w:themeTint="9A" w:fill="ffd965" w:themeFill="accent4" w:themeFillTint="9A"/>
+        <w:shd w:val="clear" w:color="ffffff" w:themeColor="accent4" w:themeTint="9A" w:fill="b2a1c7" w:themeFill="accent4" w:themeFillTint="9A"/>
         <w:tcBorders>
           <w:top w:val="single" w:color="000000" w:themeColor="accent4" w:themeTint="9A" w:sz="4" w:space="0"/>
           <w:left w:val="single" w:color="000000" w:themeColor="accent4" w:themeTint="9A" w:sz="4" w:space="0"/>
@@ -8668,7 +9720,7 @@
   </w:style>
   <w:style w:type="table" w:styleId="45">
     <w:name w:val="Grid Table 4 - Accent 5"/>
-    <w:basedOn w:val="665"/>
+    <w:basedOn w:val="11"/>
     <w:uiPriority w:val="59"/>
     <w:pPr>
       <w:pBdr/>
@@ -8706,7 +9758,7 @@
         <w:tblBorders/>
       </w:tblPr>
       <w:tcPr>
-        <w:shd w:val="clear" w:color="ffffff" w:themeColor="accent5" w:themeTint="34" w:fill="d9e2f3" w:themeFill="accent5" w:themeFillTint="34"/>
+        <w:shd w:val="clear" w:color="ffffff" w:themeColor="accent5" w:themeTint="34" w:fill="daeef3" w:themeFill="accent5" w:themeFillTint="34"/>
         <w:tcBorders/>
       </w:tcPr>
     </w:tblStylePr>
@@ -8725,7 +9777,7 @@
         <w:tblBorders/>
       </w:tblPr>
       <w:tcPr>
-        <w:shd w:val="clear" w:color="ffffff" w:themeColor="accent5" w:themeTint="34" w:fill="d9e2f3" w:themeFill="accent5" w:themeFillTint="34"/>
+        <w:shd w:val="clear" w:color="ffffff" w:themeColor="accent5" w:themeTint="34" w:fill="daeef3" w:themeFill="accent5" w:themeFillTint="34"/>
         <w:tcBorders/>
       </w:tcPr>
     </w:tblStylePr>
@@ -8788,7 +9840,7 @@
         <w:tblBorders/>
       </w:tblPr>
       <w:tcPr>
-        <w:shd w:val="clear" w:color="ffffff" w:themeColor="accent5" w:fill="4472c4" w:themeFill="accent5"/>
+        <w:shd w:val="clear" w:color="ffffff" w:themeColor="accent5" w:fill="4bacc6" w:themeFill="accent5"/>
         <w:tcBorders>
           <w:top w:val="single" w:color="000000" w:themeColor="accent5" w:sz="4" w:space="0"/>
           <w:left w:val="single" w:color="000000" w:themeColor="accent5" w:sz="4" w:space="0"/>
@@ -8901,7 +9953,7 @@
   </w:style>
   <w:style w:type="table" w:styleId="46">
     <w:name w:val="Grid Table 4 - Accent 6"/>
-    <w:basedOn w:val="665"/>
+    <w:basedOn w:val="11"/>
     <w:uiPriority w:val="59"/>
     <w:pPr>
       <w:pBdr/>
@@ -8939,7 +9991,7 @@
         <w:tblBorders/>
       </w:tblPr>
       <w:tcPr>
-        <w:shd w:val="clear" w:color="ffffff" w:themeColor="accent6" w:themeTint="34" w:fill="e2efd9" w:themeFill="accent6" w:themeFillTint="34"/>
+        <w:shd w:val="clear" w:color="ffffff" w:themeColor="accent6" w:themeTint="34" w:fill="fdead9" w:themeFill="accent6" w:themeFillTint="34"/>
         <w:tcBorders/>
       </w:tcPr>
     </w:tblStylePr>
@@ -8958,7 +10010,7 @@
         <w:tblBorders/>
       </w:tblPr>
       <w:tcPr>
-        <w:shd w:val="clear" w:color="ffffff" w:themeColor="accent6" w:themeTint="34" w:fill="e2efd9" w:themeFill="accent6" w:themeFillTint="34"/>
+        <w:shd w:val="clear" w:color="ffffff" w:themeColor="accent6" w:themeTint="34" w:fill="fdead9" w:themeFill="accent6" w:themeFillTint="34"/>
         <w:tcBorders/>
       </w:tcPr>
     </w:tblStylePr>
@@ -9021,7 +10073,7 @@
         <w:tblBorders/>
       </w:tblPr>
       <w:tcPr>
-        <w:shd w:val="clear" w:color="ffffff" w:themeColor="accent6" w:fill="70ad47" w:themeFill="accent6"/>
+        <w:shd w:val="clear" w:color="ffffff" w:themeColor="accent6" w:fill="f79646" w:themeFill="accent6"/>
         <w:tcBorders>
           <w:top w:val="single" w:color="000000" w:themeColor="accent6" w:sz="4" w:space="0"/>
           <w:left w:val="single" w:color="000000" w:themeColor="accent6" w:sz="4" w:space="0"/>
@@ -9134,7 +10186,7 @@
   </w:style>
   <w:style w:type="table" w:styleId="47">
     <w:name w:val="Grid Table 5 Dark"/>
-    <w:basedOn w:val="665"/>
+    <w:basedOn w:val="11"/>
     <w:uiPriority w:val="99"/>
     <w:pPr>
       <w:pBdr/>
@@ -9362,7 +10414,7 @@
   </w:style>
   <w:style w:type="table" w:styleId="48">
     <w:name w:val="Grid Table 5 Dark- Accent 1"/>
-    <w:basedOn w:val="665"/>
+    <w:basedOn w:val="11"/>
     <w:uiPriority w:val="99"/>
     <w:pPr>
       <w:pBdr/>
@@ -9381,7 +10433,7 @@
         <w:insideH w:val="single" w:color="000000" w:themeColor="light1" w:sz="4" w:space="0"/>
         <w:insideV w:val="single" w:color="000000" w:themeColor="light1" w:sz="4" w:space="0"/>
       </w:tblBorders>
-      <w:shd w:val="clear" w:color="ffffff" w:themeColor="accent1" w:themeTint="34" w:fill="deebf6" w:themeFill="accent1" w:themeFillTint="34"/>
+      <w:shd w:val="clear" w:color="ffffff" w:themeColor="accent1" w:themeTint="34" w:fill="dbe5f2" w:themeFill="accent1" w:themeFillTint="34"/>
     </w:tblPr>
     <w:tcPr>
       <w:tcBorders/>
@@ -9396,7 +10448,7 @@
         <w:tblBorders/>
       </w:tblPr>
       <w:tcPr>
-        <w:shd w:val="clear" w:color="ffffff" w:themeColor="accent1" w:themeTint="75" w:fill="b4d1ec" w:themeFill="accent1" w:themeFillTint="75"/>
+        <w:shd w:val="clear" w:color="ffffff" w:themeColor="accent1" w:themeTint="75" w:fill="aec5e1" w:themeFill="accent1" w:themeFillTint="75"/>
         <w:tcBorders/>
       </w:tcPr>
     </w:tblStylePr>
@@ -9410,7 +10462,7 @@
         <w:tblBorders/>
       </w:tblPr>
       <w:tcPr>
-        <w:shd w:val="clear" w:color="ffffff" w:themeColor="accent1" w:themeTint="75" w:fill="b4d1ec" w:themeFill="accent1" w:themeFillTint="75"/>
+        <w:shd w:val="clear" w:color="ffffff" w:themeColor="accent1" w:themeTint="75" w:fill="aec5e1" w:themeFill="accent1" w:themeFillTint="75"/>
         <w:tcBorders/>
       </w:tcPr>
     </w:tblStylePr>
@@ -9456,7 +10508,7 @@
         <w:tblBorders/>
       </w:tblPr>
       <w:tcPr>
-        <w:shd w:val="clear" w:color="ffffff" w:themeColor="accent1" w:fill="5b9bd5" w:themeFill="accent1"/>
+        <w:shd w:val="clear" w:color="ffffff" w:themeColor="accent1" w:fill="4f81bd" w:themeFill="accent1"/>
         <w:tcBorders/>
       </w:tcPr>
     </w:tblStylePr>
@@ -9476,7 +10528,7 @@
         <w:tblBorders/>
       </w:tblPr>
       <w:tcPr>
-        <w:shd w:val="clear" w:color="ffffff" w:themeColor="accent1" w:fill="5b9bd5" w:themeFill="accent1"/>
+        <w:shd w:val="clear" w:color="ffffff" w:themeColor="accent1" w:fill="4f81bd" w:themeFill="accent1"/>
         <w:tcBorders/>
       </w:tcPr>
     </w:tblStylePr>
@@ -9496,7 +10548,7 @@
         <w:tblBorders/>
       </w:tblPr>
       <w:tcPr>
-        <w:shd w:val="clear" w:color="ffffff" w:themeColor="accent1" w:fill="5b9bd5" w:themeFill="accent1"/>
+        <w:shd w:val="clear" w:color="ffffff" w:themeColor="accent1" w:fill="4f81bd" w:themeFill="accent1"/>
         <w:tcBorders/>
       </w:tcPr>
     </w:tblStylePr>
@@ -9516,7 +10568,7 @@
         <w:tblBorders/>
       </w:tblPr>
       <w:tcPr>
-        <w:shd w:val="clear" w:color="ffffff" w:themeColor="accent1" w:fill="5b9bd5" w:themeFill="accent1"/>
+        <w:shd w:val="clear" w:color="ffffff" w:themeColor="accent1" w:fill="4f81bd" w:themeFill="accent1"/>
         <w:tcBorders>
           <w:top w:val="single" w:color="000000" w:themeColor="light1" w:sz="4" w:space="0"/>
         </w:tcBorders>
@@ -9590,7 +10642,7 @@
   </w:style>
   <w:style w:type="table" w:styleId="49">
     <w:name w:val="Grid Table 5 Dark - Accent 2"/>
-    <w:basedOn w:val="665"/>
+    <w:basedOn w:val="11"/>
     <w:uiPriority w:val="99"/>
     <w:pPr>
       <w:pBdr/>
@@ -9609,7 +10661,7 @@
         <w:insideH w:val="single" w:color="000000" w:themeColor="light1" w:sz="4" w:space="0"/>
         <w:insideV w:val="single" w:color="000000" w:themeColor="light1" w:sz="4" w:space="0"/>
       </w:tblBorders>
-      <w:shd w:val="clear" w:color="ffffff" w:themeColor="accent2" w:themeTint="32" w:fill="fbe6d7" w:themeFill="accent2" w:themeFillTint="32"/>
+      <w:shd w:val="clear" w:color="ffffff" w:themeColor="accent2" w:themeTint="32" w:fill="f3dddc" w:themeFill="accent2" w:themeFillTint="32"/>
     </w:tblPr>
     <w:tcPr>
       <w:tcBorders/>
@@ -9624,7 +10676,7 @@
         <w:tblBorders/>
       </w:tblPr>
       <w:tcPr>
-        <w:shd w:val="clear" w:color="ffffff" w:themeColor="accent2" w:themeTint="75" w:fill="f7c3a0" w:themeFill="accent2" w:themeFillTint="75"/>
+        <w:shd w:val="clear" w:color="ffffff" w:themeColor="accent2" w:themeTint="75" w:fill="e2afad" w:themeFill="accent2" w:themeFillTint="75"/>
         <w:tcBorders/>
       </w:tcPr>
     </w:tblStylePr>
@@ -9638,7 +10690,7 @@
         <w:tblBorders/>
       </w:tblPr>
       <w:tcPr>
-        <w:shd w:val="clear" w:color="ffffff" w:themeColor="accent2" w:themeTint="75" w:fill="f7c3a0" w:themeFill="accent2" w:themeFillTint="75"/>
+        <w:shd w:val="clear" w:color="ffffff" w:themeColor="accent2" w:themeTint="75" w:fill="e2afad" w:themeFill="accent2" w:themeFillTint="75"/>
         <w:tcBorders/>
       </w:tcPr>
     </w:tblStylePr>
@@ -9684,7 +10736,7 @@
         <w:tblBorders/>
       </w:tblPr>
       <w:tcPr>
-        <w:shd w:val="clear" w:color="ffffff" w:themeColor="accent2" w:fill="ed7d31" w:themeFill="accent2"/>
+        <w:shd w:val="clear" w:color="ffffff" w:themeColor="accent2" w:fill="c0504d" w:themeFill="accent2"/>
         <w:tcBorders/>
       </w:tcPr>
     </w:tblStylePr>
@@ -9704,7 +10756,7 @@
         <w:tblBorders/>
       </w:tblPr>
       <w:tcPr>
-        <w:shd w:val="clear" w:color="ffffff" w:themeColor="accent2" w:fill="ed7d31" w:themeFill="accent2"/>
+        <w:shd w:val="clear" w:color="ffffff" w:themeColor="accent2" w:fill="c0504d" w:themeFill="accent2"/>
         <w:tcBorders/>
       </w:tcPr>
     </w:tblStylePr>
@@ -9724,7 +10776,7 @@
         <w:tblBorders/>
       </w:tblPr>
       <w:tcPr>
-        <w:shd w:val="clear" w:color="ffffff" w:themeColor="accent2" w:fill="ed7d31" w:themeFill="accent2"/>
+        <w:shd w:val="clear" w:color="ffffff" w:themeColor="accent2" w:fill="c0504d" w:themeFill="accent2"/>
         <w:tcBorders/>
       </w:tcPr>
     </w:tblStylePr>
@@ -9744,7 +10796,7 @@
         <w:tblBorders/>
       </w:tblPr>
       <w:tcPr>
-        <w:shd w:val="clear" w:color="ffffff" w:themeColor="accent2" w:fill="ed7d31" w:themeFill="accent2"/>
+        <w:shd w:val="clear" w:color="ffffff" w:themeColor="accent2" w:fill="c0504d" w:themeFill="accent2"/>
         <w:tcBorders>
           <w:top w:val="single" w:color="000000" w:themeColor="light1" w:sz="4" w:space="0"/>
         </w:tcBorders>
@@ -9818,7 +10870,7 @@
   </w:style>
   <w:style w:type="table" w:styleId="50">
     <w:name w:val="Grid Table 5 Dark - Accent 3"/>
-    <w:basedOn w:val="665"/>
+    <w:basedOn w:val="11"/>
     <w:uiPriority w:val="99"/>
     <w:pPr>
       <w:pBdr/>
@@ -9837,7 +10889,7 @@
         <w:insideH w:val="single" w:color="000000" w:themeColor="light1" w:sz="4" w:space="0"/>
         <w:insideV w:val="single" w:color="000000" w:themeColor="light1" w:sz="4" w:space="0"/>
       </w:tblBorders>
-      <w:shd w:val="clear" w:color="ffffff" w:themeColor="accent3" w:themeTint="34" w:fill="ededed" w:themeFill="accent3" w:themeFillTint="34"/>
+      <w:shd w:val="clear" w:color="ffffff" w:themeColor="accent3" w:themeTint="34" w:fill="ebf1dd" w:themeFill="accent3" w:themeFillTint="34"/>
     </w:tblPr>
     <w:tcPr>
       <w:tcBorders/>
@@ -9852,7 +10904,7 @@
         <w:tblBorders/>
       </w:tblPr>
       <w:tcPr>
-        <w:shd w:val="clear" w:color="ffffff" w:themeColor="accent3" w:themeTint="75" w:fill="d6d6d6" w:themeFill="accent3" w:themeFillTint="75"/>
+        <w:shd w:val="clear" w:color="ffffff" w:themeColor="accent3" w:themeTint="75" w:fill="d1e0b3" w:themeFill="accent3" w:themeFillTint="75"/>
         <w:tcBorders/>
       </w:tcPr>
     </w:tblStylePr>
@@ -9866,7 +10918,7 @@
         <w:tblBorders/>
       </w:tblPr>
       <w:tcPr>
-        <w:shd w:val="clear" w:color="ffffff" w:themeColor="accent3" w:themeTint="75" w:fill="d6d6d6" w:themeFill="accent3" w:themeFillTint="75"/>
+        <w:shd w:val="clear" w:color="ffffff" w:themeColor="accent3" w:themeTint="75" w:fill="d1e0b3" w:themeFill="accent3" w:themeFillTint="75"/>
         <w:tcBorders/>
       </w:tcPr>
     </w:tblStylePr>
@@ -9912,7 +10964,7 @@
         <w:tblBorders/>
       </w:tblPr>
       <w:tcPr>
-        <w:shd w:val="clear" w:color="ffffff" w:themeColor="accent3" w:fill="a5a5a5" w:themeFill="accent3"/>
+        <w:shd w:val="clear" w:color="ffffff" w:themeColor="accent3" w:fill="9bbb59" w:themeFill="accent3"/>
         <w:tcBorders/>
       </w:tcPr>
     </w:tblStylePr>
@@ -9932,7 +10984,7 @@
         <w:tblBorders/>
       </w:tblPr>
       <w:tcPr>
-        <w:shd w:val="clear" w:color="ffffff" w:themeColor="accent3" w:fill="a5a5a5" w:themeFill="accent3"/>
+        <w:shd w:val="clear" w:color="ffffff" w:themeColor="accent3" w:fill="9bbb59" w:themeFill="accent3"/>
         <w:tcBorders/>
       </w:tcPr>
     </w:tblStylePr>
@@ -9952,7 +11004,7 @@
         <w:tblBorders/>
       </w:tblPr>
       <w:tcPr>
-        <w:shd w:val="clear" w:color="ffffff" w:themeColor="accent3" w:fill="a5a5a5" w:themeFill="accent3"/>
+        <w:shd w:val="clear" w:color="ffffff" w:themeColor="accent3" w:fill="9bbb59" w:themeFill="accent3"/>
         <w:tcBorders/>
       </w:tcPr>
     </w:tblStylePr>
@@ -9972,7 +11024,7 @@
         <w:tblBorders/>
       </w:tblPr>
       <w:tcPr>
-        <w:shd w:val="clear" w:color="ffffff" w:themeColor="accent3" w:fill="a5a5a5" w:themeFill="accent3"/>
+        <w:shd w:val="clear" w:color="ffffff" w:themeColor="accent3" w:fill="9bbb59" w:themeFill="accent3"/>
         <w:tcBorders>
           <w:top w:val="single" w:color="000000" w:themeColor="light1" w:sz="4" w:space="0"/>
         </w:tcBorders>
@@ -10046,7 +11098,7 @@
   </w:style>
   <w:style w:type="table" w:styleId="51">
     <w:name w:val="Grid Table 5 Dark- Accent 4"/>
-    <w:basedOn w:val="665"/>
+    <w:basedOn w:val="11"/>
     <w:uiPriority w:val="99"/>
     <w:pPr>
       <w:pBdr/>
@@ -10065,7 +11117,7 @@
         <w:insideH w:val="single" w:color="000000" w:themeColor="light1" w:sz="4" w:space="0"/>
         <w:insideV w:val="single" w:color="000000" w:themeColor="light1" w:sz="4" w:space="0"/>
       </w:tblBorders>
-      <w:shd w:val="clear" w:color="ffffff" w:themeColor="accent4" w:themeTint="34" w:fill="fff2cb" w:themeFill="accent4" w:themeFillTint="34"/>
+      <w:shd w:val="clear" w:color="ffffff" w:themeColor="accent4" w:themeTint="34" w:fill="e5dfec" w:themeFill="accent4" w:themeFillTint="34"/>
     </w:tblPr>
     <w:tcPr>
       <w:tcBorders/>
@@ -10080,7 +11132,7 @@
         <w:tblBorders/>
       </w:tblPr>
       <w:tcPr>
-        <w:shd w:val="clear" w:color="ffffff" w:themeColor="accent4" w:themeTint="75" w:fill="ffe28a" w:themeFill="accent4" w:themeFillTint="75"/>
+        <w:shd w:val="clear" w:color="ffffff" w:themeColor="accent4" w:themeTint="75" w:fill="c5b8d4" w:themeFill="accent4" w:themeFillTint="75"/>
         <w:tcBorders/>
       </w:tcPr>
     </w:tblStylePr>
@@ -10094,7 +11146,7 @@
         <w:tblBorders/>
       </w:tblPr>
       <w:tcPr>
-        <w:shd w:val="clear" w:color="ffffff" w:themeColor="accent4" w:themeTint="75" w:fill="ffe28a" w:themeFill="accent4" w:themeFillTint="75"/>
+        <w:shd w:val="clear" w:color="ffffff" w:themeColor="accent4" w:themeTint="75" w:fill="c5b8d4" w:themeFill="accent4" w:themeFillTint="75"/>
         <w:tcBorders/>
       </w:tcPr>
     </w:tblStylePr>
@@ -10140,7 +11192,7 @@
         <w:tblBorders/>
       </w:tblPr>
       <w:tcPr>
-        <w:shd w:val="clear" w:color="ffffff" w:themeColor="accent4" w:fill="ffc000" w:themeFill="accent4"/>
+        <w:shd w:val="clear" w:color="ffffff" w:themeColor="accent4" w:fill="8064a2" w:themeFill="accent4"/>
         <w:tcBorders/>
       </w:tcPr>
     </w:tblStylePr>
@@ -10160,7 +11212,7 @@
         <w:tblBorders/>
       </w:tblPr>
       <w:tcPr>
-        <w:shd w:val="clear" w:color="ffffff" w:themeColor="accent4" w:fill="ffc000" w:themeFill="accent4"/>
+        <w:shd w:val="clear" w:color="ffffff" w:themeColor="accent4" w:fill="8064a2" w:themeFill="accent4"/>
         <w:tcBorders/>
       </w:tcPr>
     </w:tblStylePr>
@@ -10180,7 +11232,7 @@
         <w:tblBorders/>
       </w:tblPr>
       <w:tcPr>
-        <w:shd w:val="clear" w:color="ffffff" w:themeColor="accent4" w:fill="ffc000" w:themeFill="accent4"/>
+        <w:shd w:val="clear" w:color="ffffff" w:themeColor="accent4" w:fill="8064a2" w:themeFill="accent4"/>
         <w:tcBorders/>
       </w:tcPr>
     </w:tblStylePr>
@@ -10200,7 +11252,7 @@
         <w:tblBorders/>
       </w:tblPr>
       <w:tcPr>
-        <w:shd w:val="clear" w:color="ffffff" w:themeColor="accent4" w:fill="ffc000" w:themeFill="accent4"/>
+        <w:shd w:val="clear" w:color="ffffff" w:themeColor="accent4" w:fill="8064a2" w:themeFill="accent4"/>
         <w:tcBorders>
           <w:top w:val="single" w:color="000000" w:themeColor="light1" w:sz="4" w:space="0"/>
         </w:tcBorders>
@@ -10274,7 +11326,7 @@
   </w:style>
   <w:style w:type="table" w:styleId="52">
     <w:name w:val="Grid Table 5 Dark - Accent 5"/>
-    <w:basedOn w:val="665"/>
+    <w:basedOn w:val="11"/>
     <w:uiPriority w:val="99"/>
     <w:pPr>
       <w:pBdr/>
@@ -10293,7 +11345,7 @@
         <w:insideH w:val="single" w:color="000000" w:themeColor="light1" w:sz="4" w:space="0"/>
         <w:insideV w:val="single" w:color="000000" w:themeColor="light1" w:sz="4" w:space="0"/>
       </w:tblBorders>
-      <w:shd w:val="clear" w:color="ffffff" w:themeColor="accent5" w:themeTint="34" w:fill="d9e2f3" w:themeFill="accent5" w:themeFillTint="34"/>
+      <w:shd w:val="clear" w:color="ffffff" w:themeColor="accent5" w:themeTint="34" w:fill="daeef3" w:themeFill="accent5" w:themeFillTint="34"/>
     </w:tblPr>
     <w:tcPr>
       <w:tcBorders/>
@@ -10308,7 +11360,7 @@
         <w:tblBorders/>
       </w:tblPr>
       <w:tcPr>
-        <w:shd w:val="clear" w:color="ffffff" w:themeColor="accent5" w:themeTint="75" w:fill="a9bee4" w:themeFill="accent5" w:themeFillTint="75"/>
+        <w:shd w:val="clear" w:color="ffffff" w:themeColor="accent5" w:themeTint="75" w:fill="acd9e5" w:themeFill="accent5" w:themeFillTint="75"/>
         <w:tcBorders/>
       </w:tcPr>
     </w:tblStylePr>
@@ -10322,7 +11374,7 @@
         <w:tblBorders/>
       </w:tblPr>
       <w:tcPr>
-        <w:shd w:val="clear" w:color="ffffff" w:themeColor="accent5" w:themeTint="75" w:fill="a9bee4" w:themeFill="accent5" w:themeFillTint="75"/>
+        <w:shd w:val="clear" w:color="ffffff" w:themeColor="accent5" w:themeTint="75" w:fill="acd9e5" w:themeFill="accent5" w:themeFillTint="75"/>
         <w:tcBorders/>
       </w:tcPr>
     </w:tblStylePr>
@@ -10368,7 +11420,7 @@
         <w:tblBorders/>
       </w:tblPr>
       <w:tcPr>
-        <w:shd w:val="clear" w:color="ffffff" w:themeColor="accent5" w:fill="4472c4" w:themeFill="accent5"/>
+        <w:shd w:val="clear" w:color="ffffff" w:themeColor="accent5" w:fill="4bacc6" w:themeFill="accent5"/>
         <w:tcBorders/>
       </w:tcPr>
     </w:tblStylePr>
@@ -10388,7 +11440,7 @@
         <w:tblBorders/>
       </w:tblPr>
       <w:tcPr>
-        <w:shd w:val="clear" w:color="ffffff" w:themeColor="accent5" w:fill="4472c4" w:themeFill="accent5"/>
+        <w:shd w:val="clear" w:color="ffffff" w:themeColor="accent5" w:fill="4bacc6" w:themeFill="accent5"/>
         <w:tcBorders/>
       </w:tcPr>
     </w:tblStylePr>
@@ -10408,7 +11460,7 @@
         <w:tblBorders/>
       </w:tblPr>
       <w:tcPr>
-        <w:shd w:val="clear" w:color="ffffff" w:themeColor="accent5" w:fill="4472c4" w:themeFill="accent5"/>
+        <w:shd w:val="clear" w:color="ffffff" w:themeColor="accent5" w:fill="4bacc6" w:themeFill="accent5"/>
         <w:tcBorders/>
       </w:tcPr>
     </w:tblStylePr>
@@ -10428,7 +11480,7 @@
         <w:tblBorders/>
       </w:tblPr>
       <w:tcPr>
-        <w:shd w:val="clear" w:color="ffffff" w:themeColor="accent5" w:fill="4472c4" w:themeFill="accent5"/>
+        <w:shd w:val="clear" w:color="ffffff" w:themeColor="accent5" w:fill="4bacc6" w:themeFill="accent5"/>
         <w:tcBorders>
           <w:top w:val="single" w:color="000000" w:themeColor="light1" w:sz="4" w:space="0"/>
         </w:tcBorders>
@@ -10502,7 +11554,7 @@
   </w:style>
   <w:style w:type="table" w:styleId="53">
     <w:name w:val="Grid Table 5 Dark - Accent 6"/>
-    <w:basedOn w:val="665"/>
+    <w:basedOn w:val="11"/>
     <w:uiPriority w:val="99"/>
     <w:pPr>
       <w:pBdr/>
@@ -10521,7 +11573,7 @@
         <w:insideH w:val="single" w:color="000000" w:themeColor="light1" w:sz="4" w:space="0"/>
         <w:insideV w:val="single" w:color="000000" w:themeColor="light1" w:sz="4" w:space="0"/>
       </w:tblBorders>
-      <w:shd w:val="clear" w:color="ffffff" w:themeColor="accent6" w:themeTint="34" w:fill="e2efd9" w:themeFill="accent6" w:themeFillTint="34"/>
+      <w:shd w:val="clear" w:color="ffffff" w:themeColor="accent6" w:themeTint="34" w:fill="fdead9" w:themeFill="accent6" w:themeFillTint="34"/>
     </w:tblPr>
     <w:tcPr>
       <w:tcBorders/>
@@ -10536,7 +11588,7 @@
         <w:tblBorders/>
       </w:tblPr>
       <w:tcPr>
-        <w:shd w:val="clear" w:color="ffffff" w:themeColor="accent6" w:themeTint="75" w:fill="bddba8" w:themeFill="accent6" w:themeFillTint="75"/>
+        <w:shd w:val="clear" w:color="ffffff" w:themeColor="accent6" w:themeTint="75" w:fill="fbcfaa" w:themeFill="accent6" w:themeFillTint="75"/>
         <w:tcBorders/>
       </w:tcPr>
     </w:tblStylePr>
@@ -10550,7 +11602,7 @@
         <w:tblBorders/>
       </w:tblPr>
       <w:tcPr>
-        <w:shd w:val="clear" w:color="ffffff" w:themeColor="accent6" w:themeTint="75" w:fill="bddba8" w:themeFill="accent6" w:themeFillTint="75"/>
+        <w:shd w:val="clear" w:color="ffffff" w:themeColor="accent6" w:themeTint="75" w:fill="fbcfaa" w:themeFill="accent6" w:themeFillTint="75"/>
         <w:tcBorders/>
       </w:tcPr>
     </w:tblStylePr>
@@ -10596,7 +11648,7 @@
         <w:tblBorders/>
       </w:tblPr>
       <w:tcPr>
-        <w:shd w:val="clear" w:color="ffffff" w:themeColor="accent6" w:fill="70ad47" w:themeFill="accent6"/>
+        <w:shd w:val="clear" w:color="ffffff" w:themeColor="accent6" w:fill="f79646" w:themeFill="accent6"/>
         <w:tcBorders/>
       </w:tcPr>
     </w:tblStylePr>
@@ -10616,7 +11668,7 @@
         <w:tblBorders/>
       </w:tblPr>
       <w:tcPr>
-        <w:shd w:val="clear" w:color="ffffff" w:themeColor="accent6" w:fill="70ad47" w:themeFill="accent6"/>
+        <w:shd w:val="clear" w:color="ffffff" w:themeColor="accent6" w:fill="f79646" w:themeFill="accent6"/>
         <w:tcBorders/>
       </w:tcPr>
     </w:tblStylePr>
@@ -10636,7 +11688,7 @@
         <w:tblBorders/>
       </w:tblPr>
       <w:tcPr>
-        <w:shd w:val="clear" w:color="ffffff" w:themeColor="accent6" w:fill="70ad47" w:themeFill="accent6"/>
+        <w:shd w:val="clear" w:color="ffffff" w:themeColor="accent6" w:fill="f79646" w:themeFill="accent6"/>
         <w:tcBorders/>
       </w:tcPr>
     </w:tblStylePr>
@@ -10656,7 +11708,7 @@
         <w:tblBorders/>
       </w:tblPr>
       <w:tcPr>
-        <w:shd w:val="clear" w:color="ffffff" w:themeColor="accent6" w:fill="70ad47" w:themeFill="accent6"/>
+        <w:shd w:val="clear" w:color="ffffff" w:themeColor="accent6" w:fill="f79646" w:themeFill="accent6"/>
         <w:tcBorders>
           <w:top w:val="single" w:color="000000" w:themeColor="light1" w:sz="4" w:space="0"/>
         </w:tcBorders>
@@ -10730,7 +11782,7 @@
   </w:style>
   <w:style w:type="table" w:styleId="54">
     <w:name w:val="Grid Table 6 Colorful"/>
-    <w:basedOn w:val="665"/>
+    <w:basedOn w:val="11"/>
     <w:uiPriority w:val="99"/>
     <w:pPr>
       <w:pBdr/>
@@ -10960,7 +12012,7 @@
   </w:style>
   <w:style w:type="table" w:styleId="55">
     <w:name w:val="Grid Table 6 Colorful - Accent 1"/>
-    <w:basedOn w:val="665"/>
+    <w:basedOn w:val="11"/>
     <w:uiPriority w:val="99"/>
     <w:pPr>
       <w:pBdr/>
@@ -10998,7 +12050,7 @@
         <w:tblBorders/>
       </w:tblPr>
       <w:tcPr>
-        <w:shd w:val="clear" w:color="ffffff" w:themeColor="accent1" w:themeTint="34" w:fill="deebf6" w:themeFill="accent1" w:themeFillTint="34"/>
+        <w:shd w:val="clear" w:color="ffffff" w:themeColor="accent1" w:themeTint="34" w:fill="dbe5f2" w:themeFill="accent1" w:themeFillTint="34"/>
         <w:tcBorders/>
       </w:tcPr>
     </w:tblStylePr>
@@ -11012,7 +12064,7 @@
         <w:tblBorders/>
       </w:tblPr>
       <w:tcPr>
-        <w:shd w:val="clear" w:color="ffffff" w:themeColor="accent1" w:themeTint="34" w:fill="deebf6" w:themeFill="accent1" w:themeFillTint="34"/>
+        <w:shd w:val="clear" w:color="ffffff" w:themeColor="accent1" w:themeTint="34" w:fill="dbe5f2" w:themeFill="accent1" w:themeFillTint="34"/>
         <w:tcBorders/>
       </w:tcPr>
     </w:tblStylePr>
@@ -11050,7 +12102,7 @@
     <w:tblStylePr w:type="firstCol">
       <w:rPr>
         <w:b/>
-        <w:color w:val="307abd" w:themeColor="accent1" w:themeTint="80" w:themeShade="95"/>
+        <w:color w:val="3e6da5" w:themeColor="accent1" w:themeTint="80" w:themeShade="95"/>
       </w:rPr>
       <w:pPr>
         <w:pBdr/>
@@ -11067,7 +12119,7 @@
     <w:tblStylePr w:type="firstRow">
       <w:rPr>
         <w:b/>
-        <w:color w:val="307abd" w:themeColor="accent1" w:themeTint="80" w:themeShade="95"/>
+        <w:color w:val="3e6da5" w:themeColor="accent1" w:themeTint="80" w:themeShade="95"/>
       </w:rPr>
       <w:pPr>
         <w:pBdr/>
@@ -11086,7 +12138,7 @@
     <w:tblStylePr w:type="lastCol">
       <w:rPr>
         <w:b/>
-        <w:color w:val="307abd" w:themeColor="accent1" w:themeTint="80" w:themeShade="95"/>
+        <w:color w:val="3e6da5" w:themeColor="accent1" w:themeTint="80" w:themeShade="95"/>
       </w:rPr>
       <w:pPr>
         <w:pBdr/>
@@ -11103,7 +12155,7 @@
     <w:tblStylePr w:type="lastRow">
       <w:rPr>
         <w:b/>
-        <w:color w:val="307abd" w:themeColor="accent1" w:themeTint="80" w:themeShade="95"/>
+        <w:color w:val="3e6da5" w:themeColor="accent1" w:themeTint="80" w:themeShade="95"/>
       </w:rPr>
       <w:pPr>
         <w:pBdr/>
@@ -11190,7 +12242,7 @@
   </w:style>
   <w:style w:type="table" w:styleId="56">
     <w:name w:val="Grid Table 6 Colorful - Accent 2"/>
-    <w:basedOn w:val="665"/>
+    <w:basedOn w:val="11"/>
     <w:uiPriority w:val="99"/>
     <w:pPr>
       <w:pBdr/>
@@ -11228,7 +12280,7 @@
         <w:tblBorders/>
       </w:tblPr>
       <w:tcPr>
-        <w:shd w:val="clear" w:color="ffffff" w:themeColor="accent2" w:themeTint="32" w:fill="fbe6d7" w:themeFill="accent2" w:themeFillTint="32"/>
+        <w:shd w:val="clear" w:color="ffffff" w:themeColor="accent2" w:themeTint="32" w:fill="f3dddc" w:themeFill="accent2" w:themeFillTint="32"/>
         <w:tcBorders/>
       </w:tcPr>
     </w:tblStylePr>
@@ -11242,7 +12294,7 @@
         <w:tblBorders/>
       </w:tblPr>
       <w:tcPr>
-        <w:shd w:val="clear" w:color="ffffff" w:themeColor="accent2" w:themeTint="32" w:fill="fbe6d7" w:themeFill="accent2" w:themeFillTint="32"/>
+        <w:shd w:val="clear" w:color="ffffff" w:themeColor="accent2" w:themeTint="32" w:fill="f3dddc" w:themeFill="accent2" w:themeFillTint="32"/>
         <w:tcBorders/>
       </w:tcPr>
     </w:tblStylePr>
@@ -11280,7 +12332,7 @@
     <w:tblStylePr w:type="firstCol">
       <w:rPr>
         <w:b/>
-        <w:color w:val="cb5d12" w:themeColor="accent2" w:themeTint="97" w:themeShade="95"/>
+        <w:color w:val="9f3b38" w:themeColor="accent2" w:themeTint="97" w:themeShade="95"/>
       </w:rPr>
       <w:pPr>
         <w:pBdr/>
@@ -11297,7 +12349,7 @@
     <w:tblStylePr w:type="firstRow">
       <w:rPr>
         <w:b/>
-        <w:color w:val="cb5d12" w:themeColor="accent2" w:themeTint="97" w:themeShade="95"/>
+        <w:color w:val="9f3b38" w:themeColor="accent2" w:themeTint="97" w:themeShade="95"/>
       </w:rPr>
       <w:pPr>
         <w:pBdr/>
@@ -11316,7 +12368,7 @@
     <w:tblStylePr w:type="lastCol">
       <w:rPr>
         <w:b/>
-        <w:color w:val="cb5d12" w:themeColor="accent2" w:themeTint="97" w:themeShade="95"/>
+        <w:color w:val="9f3b38" w:themeColor="accent2" w:themeTint="97" w:themeShade="95"/>
       </w:rPr>
       <w:pPr>
         <w:pBdr/>
@@ -11333,7 +12385,7 @@
     <w:tblStylePr w:type="lastRow">
       <w:rPr>
         <w:b/>
-        <w:color w:val="cb5d12" w:themeColor="accent2" w:themeTint="97" w:themeShade="95"/>
+        <w:color w:val="9f3b38" w:themeColor="accent2" w:themeTint="97" w:themeShade="95"/>
       </w:rPr>
       <w:pPr>
         <w:pBdr/>
@@ -11420,7 +12472,7 @@
   </w:style>
   <w:style w:type="table" w:styleId="57">
     <w:name w:val="Grid Table 6 Colorful - Accent 3"/>
-    <w:basedOn w:val="665"/>
+    <w:basedOn w:val="11"/>
     <w:uiPriority w:val="99"/>
     <w:pPr>
       <w:pBdr/>
@@ -11458,7 +12510,7 @@
         <w:tblBorders/>
       </w:tblPr>
       <w:tcPr>
-        <w:shd w:val="clear" w:color="ffffff" w:themeColor="accent3" w:themeTint="34" w:fill="ededed" w:themeFill="accent3" w:themeFillTint="34"/>
+        <w:shd w:val="clear" w:color="ffffff" w:themeColor="accent3" w:themeTint="34" w:fill="ebf1dd" w:themeFill="accent3" w:themeFillTint="34"/>
         <w:tcBorders/>
       </w:tcPr>
     </w:tblStylePr>
@@ -11472,7 +12524,7 @@
         <w:tblBorders/>
       </w:tblPr>
       <w:tcPr>
-        <w:shd w:val="clear" w:color="ffffff" w:themeColor="accent3" w:themeTint="34" w:fill="ededed" w:themeFill="accent3" w:themeFillTint="34"/>
+        <w:shd w:val="clear" w:color="ffffff" w:themeColor="accent3" w:themeTint="34" w:fill="ebf1dd" w:themeFill="accent3" w:themeFillTint="34"/>
         <w:tcBorders/>
       </w:tcPr>
     </w:tblStylePr>
@@ -11510,7 +12562,7 @@
     <w:tblStylePr w:type="firstCol">
       <w:rPr>
         <w:b/>
-        <w:color w:val="616161" w:themeColor="accent3" w:themeTint="FE" w:themeShade="95"/>
+        <w:color w:val="5d732f" w:themeColor="accent3" w:themeTint="FE" w:themeShade="95"/>
       </w:rPr>
       <w:pPr>
         <w:pBdr/>
@@ -11527,7 +12579,7 @@
     <w:tblStylePr w:type="firstRow">
       <w:rPr>
         <w:b/>
-        <w:color w:val="616161" w:themeColor="accent3" w:themeTint="FE" w:themeShade="95"/>
+        <w:color w:val="5d732f" w:themeColor="accent3" w:themeTint="FE" w:themeShade="95"/>
       </w:rPr>
       <w:pPr>
         <w:pBdr/>
@@ -11546,7 +12598,7 @@
     <w:tblStylePr w:type="lastCol">
       <w:rPr>
         <w:b/>
-        <w:color w:val="616161" w:themeColor="accent3" w:themeTint="FE" w:themeShade="95"/>
+        <w:color w:val="5d732f" w:themeColor="accent3" w:themeTint="FE" w:themeShade="95"/>
       </w:rPr>
       <w:pPr>
         <w:pBdr/>
@@ -11563,7 +12615,7 @@
     <w:tblStylePr w:type="lastRow">
       <w:rPr>
         <w:b/>
-        <w:color w:val="616161" w:themeColor="accent3" w:themeTint="FE" w:themeShade="95"/>
+        <w:color w:val="5d732f" w:themeColor="accent3" w:themeTint="FE" w:themeShade="95"/>
       </w:rPr>
       <w:pPr>
         <w:pBdr/>
@@ -11650,7 +12702,7 @@
   </w:style>
   <w:style w:type="table" w:styleId="58">
     <w:name w:val="Grid Table 6 Colorful - Accent 4"/>
-    <w:basedOn w:val="665"/>
+    <w:basedOn w:val="11"/>
     <w:uiPriority w:val="99"/>
     <w:pPr>
       <w:pBdr/>
@@ -11688,7 +12740,7 @@
         <w:tblBorders/>
       </w:tblPr>
       <w:tcPr>
-        <w:shd w:val="clear" w:color="ffffff" w:themeColor="accent4" w:themeTint="34" w:fill="fff2cb" w:themeFill="accent4" w:themeFillTint="34"/>
+        <w:shd w:val="clear" w:color="ffffff" w:themeColor="accent4" w:themeTint="34" w:fill="e5dfec" w:themeFill="accent4" w:themeFillTint="34"/>
         <w:tcBorders/>
       </w:tcPr>
     </w:tblStylePr>
@@ -11702,7 +12754,7 @@
         <w:tblBorders/>
       </w:tblPr>
       <w:tcPr>
-        <w:shd w:val="clear" w:color="ffffff" w:themeColor="accent4" w:themeTint="34" w:fill="fff2cb" w:themeFill="accent4" w:themeFillTint="34"/>
+        <w:shd w:val="clear" w:color="ffffff" w:themeColor="accent4" w:themeTint="34" w:fill="e5dfec" w:themeFill="accent4" w:themeFillTint="34"/>
         <w:tcBorders/>
       </w:tcPr>
     </w:tblStylePr>
@@ -11740,7 +12792,7 @@
     <w:tblStylePr w:type="firstCol">
       <w:rPr>
         <w:b/>
-        <w:color w:val="d09d00" w:themeColor="accent4" w:themeTint="9A" w:themeShade="95"/>
+        <w:color w:val="674f84" w:themeColor="accent4" w:themeTint="9A" w:themeShade="95"/>
       </w:rPr>
       <w:pPr>
         <w:pBdr/>
@@ -11757,7 +12809,7 @@
     <w:tblStylePr w:type="firstRow">
       <w:rPr>
         <w:b/>
-        <w:color w:val="d09d00" w:themeColor="accent4" w:themeTint="9A" w:themeShade="95"/>
+        <w:color w:val="674f84" w:themeColor="accent4" w:themeTint="9A" w:themeShade="95"/>
       </w:rPr>
       <w:pPr>
         <w:pBdr/>
@@ -11776,7 +12828,7 @@
     <w:tblStylePr w:type="lastCol">
       <w:rPr>
         <w:b/>
-        <w:color w:val="d09d00" w:themeColor="accent4" w:themeTint="9A" w:themeShade="95"/>
+        <w:color w:val="674f84" w:themeColor="accent4" w:themeTint="9A" w:themeShade="95"/>
       </w:rPr>
       <w:pPr>
         <w:pBdr/>
@@ -11793,7 +12845,7 @@
     <w:tblStylePr w:type="lastRow">
       <w:rPr>
         <w:b/>
-        <w:color w:val="d09d00" w:themeColor="accent4" w:themeTint="9A" w:themeShade="95"/>
+        <w:color w:val="674f84" w:themeColor="accent4" w:themeTint="9A" w:themeShade="95"/>
       </w:rPr>
       <w:pPr>
         <w:pBdr/>
@@ -11880,7 +12932,7 @@
   </w:style>
   <w:style w:type="table" w:styleId="59">
     <w:name w:val="Grid Table 6 Colorful - Accent 5"/>
-    <w:basedOn w:val="665"/>
+    <w:basedOn w:val="11"/>
     <w:uiPriority w:val="99"/>
     <w:pPr>
       <w:pBdr/>
@@ -11918,7 +12970,7 @@
         <w:tblBorders/>
       </w:tblPr>
       <w:tcPr>
-        <w:shd w:val="clear" w:color="ffffff" w:themeColor="accent5" w:themeTint="34" w:fill="d9e2f3" w:themeFill="accent5" w:themeFillTint="34"/>
+        <w:shd w:val="clear" w:color="ffffff" w:themeColor="accent5" w:themeTint="34" w:fill="daeef3" w:themeFill="accent5" w:themeFillTint="34"/>
         <w:tcBorders/>
       </w:tcPr>
     </w:tblStylePr>
@@ -11932,7 +12984,7 @@
         <w:tblBorders/>
       </w:tblPr>
       <w:tcPr>
-        <w:shd w:val="clear" w:color="ffffff" w:themeColor="accent5" w:themeTint="34" w:fill="d9e2f3" w:themeFill="accent5" w:themeFillTint="34"/>
+        <w:shd w:val="clear" w:color="ffffff" w:themeColor="accent5" w:themeTint="34" w:fill="daeef3" w:themeFill="accent5" w:themeFillTint="34"/>
         <w:tcBorders/>
       </w:tcPr>
     </w:tblStylePr>
@@ -11970,7 +13022,7 @@
     <w:tblStylePr w:type="firstCol">
       <w:rPr>
         <w:b/>
-        <w:color w:val="254275" w:themeColor="accent5" w:themeShade="95"/>
+        <w:color w:val="266879" w:themeColor="accent5" w:themeShade="95"/>
       </w:rPr>
       <w:pPr>
         <w:pBdr/>
@@ -11987,7 +13039,7 @@
     <w:tblStylePr w:type="firstRow">
       <w:rPr>
         <w:b/>
-        <w:color w:val="254275" w:themeColor="accent5" w:themeShade="95"/>
+        <w:color w:val="266879" w:themeColor="accent5" w:themeShade="95"/>
       </w:rPr>
       <w:pPr>
         <w:pBdr/>
@@ -12006,7 +13058,7 @@
     <w:tblStylePr w:type="lastCol">
       <w:rPr>
         <w:b/>
-        <w:color w:val="254275" w:themeColor="accent5" w:themeShade="95"/>
+        <w:color w:val="266879" w:themeColor="accent5" w:themeShade="95"/>
       </w:rPr>
       <w:pPr>
         <w:pBdr/>
@@ -12023,7 +13075,7 @@
     <w:tblStylePr w:type="lastRow">
       <w:rPr>
         <w:b/>
-        <w:color w:val="254275" w:themeColor="accent5" w:themeShade="95"/>
+        <w:color w:val="266879" w:themeColor="accent5" w:themeShade="95"/>
       </w:rPr>
       <w:pPr>
         <w:pBdr/>
@@ -12110,7 +13162,7 @@
   </w:style>
   <w:style w:type="table" w:styleId="60">
     <w:name w:val="Grid Table 6 Colorful - Accent 6"/>
-    <w:basedOn w:val="665"/>
+    <w:basedOn w:val="11"/>
     <w:uiPriority w:val="99"/>
     <w:pPr>
       <w:pBdr/>
@@ -12148,7 +13200,7 @@
         <w:tblBorders/>
       </w:tblPr>
       <w:tcPr>
-        <w:shd w:val="clear" w:color="ffffff" w:themeColor="accent6" w:themeTint="34" w:fill="e2efd9" w:themeFill="accent6" w:themeFillTint="34"/>
+        <w:shd w:val="clear" w:color="ffffff" w:themeColor="accent6" w:themeTint="34" w:fill="fdead9" w:themeFill="accent6" w:themeFillTint="34"/>
         <w:tcBorders/>
       </w:tcPr>
     </w:tblStylePr>
@@ -12162,7 +13214,7 @@
         <w:tblBorders/>
       </w:tblPr>
       <w:tcPr>
-        <w:shd w:val="clear" w:color="ffffff" w:themeColor="accent6" w:themeTint="34" w:fill="e2efd9" w:themeFill="accent6" w:themeFillTint="34"/>
+        <w:shd w:val="clear" w:color="ffffff" w:themeColor="accent6" w:themeTint="34" w:fill="fdead9" w:themeFill="accent6" w:themeFillTint="34"/>
         <w:tcBorders/>
       </w:tcPr>
     </w:tblStylePr>
@@ -12200,7 +13252,7 @@
     <w:tblStylePr w:type="firstCol">
       <w:rPr>
         <w:b/>
-        <w:color w:val="254275" w:themeColor="accent5" w:themeShade="95"/>
+        <w:color w:val="266879" w:themeColor="accent5" w:themeShade="95"/>
       </w:rPr>
       <w:pPr>
         <w:pBdr/>
@@ -12217,7 +13269,7 @@
     <w:tblStylePr w:type="firstRow">
       <w:rPr>
         <w:b/>
-        <w:color w:val="254275" w:themeColor="accent5" w:themeShade="95"/>
+        <w:color w:val="266879" w:themeColor="accent5" w:themeShade="95"/>
       </w:rPr>
       <w:pPr>
         <w:pBdr/>
@@ -12236,7 +13288,7 @@
     <w:tblStylePr w:type="lastCol">
       <w:rPr>
         <w:b/>
-        <w:color w:val="254275" w:themeColor="accent5" w:themeShade="95"/>
+        <w:color w:val="266879" w:themeColor="accent5" w:themeShade="95"/>
       </w:rPr>
       <w:pPr>
         <w:pBdr/>
@@ -12253,7 +13305,7 @@
     <w:tblStylePr w:type="lastRow">
       <w:rPr>
         <w:b/>
-        <w:color w:val="254275" w:themeColor="accent5" w:themeShade="95"/>
+        <w:color w:val="266879" w:themeColor="accent5" w:themeShade="95"/>
       </w:rPr>
       <w:pPr>
         <w:pBdr/>
@@ -12340,7 +13392,7 @@
   </w:style>
   <w:style w:type="table" w:styleId="61">
     <w:name w:val="Grid Table 7 Colorful"/>
-    <w:basedOn w:val="665"/>
+    <w:basedOn w:val="11"/>
     <w:uiPriority w:val="99"/>
     <w:pPr>
       <w:pBdr/>
@@ -12594,7 +13646,7 @@
   </w:style>
   <w:style w:type="table" w:styleId="62">
     <w:name w:val="Grid Table 7 Colorful - Accent 1"/>
-    <w:basedOn w:val="665"/>
+    <w:basedOn w:val="11"/>
     <w:uiPriority w:val="99"/>
     <w:pPr>
       <w:pBdr/>
@@ -12618,19 +13670,19 @@
     <w:tblStylePr w:type="band1Horz">
       <w:rPr>
         <w:rFonts w:ascii="Arial" w:hAnsi="Arial"/>
-        <w:color w:val="307abd" w:themeColor="accent1" w:themeTint="80" w:themeShade="95"/>
-        <w:sz w:val="22"/>
-      </w:rPr>
-      <w:pPr>
-        <w:pBdr/>
-        <w:spacing/>
-        <w:ind/>
-      </w:pPr>
-      <w:tblPr>
-        <w:tblBorders/>
-      </w:tblPr>
-      <w:tcPr>
-        <w:shd w:val="clear" w:color="ffffff" w:themeColor="accent1" w:themeTint="34" w:fill="deebf6" w:themeFill="accent1" w:themeFillTint="34"/>
+        <w:color w:val="3e6da5" w:themeColor="accent1" w:themeTint="80" w:themeShade="95"/>
+        <w:sz w:val="22"/>
+      </w:rPr>
+      <w:pPr>
+        <w:pBdr/>
+        <w:spacing/>
+        <w:ind/>
+      </w:pPr>
+      <w:tblPr>
+        <w:tblBorders/>
+      </w:tblPr>
+      <w:tcPr>
+        <w:shd w:val="clear" w:color="ffffff" w:themeColor="accent1" w:themeTint="34" w:fill="dbe5f2" w:themeFill="accent1" w:themeFillTint="34"/>
         <w:tcBorders/>
       </w:tcPr>
     </w:tblStylePr>
@@ -12644,14 +13696,14 @@
         <w:tblBorders/>
       </w:tblPr>
       <w:tcPr>
-        <w:shd w:val="clear" w:color="ffffff" w:themeColor="accent1" w:themeTint="34" w:fill="deebf6" w:themeFill="accent1" w:themeFillTint="34"/>
+        <w:shd w:val="clear" w:color="ffffff" w:themeColor="accent1" w:themeTint="34" w:fill="dbe5f2" w:themeFill="accent1" w:themeFillTint="34"/>
         <w:tcBorders/>
       </w:tcPr>
     </w:tblStylePr>
     <w:tblStylePr w:type="band2Horz">
       <w:rPr>
         <w:rFonts w:ascii="Arial" w:hAnsi="Arial"/>
-        <w:color w:val="307abd" w:themeColor="accent1" w:themeTint="80" w:themeShade="95"/>
+        <w:color w:val="3e6da5" w:themeColor="accent1" w:themeTint="80" w:themeShade="95"/>
         <w:sz w:val="22"/>
       </w:rPr>
       <w:pPr>
@@ -12683,7 +13735,7 @@
       <w:rPr>
         <w:rFonts w:ascii="Arial" w:hAnsi="Arial"/>
         <w:i/>
-        <w:color w:val="307abd" w:themeColor="accent1" w:themeTint="80" w:themeShade="95"/>
+        <w:color w:val="3e6da5" w:themeColor="accent1" w:themeTint="80" w:themeShade="95"/>
         <w:sz w:val="22"/>
       </w:rPr>
       <w:pPr>
@@ -12709,7 +13761,7 @@
       <w:rPr>
         <w:rFonts w:ascii="Arial" w:hAnsi="Arial"/>
         <w:b/>
-        <w:color w:val="307abd" w:themeColor="accent1" w:themeTint="80" w:themeShade="95"/>
+        <w:color w:val="3e6da5" w:themeColor="accent1" w:themeTint="80" w:themeShade="95"/>
         <w:sz w:val="22"/>
       </w:rPr>
       <w:pPr>
@@ -12734,7 +13786,7 @@
       <w:rPr>
         <w:rFonts w:ascii="Arial" w:hAnsi="Arial"/>
         <w:i/>
-        <w:color w:val="307abd" w:themeColor="accent1" w:themeTint="80" w:themeShade="95"/>
+        <w:color w:val="3e6da5" w:themeColor="accent1" w:themeTint="80" w:themeShade="95"/>
         <w:sz w:val="22"/>
       </w:rPr>
       <w:pPr>
@@ -12759,7 +13811,7 @@
       <w:rPr>
         <w:rFonts w:ascii="Arial" w:hAnsi="Arial"/>
         <w:b/>
-        <w:color w:val="307abd" w:themeColor="accent1" w:themeTint="80" w:themeShade="95"/>
+        <w:color w:val="3e6da5" w:themeColor="accent1" w:themeTint="80" w:themeShade="95"/>
         <w:sz w:val="22"/>
       </w:rPr>
       <w:pPr>
@@ -12848,7 +13900,7 @@
   </w:style>
   <w:style w:type="table" w:styleId="63">
     <w:name w:val="Grid Table 7 Colorful - Accent 2"/>
-    <w:basedOn w:val="665"/>
+    <w:basedOn w:val="11"/>
     <w:uiPriority w:val="99"/>
     <w:pPr>
       <w:pBdr/>
@@ -12872,19 +13924,19 @@
     <w:tblStylePr w:type="band1Horz">
       <w:rPr>
         <w:rFonts w:ascii="Arial" w:hAnsi="Arial"/>
-        <w:color w:val="cb5d12" w:themeColor="accent2" w:themeTint="97" w:themeShade="95"/>
-        <w:sz w:val="22"/>
-      </w:rPr>
-      <w:pPr>
-        <w:pBdr/>
-        <w:spacing/>
-        <w:ind/>
-      </w:pPr>
-      <w:tblPr>
-        <w:tblBorders/>
-      </w:tblPr>
-      <w:tcPr>
-        <w:shd w:val="clear" w:color="ffffff" w:themeColor="accent2" w:themeTint="32" w:fill="fbe6d7" w:themeFill="accent2" w:themeFillTint="32"/>
+        <w:color w:val="9f3b38" w:themeColor="accent2" w:themeTint="97" w:themeShade="95"/>
+        <w:sz w:val="22"/>
+      </w:rPr>
+      <w:pPr>
+        <w:pBdr/>
+        <w:spacing/>
+        <w:ind/>
+      </w:pPr>
+      <w:tblPr>
+        <w:tblBorders/>
+      </w:tblPr>
+      <w:tcPr>
+        <w:shd w:val="clear" w:color="ffffff" w:themeColor="accent2" w:themeTint="32" w:fill="f3dddc" w:themeFill="accent2" w:themeFillTint="32"/>
         <w:tcBorders/>
       </w:tcPr>
     </w:tblStylePr>
@@ -12898,14 +13950,14 @@
         <w:tblBorders/>
       </w:tblPr>
       <w:tcPr>
-        <w:shd w:val="clear" w:color="ffffff" w:themeColor="accent2" w:themeTint="32" w:fill="fbe6d7" w:themeFill="accent2" w:themeFillTint="32"/>
+        <w:shd w:val="clear" w:color="ffffff" w:themeColor="accent2" w:themeTint="32" w:fill="f3dddc" w:themeFill="accent2" w:themeFillTint="32"/>
         <w:tcBorders/>
       </w:tcPr>
     </w:tblStylePr>
     <w:tblStylePr w:type="band2Horz">
       <w:rPr>
         <w:rFonts w:ascii="Arial" w:hAnsi="Arial"/>
-        <w:color w:val="cb5d12" w:themeColor="accent2" w:themeTint="97" w:themeShade="95"/>
+        <w:color w:val="9f3b38" w:themeColor="accent2" w:themeTint="97" w:themeShade="95"/>
         <w:sz w:val="22"/>
       </w:rPr>
       <w:pPr>
@@ -12937,7 +13989,7 @@
       <w:rPr>
         <w:rFonts w:ascii="Arial" w:hAnsi="Arial"/>
         <w:i/>
-        <w:color w:val="cb5d12" w:themeColor="accent2" w:themeTint="97" w:themeShade="95"/>
+        <w:color w:val="9f3b38" w:themeColor="accent2" w:themeTint="97" w:themeShade="95"/>
         <w:sz w:val="22"/>
       </w:rPr>
       <w:pPr>
@@ -12963,7 +14015,7 @@
       <w:rPr>
         <w:rFonts w:ascii="Arial" w:hAnsi="Arial"/>
         <w:b/>
-        <w:color w:val="cb5d12" w:themeColor="accent2" w:themeTint="97" w:themeShade="95"/>
+        <w:color w:val="9f3b38" w:themeColor="accent2" w:themeTint="97" w:themeShade="95"/>
         <w:sz w:val="22"/>
       </w:rPr>
       <w:pPr>
@@ -12988,7 +14040,7 @@
       <w:rPr>
         <w:rFonts w:ascii="Arial" w:hAnsi="Arial"/>
         <w:i/>
-        <w:color w:val="cb5d12" w:themeColor="accent2" w:themeTint="97" w:themeShade="95"/>
+        <w:color w:val="9f3b38" w:themeColor="accent2" w:themeTint="97" w:themeShade="95"/>
         <w:sz w:val="22"/>
       </w:rPr>
       <w:pPr>
@@ -13013,7 +14065,7 @@
       <w:rPr>
         <w:rFonts w:ascii="Arial" w:hAnsi="Arial"/>
         <w:b/>
-        <w:color w:val="cb5d12" w:themeColor="accent2" w:themeTint="97" w:themeShade="95"/>
+        <w:color w:val="9f3b38" w:themeColor="accent2" w:themeTint="97" w:themeShade="95"/>
         <w:sz w:val="22"/>
       </w:rPr>
       <w:pPr>
@@ -13102,7 +14154,7 @@
   </w:style>
   <w:style w:type="table" w:styleId="64">
     <w:name w:val="Grid Table 7 Colorful - Accent 3"/>
-    <w:basedOn w:val="665"/>
+    <w:basedOn w:val="11"/>
     <w:uiPriority w:val="99"/>
     <w:pPr>
       <w:pBdr/>
@@ -13126,19 +14178,19 @@
     <w:tblStylePr w:type="band1Horz">
       <w:rPr>
         <w:rFonts w:ascii="Arial" w:hAnsi="Arial"/>
-        <w:color w:val="616161" w:themeColor="accent3" w:themeTint="FE" w:themeShade="95"/>
-        <w:sz w:val="22"/>
-      </w:rPr>
-      <w:pPr>
-        <w:pBdr/>
-        <w:spacing/>
-        <w:ind/>
-      </w:pPr>
-      <w:tblPr>
-        <w:tblBorders/>
-      </w:tblPr>
-      <w:tcPr>
-        <w:shd w:val="clear" w:color="ffffff" w:themeColor="accent3" w:themeTint="34" w:fill="ededed" w:themeFill="accent3" w:themeFillTint="34"/>
+        <w:color w:val="5d732f" w:themeColor="accent3" w:themeTint="FE" w:themeShade="95"/>
+        <w:sz w:val="22"/>
+      </w:rPr>
+      <w:pPr>
+        <w:pBdr/>
+        <w:spacing/>
+        <w:ind/>
+      </w:pPr>
+      <w:tblPr>
+        <w:tblBorders/>
+      </w:tblPr>
+      <w:tcPr>
+        <w:shd w:val="clear" w:color="ffffff" w:themeColor="accent3" w:themeTint="34" w:fill="ebf1dd" w:themeFill="accent3" w:themeFillTint="34"/>
         <w:tcBorders/>
       </w:tcPr>
     </w:tblStylePr>
@@ -13152,14 +14204,14 @@
         <w:tblBorders/>
       </w:tblPr>
       <w:tcPr>
-        <w:shd w:val="clear" w:color="ffffff" w:themeColor="accent3" w:themeTint="34" w:fill="ededed" w:themeFill="accent3" w:themeFillTint="34"/>
+        <w:shd w:val="clear" w:color="ffffff" w:themeColor="accent3" w:themeTint="34" w:fill="ebf1dd" w:themeFill="accent3" w:themeFillTint="34"/>
         <w:tcBorders/>
       </w:tcPr>
     </w:tblStylePr>
     <w:tblStylePr w:type="band2Horz">
       <w:rPr>
         <w:rFonts w:ascii="Arial" w:hAnsi="Arial"/>
-        <w:color w:val="616161" w:themeColor="accent3" w:themeTint="FE" w:themeShade="95"/>
+        <w:color w:val="5d732f" w:themeColor="accent3" w:themeTint="FE" w:themeShade="95"/>
         <w:sz w:val="22"/>
       </w:rPr>
       <w:pPr>
@@ -13191,7 +14243,7 @@
       <w:rPr>
         <w:rFonts w:ascii="Arial" w:hAnsi="Arial"/>
         <w:i/>
-        <w:color w:val="616161" w:themeColor="accent3" w:themeTint="FE" w:themeShade="95"/>
+        <w:color w:val="5d732f" w:themeColor="accent3" w:themeTint="FE" w:themeShade="95"/>
         <w:sz w:val="22"/>
       </w:rPr>
       <w:pPr>
@@ -13217,7 +14269,7 @@
       <w:rPr>
         <w:rFonts w:ascii="Arial" w:hAnsi="Arial"/>
         <w:b/>
-        <w:color w:val="616161" w:themeColor="accent3" w:themeTint="FE" w:themeShade="95"/>
+        <w:color w:val="5d732f" w:themeColor="accent3" w:themeTint="FE" w:themeShade="95"/>
         <w:sz w:val="22"/>
       </w:rPr>
       <w:pPr>
@@ -13242,7 +14294,7 @@
       <w:rPr>
         <w:rFonts w:ascii="Arial" w:hAnsi="Arial"/>
         <w:i/>
-        <w:color w:val="616161" w:themeColor="accent3" w:themeTint="FE" w:themeShade="95"/>
+        <w:color w:val="5d732f" w:themeColor="accent3" w:themeTint="FE" w:themeShade="95"/>
         <w:sz w:val="22"/>
       </w:rPr>
       <w:pPr>
@@ -13267,7 +14319,7 @@
       <w:rPr>
         <w:rFonts w:ascii="Arial" w:hAnsi="Arial"/>
         <w:b/>
-        <w:color w:val="616161" w:themeColor="accent3" w:themeTint="FE" w:themeShade="95"/>
+        <w:color w:val="5d732f" w:themeColor="accent3" w:themeTint="FE" w:themeShade="95"/>
         <w:sz w:val="22"/>
       </w:rPr>
       <w:pPr>
@@ -13356,7 +14408,7 @@
   </w:style>
   <w:style w:type="table" w:styleId="65">
     <w:name w:val="Grid Table 7 Colorful - Accent 4"/>
-    <w:basedOn w:val="665"/>
+    <w:basedOn w:val="11"/>
     <w:uiPriority w:val="99"/>
     <w:pPr>
       <w:pBdr/>
@@ -13380,19 +14432,19 @@
     <w:tblStylePr w:type="band1Horz">
       <w:rPr>
         <w:rFonts w:ascii="Arial" w:hAnsi="Arial"/>
-        <w:color w:val="d09d00" w:themeColor="accent4" w:themeTint="9A" w:themeShade="95"/>
-        <w:sz w:val="22"/>
-      </w:rPr>
-      <w:pPr>
-        <w:pBdr/>
-        <w:spacing/>
-        <w:ind/>
-      </w:pPr>
-      <w:tblPr>
-        <w:tblBorders/>
-      </w:tblPr>
-      <w:tcPr>
-        <w:shd w:val="clear" w:color="ffffff" w:themeColor="accent4" w:themeTint="34" w:fill="fff2cb" w:themeFill="accent4" w:themeFillTint="34"/>
+        <w:color w:val="674f84" w:themeColor="accent4" w:themeTint="9A" w:themeShade="95"/>
+        <w:sz w:val="22"/>
+      </w:rPr>
+      <w:pPr>
+        <w:pBdr/>
+        <w:spacing/>
+        <w:ind/>
+      </w:pPr>
+      <w:tblPr>
+        <w:tblBorders/>
+      </w:tblPr>
+      <w:tcPr>
+        <w:shd w:val="clear" w:color="ffffff" w:themeColor="accent4" w:themeTint="34" w:fill="e5dfec" w:themeFill="accent4" w:themeFillTint="34"/>
         <w:tcBorders/>
       </w:tcPr>
     </w:tblStylePr>
@@ -13406,14 +14458,14 @@
         <w:tblBorders/>
       </w:tblPr>
       <w:tcPr>
-        <w:shd w:val="clear" w:color="ffffff" w:themeColor="accent4" w:themeTint="34" w:fill="fff2cb" w:themeFill="accent4" w:themeFillTint="34"/>
+        <w:shd w:val="clear" w:color="ffffff" w:themeColor="accent4" w:themeTint="34" w:fill="e5dfec" w:themeFill="accent4" w:themeFillTint="34"/>
         <w:tcBorders/>
       </w:tcPr>
     </w:tblStylePr>
     <w:tblStylePr w:type="band2Horz">
       <w:rPr>
         <w:rFonts w:ascii="Arial" w:hAnsi="Arial"/>
-        <w:color w:val="d09d00" w:themeColor="accent4" w:themeTint="9A" w:themeShade="95"/>
+        <w:color w:val="674f84" w:themeColor="accent4" w:themeTint="9A" w:themeShade="95"/>
         <w:sz w:val="22"/>
       </w:rPr>
       <w:pPr>
@@ -13445,7 +14497,7 @@
       <w:rPr>
         <w:rFonts w:ascii="Arial" w:hAnsi="Arial"/>
         <w:i/>
-        <w:color w:val="d09d00" w:themeColor="accent4" w:themeTint="9A" w:themeShade="95"/>
+        <w:color w:val="674f84" w:themeColor="accent4" w:themeTint="9A" w:themeShade="95"/>
         <w:sz w:val="22"/>
       </w:rPr>
       <w:pPr>
@@ -13471,7 +14523,7 @@
       <w:rPr>
         <w:rFonts w:ascii="Arial" w:hAnsi="Arial"/>
         <w:b/>
-        <w:color w:val="d09d00" w:themeColor="accent4" w:themeTint="9A" w:themeShade="95"/>
+        <w:color w:val="674f84" w:themeColor="accent4" w:themeTint="9A" w:themeShade="95"/>
         <w:sz w:val="22"/>
       </w:rPr>
       <w:pPr>
@@ -13496,7 +14548,7 @@
       <w:rPr>
         <w:rFonts w:ascii="Arial" w:hAnsi="Arial"/>
         <w:i/>
-        <w:color w:val="d09d00" w:themeColor="accent4" w:themeTint="9A" w:themeShade="95"/>
+        <w:color w:val="674f84" w:themeColor="accent4" w:themeTint="9A" w:themeShade="95"/>
         <w:sz w:val="22"/>
       </w:rPr>
       <w:pPr>
@@ -13521,7 +14573,7 @@
       <w:rPr>
         <w:rFonts w:ascii="Arial" w:hAnsi="Arial"/>
         <w:b/>
-        <w:color w:val="d09d00" w:themeColor="accent4" w:themeTint="9A" w:themeShade="95"/>
+        <w:color w:val="674f84" w:themeColor="accent4" w:themeTint="9A" w:themeShade="95"/>
         <w:sz w:val="22"/>
       </w:rPr>
       <w:pPr>
@@ -13610,7 +14662,7 @@
   </w:style>
   <w:style w:type="table" w:styleId="66">
     <w:name w:val="Grid Table 7 Colorful - Accent 5"/>
-    <w:basedOn w:val="665"/>
+    <w:basedOn w:val="11"/>
     <w:uiPriority w:val="99"/>
     <w:pPr>
       <w:pBdr/>
@@ -13634,19 +14686,19 @@
     <w:tblStylePr w:type="band1Horz">
       <w:rPr>
         <w:rFonts w:ascii="Arial" w:hAnsi="Arial"/>
-        <w:color w:val="254275" w:themeColor="accent5" w:themeShade="95"/>
-        <w:sz w:val="22"/>
-      </w:rPr>
-      <w:pPr>
-        <w:pBdr/>
-        <w:spacing/>
-        <w:ind/>
-      </w:pPr>
-      <w:tblPr>
-        <w:tblBorders/>
-      </w:tblPr>
-      <w:tcPr>
-        <w:shd w:val="clear" w:color="ffffff" w:themeColor="accent5" w:themeTint="34" w:fill="d9e2f3" w:themeFill="accent5" w:themeFillTint="34"/>
+        <w:color w:val="266879" w:themeColor="accent5" w:themeShade="95"/>
+        <w:sz w:val="22"/>
+      </w:rPr>
+      <w:pPr>
+        <w:pBdr/>
+        <w:spacing/>
+        <w:ind/>
+      </w:pPr>
+      <w:tblPr>
+        <w:tblBorders/>
+      </w:tblPr>
+      <w:tcPr>
+        <w:shd w:val="clear" w:color="ffffff" w:themeColor="accent5" w:themeTint="34" w:fill="daeef3" w:themeFill="accent5" w:themeFillTint="34"/>
         <w:tcBorders/>
       </w:tcPr>
     </w:tblStylePr>
@@ -13660,14 +14712,14 @@
         <w:tblBorders/>
       </w:tblPr>
       <w:tcPr>
-        <w:shd w:val="clear" w:color="ffffff" w:themeColor="accent5" w:themeTint="34" w:fill="d9e2f3" w:themeFill="accent5" w:themeFillTint="34"/>
+        <w:shd w:val="clear" w:color="ffffff" w:themeColor="accent5" w:themeTint="34" w:fill="daeef3" w:themeFill="accent5" w:themeFillTint="34"/>
         <w:tcBorders/>
       </w:tcPr>
     </w:tblStylePr>
     <w:tblStylePr w:type="band2Horz">
       <w:rPr>
         <w:rFonts w:ascii="Arial" w:hAnsi="Arial"/>
-        <w:color w:val="254275" w:themeColor="accent5" w:themeShade="95"/>
+        <w:color w:val="266879" w:themeColor="accent5" w:themeShade="95"/>
         <w:sz w:val="22"/>
       </w:rPr>
       <w:pPr>
@@ -13699,7 +14751,7 @@
       <w:rPr>
         <w:rFonts w:ascii="Arial" w:hAnsi="Arial"/>
         <w:i/>
-        <w:color w:val="254275" w:themeColor="accent5" w:themeShade="95"/>
+        <w:color w:val="266879" w:themeColor="accent5" w:themeShade="95"/>
         <w:sz w:val="22"/>
       </w:rPr>
       <w:pPr>
@@ -13725,7 +14777,7 @@
       <w:rPr>
         <w:rFonts w:ascii="Arial" w:hAnsi="Arial"/>
         <w:b/>
-        <w:color w:val="254275" w:themeColor="accent5" w:themeShade="95"/>
+        <w:color w:val="266879" w:themeColor="accent5" w:themeShade="95"/>
         <w:sz w:val="22"/>
       </w:rPr>
       <w:pPr>
@@ -13750,7 +14802,7 @@
       <w:rPr>
         <w:rFonts w:ascii="Arial" w:hAnsi="Arial"/>
         <w:i/>
-        <w:color w:val="254275" w:themeColor="accent5" w:themeShade="95"/>
+        <w:color w:val="266879" w:themeColor="accent5" w:themeShade="95"/>
         <w:sz w:val="22"/>
       </w:rPr>
       <w:pPr>
@@ -13775,7 +14827,7 @@
       <w:rPr>
         <w:rFonts w:ascii="Arial" w:hAnsi="Arial"/>
         <w:b/>
-        <w:color w:val="254275" w:themeColor="accent5" w:themeShade="95"/>
+        <w:color w:val="266879" w:themeColor="accent5" w:themeShade="95"/>
         <w:sz w:val="22"/>
       </w:rPr>
       <w:pPr>
@@ -13864,7 +14916,7 @@
   </w:style>
   <w:style w:type="table" w:styleId="67">
     <w:name w:val="Grid Table 7 Colorful - Accent 6"/>
-    <w:basedOn w:val="665"/>
+    <w:basedOn w:val="11"/>
     <w:uiPriority w:val="99"/>
     <w:pPr>
       <w:pBdr/>
@@ -13888,19 +14940,19 @@
     <w:tblStylePr w:type="band1Horz">
       <w:rPr>
         <w:rFonts w:ascii="Arial" w:hAnsi="Arial"/>
-        <w:color w:val="416529" w:themeColor="accent6" w:themeShade="95"/>
-        <w:sz w:val="22"/>
-      </w:rPr>
-      <w:pPr>
-        <w:pBdr/>
-        <w:spacing/>
-        <w:ind/>
-      </w:pPr>
-      <w:tblPr>
-        <w:tblBorders/>
-      </w:tblPr>
-      <w:tcPr>
-        <w:shd w:val="clear" w:color="ffffff" w:themeColor="accent6" w:themeTint="34" w:fill="e2efd9" w:themeFill="accent6" w:themeFillTint="34"/>
+        <w:color w:val="b25408" w:themeColor="accent6" w:themeShade="95"/>
+        <w:sz w:val="22"/>
+      </w:rPr>
+      <w:pPr>
+        <w:pBdr/>
+        <w:spacing/>
+        <w:ind/>
+      </w:pPr>
+      <w:tblPr>
+        <w:tblBorders/>
+      </w:tblPr>
+      <w:tcPr>
+        <w:shd w:val="clear" w:color="ffffff" w:themeColor="accent6" w:themeTint="34" w:fill="fdead9" w:themeFill="accent6" w:themeFillTint="34"/>
         <w:tcBorders/>
       </w:tcPr>
     </w:tblStylePr>
@@ -13914,14 +14966,14 @@
         <w:tblBorders/>
       </w:tblPr>
       <w:tcPr>
-        <w:shd w:val="clear" w:color="ffffff" w:themeColor="accent6" w:themeTint="34" w:fill="e2efd9" w:themeFill="accent6" w:themeFillTint="34"/>
+        <w:shd w:val="clear" w:color="ffffff" w:themeColor="accent6" w:themeTint="34" w:fill="fdead9" w:themeFill="accent6" w:themeFillTint="34"/>
         <w:tcBorders/>
       </w:tcPr>
     </w:tblStylePr>
     <w:tblStylePr w:type="band2Horz">
       <w:rPr>
         <w:rFonts w:ascii="Arial" w:hAnsi="Arial"/>
-        <w:color w:val="416529" w:themeColor="accent6" w:themeShade="95"/>
+        <w:color w:val="b25408" w:themeColor="accent6" w:themeShade="95"/>
         <w:sz w:val="22"/>
       </w:rPr>
       <w:pPr>
@@ -13953,7 +15005,7 @@
       <w:rPr>
         <w:rFonts w:ascii="Arial" w:hAnsi="Arial"/>
         <w:i/>
-        <w:color w:val="416529" w:themeColor="accent6" w:themeShade="95"/>
+        <w:color w:val="b25408" w:themeColor="accent6" w:themeShade="95"/>
         <w:sz w:val="22"/>
       </w:rPr>
       <w:pPr>
@@ -13979,7 +15031,7 @@
       <w:rPr>
         <w:rFonts w:ascii="Arial" w:hAnsi="Arial"/>
         <w:b/>
-        <w:color w:val="416529" w:themeColor="accent6" w:themeShade="95"/>
+        <w:color w:val="b25408" w:themeColor="accent6" w:themeShade="95"/>
         <w:sz w:val="22"/>
       </w:rPr>
       <w:pPr>
@@ -14004,7 +15056,7 @@
       <w:rPr>
         <w:rFonts w:ascii="Arial" w:hAnsi="Arial"/>
         <w:i/>
-        <w:color w:val="416529" w:themeColor="accent6" w:themeShade="95"/>
+        <w:color w:val="b25408" w:themeColor="accent6" w:themeShade="95"/>
         <w:sz w:val="22"/>
       </w:rPr>
       <w:pPr>
@@ -14029,7 +15081,7 @@
       <w:rPr>
         <w:rFonts w:ascii="Arial" w:hAnsi="Arial"/>
         <w:b/>
-        <w:color w:val="416529" w:themeColor="accent6" w:themeShade="95"/>
+        <w:color w:val="b25408" w:themeColor="accent6" w:themeShade="95"/>
         <w:sz w:val="22"/>
       </w:rPr>
       <w:pPr>
@@ -14118,7 +15170,7 @@
   </w:style>
   <w:style w:type="table" w:styleId="68">
     <w:name w:val="List Table 1 Light"/>
-    <w:basedOn w:val="665"/>
+    <w:basedOn w:val="11"/>
     <w:uiPriority w:val="99"/>
     <w:pPr>
       <w:pBdr/>
@@ -14334,7 +15386,7 @@
   </w:style>
   <w:style w:type="table" w:styleId="69">
     <w:name w:val="List Table 1 Light - Accent 1"/>
-    <w:basedOn w:val="665"/>
+    <w:basedOn w:val="11"/>
     <w:uiPriority w:val="99"/>
     <w:pPr>
       <w:pBdr/>
@@ -14360,7 +15412,7 @@
         <w:tblBorders/>
       </w:tblPr>
       <w:tcPr>
-        <w:shd w:val="clear" w:color="ffffff" w:themeColor="accent1" w:themeTint="40" w:fill="d6e6f4" w:themeFill="accent1" w:themeFillTint="40"/>
+        <w:shd w:val="clear" w:color="ffffff" w:themeColor="accent1" w:themeTint="40" w:fill="d3dfee" w:themeFill="accent1" w:themeFillTint="40"/>
         <w:tcBorders/>
       </w:tcPr>
     </w:tblStylePr>
@@ -14374,7 +15426,7 @@
         <w:tblBorders/>
       </w:tblPr>
       <w:tcPr>
-        <w:shd w:val="clear" w:color="ffffff" w:themeColor="accent1" w:themeTint="40" w:fill="d6e6f4" w:themeFill="accent1" w:themeFillTint="40"/>
+        <w:shd w:val="clear" w:color="ffffff" w:themeColor="accent1" w:themeTint="40" w:fill="d3dfee" w:themeFill="accent1" w:themeFillTint="40"/>
         <w:tcBorders/>
       </w:tcPr>
     </w:tblStylePr>
@@ -14550,7 +15602,7 @@
   </w:style>
   <w:style w:type="table" w:styleId="70">
     <w:name w:val="List Table 1 Light - Accent 2"/>
-    <w:basedOn w:val="665"/>
+    <w:basedOn w:val="11"/>
     <w:uiPriority w:val="99"/>
     <w:pPr>
       <w:pBdr/>
@@ -14576,7 +15628,7 @@
         <w:tblBorders/>
       </w:tblPr>
       <w:tcPr>
-        <w:shd w:val="clear" w:color="ffffff" w:themeColor="accent2" w:themeTint="40" w:fill="fadecb" w:themeFill="accent2" w:themeFillTint="40"/>
+        <w:shd w:val="clear" w:color="ffffff" w:themeColor="accent2" w:themeTint="40" w:fill="efd3d2" w:themeFill="accent2" w:themeFillTint="40"/>
         <w:tcBorders/>
       </w:tcPr>
     </w:tblStylePr>
@@ -14590,7 +15642,7 @@
         <w:tblBorders/>
       </w:tblPr>
       <w:tcPr>
-        <w:shd w:val="clear" w:color="ffffff" w:themeColor="accent2" w:themeTint="40" w:fill="fadecb" w:themeFill="accent2" w:themeFillTint="40"/>
+        <w:shd w:val="clear" w:color="ffffff" w:themeColor="accent2" w:themeTint="40" w:fill="efd3d2" w:themeFill="accent2" w:themeFillTint="40"/>
         <w:tcBorders/>
       </w:tcPr>
     </w:tblStylePr>
@@ -14766,7 +15818,7 @@
   </w:style>
   <w:style w:type="table" w:styleId="71">
     <w:name w:val="List Table 1 Light - Accent 3"/>
-    <w:basedOn w:val="665"/>
+    <w:basedOn w:val="11"/>
     <w:uiPriority w:val="99"/>
     <w:pPr>
       <w:pBdr/>
@@ -14792,7 +15844,7 @@
         <w:tblBorders/>
       </w:tblPr>
       <w:tcPr>
-        <w:shd w:val="clear" w:color="ffffff" w:themeColor="accent3" w:themeTint="40" w:fill="e8e8e8" w:themeFill="accent3" w:themeFillTint="40"/>
+        <w:shd w:val="clear" w:color="ffffff" w:themeColor="accent3" w:themeTint="40" w:fill="e6eed5" w:themeFill="accent3" w:themeFillTint="40"/>
         <w:tcBorders/>
       </w:tcPr>
     </w:tblStylePr>
@@ -14806,7 +15858,7 @@
         <w:tblBorders/>
       </w:tblPr>
       <w:tcPr>
-        <w:shd w:val="clear" w:color="ffffff" w:themeColor="accent3" w:themeTint="40" w:fill="e8e8e8" w:themeFill="accent3" w:themeFillTint="40"/>
+        <w:shd w:val="clear" w:color="ffffff" w:themeColor="accent3" w:themeTint="40" w:fill="e6eed5" w:themeFill="accent3" w:themeFillTint="40"/>
         <w:tcBorders/>
       </w:tcPr>
     </w:tblStylePr>
@@ -14982,7 +16034,7 @@
   </w:style>
   <w:style w:type="table" w:styleId="72">
     <w:name w:val="List Table 1 Light - Accent 4"/>
-    <w:basedOn w:val="665"/>
+    <w:basedOn w:val="11"/>
     <w:uiPriority w:val="99"/>
     <w:pPr>
       <w:pBdr/>
@@ -15008,7 +16060,7 @@
         <w:tblBorders/>
       </w:tblPr>
       <w:tcPr>
-        <w:shd w:val="clear" w:color="ffffff" w:themeColor="accent4" w:themeTint="40" w:fill="ffefbf" w:themeFill="accent4" w:themeFillTint="40"/>
+        <w:shd w:val="clear" w:color="ffffff" w:themeColor="accent4" w:themeTint="40" w:fill="dfd8e8" w:themeFill="accent4" w:themeFillTint="40"/>
         <w:tcBorders/>
       </w:tcPr>
     </w:tblStylePr>
@@ -15022,7 +16074,7 @@
         <w:tblBorders/>
       </w:tblPr>
       <w:tcPr>
-        <w:shd w:val="clear" w:color="ffffff" w:themeColor="accent4" w:themeTint="40" w:fill="ffefbf" w:themeFill="accent4" w:themeFillTint="40"/>
+        <w:shd w:val="clear" w:color="ffffff" w:themeColor="accent4" w:themeTint="40" w:fill="dfd8e8" w:themeFill="accent4" w:themeFillTint="40"/>
         <w:tcBorders/>
       </w:tcPr>
     </w:tblStylePr>
@@ -15198,7 +16250,7 @@
   </w:style>
   <w:style w:type="table" w:styleId="73">
     <w:name w:val="List Table 1 Light - Accent 5"/>
-    <w:basedOn w:val="665"/>
+    <w:basedOn w:val="11"/>
     <w:uiPriority w:val="99"/>
     <w:pPr>
       <w:pBdr/>
@@ -15224,7 +16276,7 @@
         <w:tblBorders/>
       </w:tblPr>
       <w:tcPr>
-        <w:shd w:val="clear" w:color="ffffff" w:themeColor="accent5" w:themeTint="40" w:fill="d0dcf0" w:themeFill="accent5" w:themeFillTint="40"/>
+        <w:shd w:val="clear" w:color="ffffff" w:themeColor="accent5" w:themeTint="40" w:fill="d2eaf1" w:themeFill="accent5" w:themeFillTint="40"/>
         <w:tcBorders/>
       </w:tcPr>
     </w:tblStylePr>
@@ -15238,7 +16290,7 @@
         <w:tblBorders/>
       </w:tblPr>
       <w:tcPr>
-        <w:shd w:val="clear" w:color="ffffff" w:themeColor="accent5" w:themeTint="40" w:fill="d0dcf0" w:themeFill="accent5" w:themeFillTint="40"/>
+        <w:shd w:val="clear" w:color="ffffff" w:themeColor="accent5" w:themeTint="40" w:fill="d2eaf1" w:themeFill="accent5" w:themeFillTint="40"/>
         <w:tcBorders/>
       </w:tcPr>
     </w:tblStylePr>
@@ -15414,7 +16466,7 @@
   </w:style>
   <w:style w:type="table" w:styleId="74">
     <w:name w:val="List Table 1 Light - Accent 6"/>
-    <w:basedOn w:val="665"/>
+    <w:basedOn w:val="11"/>
     <w:uiPriority w:val="99"/>
     <w:pPr>
       <w:pBdr/>
@@ -15440,7 +16492,7 @@
         <w:tblBorders/>
       </w:tblPr>
       <w:tcPr>
-        <w:shd w:val="clear" w:color="ffffff" w:themeColor="accent6" w:themeTint="40" w:fill="dbecd0" w:themeFill="accent6" w:themeFillTint="40"/>
+        <w:shd w:val="clear" w:color="ffffff" w:themeColor="accent6" w:themeTint="40" w:fill="fde5d1" w:themeFill="accent6" w:themeFillTint="40"/>
         <w:tcBorders/>
       </w:tcPr>
     </w:tblStylePr>
@@ -15454,7 +16506,7 @@
         <w:tblBorders/>
       </w:tblPr>
       <w:tcPr>
-        <w:shd w:val="clear" w:color="ffffff" w:themeColor="accent6" w:themeTint="40" w:fill="dbecd0" w:themeFill="accent6" w:themeFillTint="40"/>
+        <w:shd w:val="clear" w:color="ffffff" w:themeColor="accent6" w:themeTint="40" w:fill="fde5d1" w:themeFill="accent6" w:themeFillTint="40"/>
         <w:tcBorders/>
       </w:tcPr>
     </w:tblStylePr>
@@ -15630,7 +16682,7 @@
   </w:style>
   <w:style w:type="table" w:styleId="75">
     <w:name w:val="List Table 2"/>
-    <w:basedOn w:val="665"/>
+    <w:basedOn w:val="11"/>
     <w:uiPriority w:val="99"/>
     <w:pPr>
       <w:pBdr/>
@@ -15868,7 +16920,7 @@
   </w:style>
   <w:style w:type="table" w:styleId="76">
     <w:name w:val="List Table 2 - Accent 1"/>
-    <w:basedOn w:val="665"/>
+    <w:basedOn w:val="11"/>
     <w:uiPriority w:val="99"/>
     <w:pPr>
       <w:pBdr/>
@@ -15903,7 +16955,7 @@
         <w:tblBorders/>
       </w:tblPr>
       <w:tcPr>
-        <w:shd w:val="clear" w:color="ffffff" w:themeColor="accent1" w:themeTint="40" w:fill="d6e6f4" w:themeFill="accent1" w:themeFillTint="40"/>
+        <w:shd w:val="clear" w:color="ffffff" w:themeColor="accent1" w:themeTint="40" w:fill="d3dfee" w:themeFill="accent1" w:themeFillTint="40"/>
         <w:tcBorders/>
       </w:tcPr>
     </w:tblStylePr>
@@ -15922,7 +16974,7 @@
         <w:tblBorders/>
       </w:tblPr>
       <w:tcPr>
-        <w:shd w:val="clear" w:color="ffffff" w:themeColor="accent1" w:themeTint="40" w:fill="d6e6f4" w:themeFill="accent1" w:themeFillTint="40"/>
+        <w:shd w:val="clear" w:color="ffffff" w:themeColor="accent1" w:themeTint="40" w:fill="d3dfee" w:themeFill="accent1" w:themeFillTint="40"/>
         <w:tcBorders/>
       </w:tcPr>
     </w:tblStylePr>
@@ -16106,7 +17158,7 @@
   </w:style>
   <w:style w:type="table" w:styleId="77">
     <w:name w:val="List Table 2 - Accent 2"/>
-    <w:basedOn w:val="665"/>
+    <w:basedOn w:val="11"/>
     <w:uiPriority w:val="99"/>
     <w:pPr>
       <w:pBdr/>
@@ -16141,7 +17193,7 @@
         <w:tblBorders/>
       </w:tblPr>
       <w:tcPr>
-        <w:shd w:val="clear" w:color="ffffff" w:themeColor="accent2" w:themeTint="40" w:fill="fadecb" w:themeFill="accent2" w:themeFillTint="40"/>
+        <w:shd w:val="clear" w:color="ffffff" w:themeColor="accent2" w:themeTint="40" w:fill="efd3d2" w:themeFill="accent2" w:themeFillTint="40"/>
         <w:tcBorders/>
       </w:tcPr>
     </w:tblStylePr>
@@ -16160,7 +17212,7 @@
         <w:tblBorders/>
       </w:tblPr>
       <w:tcPr>
-        <w:shd w:val="clear" w:color="ffffff" w:themeColor="accent2" w:themeTint="40" w:fill="fadecb" w:themeFill="accent2" w:themeFillTint="40"/>
+        <w:shd w:val="clear" w:color="ffffff" w:themeColor="accent2" w:themeTint="40" w:fill="efd3d2" w:themeFill="accent2" w:themeFillTint="40"/>
         <w:tcBorders/>
       </w:tcPr>
     </w:tblStylePr>
@@ -16344,7 +17396,7 @@
   </w:style>
   <w:style w:type="table" w:styleId="78">
     <w:name w:val="List Table 2 - Accent 3"/>
-    <w:basedOn w:val="665"/>
+    <w:basedOn w:val="11"/>
     <w:uiPriority w:val="99"/>
     <w:pPr>
       <w:pBdr/>
@@ -16379,7 +17431,7 @@
         <w:tblBorders/>
       </w:tblPr>
       <w:tcPr>
-        <w:shd w:val="clear" w:color="ffffff" w:themeColor="accent3" w:themeTint="40" w:fill="e8e8e8" w:themeFill="accent3" w:themeFillTint="40"/>
+        <w:shd w:val="clear" w:color="ffffff" w:themeColor="accent3" w:themeTint="40" w:fill="e6eed5" w:themeFill="accent3" w:themeFillTint="40"/>
         <w:tcBorders/>
       </w:tcPr>
     </w:tblStylePr>
@@ -16398,7 +17450,7 @@
         <w:tblBorders/>
       </w:tblPr>
       <w:tcPr>
-        <w:shd w:val="clear" w:color="ffffff" w:themeColor="accent3" w:themeTint="40" w:fill="e8e8e8" w:themeFill="accent3" w:themeFillTint="40"/>
+        <w:shd w:val="clear" w:color="ffffff" w:themeColor="accent3" w:themeTint="40" w:fill="e6eed5" w:themeFill="accent3" w:themeFillTint="40"/>
         <w:tcBorders/>
       </w:tcPr>
     </w:tblStylePr>
@@ -16582,7 +17634,7 @@
   </w:style>
   <w:style w:type="table" w:styleId="79">
     <w:name w:val="List Table 2 - Accent 4"/>
-    <w:basedOn w:val="665"/>
+    <w:basedOn w:val="11"/>
     <w:uiPriority w:val="99"/>
     <w:pPr>
       <w:pBdr/>
@@ -16617,7 +17669,7 @@
         <w:tblBorders/>
       </w:tblPr>
       <w:tcPr>
-        <w:shd w:val="clear" w:color="ffffff" w:themeColor="accent4" w:themeTint="40" w:fill="ffefbf" w:themeFill="accent4" w:themeFillTint="40"/>
+        <w:shd w:val="clear" w:color="ffffff" w:themeColor="accent4" w:themeTint="40" w:fill="dfd8e8" w:themeFill="accent4" w:themeFillTint="40"/>
         <w:tcBorders/>
       </w:tcPr>
     </w:tblStylePr>
@@ -16636,7 +17688,7 @@
         <w:tblBorders/>
       </w:tblPr>
       <w:tcPr>
-        <w:shd w:val="clear" w:color="ffffff" w:themeColor="accent4" w:themeTint="40" w:fill="ffefbf" w:themeFill="accent4" w:themeFillTint="40"/>
+        <w:shd w:val="clear" w:color="ffffff" w:themeColor="accent4" w:themeTint="40" w:fill="dfd8e8" w:themeFill="accent4" w:themeFillTint="40"/>
         <w:tcBorders/>
       </w:tcPr>
     </w:tblStylePr>
@@ -16820,7 +17872,7 @@
   </w:style>
   <w:style w:type="table" w:styleId="80">
     <w:name w:val="List Table 2 - Accent 5"/>
-    <w:basedOn w:val="665"/>
+    <w:basedOn w:val="11"/>
     <w:uiPriority w:val="99"/>
     <w:pPr>
       <w:pBdr/>
@@ -16855,7 +17907,7 @@
         <w:tblBorders/>
       </w:tblPr>
       <w:tcPr>
-        <w:shd w:val="clear" w:color="ffffff" w:themeColor="accent5" w:themeTint="40" w:fill="d0dcf0" w:themeFill="accent5" w:themeFillTint="40"/>
+        <w:shd w:val="clear" w:color="ffffff" w:themeColor="accent5" w:themeTint="40" w:fill="d2eaf1" w:themeFill="accent5" w:themeFillTint="40"/>
         <w:tcBorders/>
       </w:tcPr>
     </w:tblStylePr>
@@ -16874,7 +17926,7 @@
         <w:tblBorders/>
       </w:tblPr>
       <w:tcPr>
-        <w:shd w:val="clear" w:color="ffffff" w:themeColor="accent5" w:themeTint="40" w:fill="d0dcf0" w:themeFill="accent5" w:themeFillTint="40"/>
+        <w:shd w:val="clear" w:color="ffffff" w:themeColor="accent5" w:themeTint="40" w:fill="d2eaf1" w:themeFill="accent5" w:themeFillTint="40"/>
         <w:tcBorders/>
       </w:tcPr>
     </w:tblStylePr>
@@ -17058,7 +18110,7 @@
   </w:style>
   <w:style w:type="table" w:styleId="81">
     <w:name w:val="List Table 2 - Accent 6"/>
-    <w:basedOn w:val="665"/>
+    <w:basedOn w:val="11"/>
     <w:uiPriority w:val="99"/>
     <w:pPr>
       <w:pBdr/>
@@ -17093,7 +18145,7 @@
         <w:tblBorders/>
       </w:tblPr>
       <w:tcPr>
-        <w:shd w:val="clear" w:color="ffffff" w:themeColor="accent6" w:themeTint="40" w:fill="dbecd0" w:themeFill="accent6" w:themeFillTint="40"/>
+        <w:shd w:val="clear" w:color="ffffff" w:themeColor="accent6" w:themeTint="40" w:fill="fde5d1" w:themeFill="accent6" w:themeFillTint="40"/>
         <w:tcBorders/>
       </w:tcPr>
     </w:tblStylePr>
@@ -17112,7 +18164,7 @@
         <w:tblBorders/>
       </w:tblPr>
       <w:tcPr>
-        <w:shd w:val="clear" w:color="ffffff" w:themeColor="accent6" w:themeTint="40" w:fill="dbecd0" w:themeFill="accent6" w:themeFillTint="40"/>
+        <w:shd w:val="clear" w:color="ffffff" w:themeColor="accent6" w:themeTint="40" w:fill="fde5d1" w:themeFill="accent6" w:themeFillTint="40"/>
         <w:tcBorders/>
       </w:tcPr>
     </w:tblStylePr>
@@ -17296,7 +18348,7 @@
   </w:style>
   <w:style w:type="table" w:styleId="82">
     <w:name w:val="List Table 3"/>
-    <w:basedOn w:val="665"/>
+    <w:basedOn w:val="11"/>
     <w:uiPriority w:val="99"/>
     <w:pPr>
       <w:pBdr/>
@@ -17524,7 +18576,7 @@
   </w:style>
   <w:style w:type="table" w:styleId="83">
     <w:name w:val="List Table 3 - Accent 1"/>
-    <w:basedOn w:val="665"/>
+    <w:basedOn w:val="11"/>
     <w:uiPriority w:val="99"/>
     <w:pPr>
       <w:pBdr/>
@@ -17646,7 +18698,7 @@
         <w:tblBorders/>
       </w:tblPr>
       <w:tcPr>
-        <w:shd w:val="clear" w:color="ffffff" w:themeColor="accent1" w:fill="5b9bd5" w:themeFill="accent1"/>
+        <w:shd w:val="clear" w:color="ffffff" w:themeColor="accent1" w:fill="4f81bd" w:themeFill="accent1"/>
         <w:tcBorders/>
       </w:tcPr>
     </w:tblStylePr>
@@ -17752,7 +18804,7 @@
   </w:style>
   <w:style w:type="table" w:styleId="84">
     <w:name w:val="List Table 3 - Accent 2"/>
-    <w:basedOn w:val="665"/>
+    <w:basedOn w:val="11"/>
     <w:uiPriority w:val="99"/>
     <w:pPr>
       <w:pBdr/>
@@ -17874,7 +18926,7 @@
         <w:tblBorders/>
       </w:tblPr>
       <w:tcPr>
-        <w:shd w:val="clear" w:color="ffffff" w:themeColor="accent2" w:themeTint="97" w:fill="f4b285" w:themeFill="accent2" w:themeFillTint="97"/>
+        <w:shd w:val="clear" w:color="ffffff" w:themeColor="accent2" w:themeTint="97" w:fill="da9796" w:themeFill="accent2" w:themeFillTint="97"/>
         <w:tcBorders/>
       </w:tcPr>
     </w:tblStylePr>
@@ -17980,7 +19032,7 @@
   </w:style>
   <w:style w:type="table" w:styleId="85">
     <w:name w:val="List Table 3 - Accent 3"/>
-    <w:basedOn w:val="665"/>
+    <w:basedOn w:val="11"/>
     <w:uiPriority w:val="99"/>
     <w:pPr>
       <w:pBdr/>
@@ -18102,7 +19154,7 @@
         <w:tblBorders/>
       </w:tblPr>
       <w:tcPr>
-        <w:shd w:val="clear" w:color="ffffff" w:themeColor="accent3" w:themeTint="98" w:fill="c9c9c9" w:themeFill="accent3" w:themeFillTint="98"/>
+        <w:shd w:val="clear" w:color="ffffff" w:themeColor="accent3" w:themeTint="98" w:fill="c3d69c" w:themeFill="accent3" w:themeFillTint="98"/>
         <w:tcBorders/>
       </w:tcPr>
     </w:tblStylePr>
@@ -18208,7 +19260,7 @@
   </w:style>
   <w:style w:type="table" w:styleId="86">
     <w:name w:val="List Table 3 - Accent 4"/>
-    <w:basedOn w:val="665"/>
+    <w:basedOn w:val="11"/>
     <w:uiPriority w:val="99"/>
     <w:pPr>
       <w:pBdr/>
@@ -18330,7 +19382,7 @@
         <w:tblBorders/>
       </w:tblPr>
       <w:tcPr>
-        <w:shd w:val="clear" w:color="ffffff" w:themeColor="accent4" w:themeTint="9A" w:fill="ffd965" w:themeFill="accent4" w:themeFillTint="9A"/>
+        <w:shd w:val="clear" w:color="ffffff" w:themeColor="accent4" w:themeTint="9A" w:fill="b2a1c7" w:themeFill="accent4" w:themeFillTint="9A"/>
         <w:tcBorders/>
       </w:tcPr>
     </w:tblStylePr>
@@ -18436,7 +19488,7 @@
   </w:style>
   <w:style w:type="table" w:styleId="87">
     <w:name w:val="List Table 3 - Accent 5"/>
-    <w:basedOn w:val="665"/>
+    <w:basedOn w:val="11"/>
     <w:uiPriority w:val="99"/>
     <w:pPr>
       <w:pBdr/>
@@ -18558,7 +19610,7 @@
         <w:tblBorders/>
       </w:tblPr>
       <w:tcPr>
-        <w:shd w:val="clear" w:color="ffffff" w:themeColor="accent5" w:themeTint="9A" w:fill="8eaadb" w:themeFill="accent5" w:themeFillTint="9A"/>
+        <w:shd w:val="clear" w:color="ffffff" w:themeColor="accent5" w:themeTint="9A" w:fill="92cddd" w:themeFill="accent5" w:themeFillTint="9A"/>
         <w:tcBorders/>
       </w:tcPr>
     </w:tblStylePr>
@@ -18664,7 +19716,7 @@
   </w:style>
   <w:style w:type="table" w:styleId="88">
     <w:name w:val="List Table 3 - Accent 6"/>
-    <w:basedOn w:val="665"/>
+    <w:basedOn w:val="11"/>
     <w:uiPriority w:val="99"/>
     <w:pPr>
       <w:pBdr/>
@@ -18786,7 +19838,7 @@
         <w:tblBorders/>
       </w:tblPr>
       <w:tcPr>
-        <w:shd w:val="clear" w:color="ffffff" w:themeColor="accent6" w:themeTint="98" w:fill="a9d18f" w:themeFill="accent6" w:themeFillTint="98"/>
+        <w:shd w:val="clear" w:color="ffffff" w:themeColor="accent6" w:themeTint="98" w:fill="fac091" w:themeFill="accent6" w:themeFillTint="98"/>
         <w:tcBorders/>
       </w:tcPr>
     </w:tblStylePr>
@@ -18892,7 +19944,7 @@
   </w:style>
   <w:style w:type="table" w:styleId="89">
     <w:name w:val="List Table 4"/>
-    <w:basedOn w:val="665"/>
+    <w:basedOn w:val="11"/>
     <w:uiPriority w:val="99"/>
     <w:pPr>
       <w:pBdr/>
@@ -19117,7 +20169,7 @@
   </w:style>
   <w:style w:type="table" w:styleId="90">
     <w:name w:val="List Table 4 - Accent 1"/>
-    <w:basedOn w:val="665"/>
+    <w:basedOn w:val="11"/>
     <w:uiPriority w:val="99"/>
     <w:pPr>
       <w:pBdr/>
@@ -19154,7 +20206,7 @@
         <w:tblBorders/>
       </w:tblPr>
       <w:tcPr>
-        <w:shd w:val="clear" w:color="ffffff" w:themeColor="accent1" w:themeTint="40" w:fill="d6e6f4" w:themeFill="accent1" w:themeFillTint="40"/>
+        <w:shd w:val="clear" w:color="ffffff" w:themeColor="accent1" w:themeTint="40" w:fill="d3dfee" w:themeFill="accent1" w:themeFillTint="40"/>
         <w:tcBorders/>
       </w:tcPr>
     </w:tblStylePr>
@@ -19173,7 +20225,7 @@
         <w:tblBorders/>
       </w:tblPr>
       <w:tcPr>
-        <w:shd w:val="clear" w:color="ffffff" w:themeColor="accent1" w:themeTint="40" w:fill="d6e6f4" w:themeFill="accent1" w:themeFillTint="40"/>
+        <w:shd w:val="clear" w:color="ffffff" w:themeColor="accent1" w:themeTint="40" w:fill="d3dfee" w:themeFill="accent1" w:themeFillTint="40"/>
         <w:tcBorders/>
       </w:tcPr>
     </w:tblStylePr>
@@ -19236,7 +20288,7 @@
         <w:tblBorders/>
       </w:tblPr>
       <w:tcPr>
-        <w:shd w:val="clear" w:color="ffffff" w:themeColor="accent1" w:fill="5b9bd5" w:themeFill="accent1"/>
+        <w:shd w:val="clear" w:color="ffffff" w:themeColor="accent1" w:fill="4f81bd" w:themeFill="accent1"/>
         <w:tcBorders/>
       </w:tcPr>
     </w:tblStylePr>
@@ -19342,7 +20394,7 @@
   </w:style>
   <w:style w:type="table" w:styleId="91">
     <w:name w:val="List Table 4 - Accent 2"/>
-    <w:basedOn w:val="665"/>
+    <w:basedOn w:val="11"/>
     <w:uiPriority w:val="99"/>
     <w:pPr>
       <w:pBdr/>
@@ -19379,7 +20431,7 @@
         <w:tblBorders/>
       </w:tblPr>
       <w:tcPr>
-        <w:shd w:val="clear" w:color="ffffff" w:themeColor="accent2" w:themeTint="40" w:fill="fadecb" w:themeFill="accent2" w:themeFillTint="40"/>
+        <w:shd w:val="clear" w:color="ffffff" w:themeColor="accent2" w:themeTint="40" w:fill="efd3d2" w:themeFill="accent2" w:themeFillTint="40"/>
         <w:tcBorders/>
       </w:tcPr>
     </w:tblStylePr>
@@ -19398,7 +20450,7 @@
         <w:tblBorders/>
       </w:tblPr>
       <w:tcPr>
-        <w:shd w:val="clear" w:color="ffffff" w:themeColor="accent2" w:themeTint="40" w:fill="fadecb" w:themeFill="accent2" w:themeFillTint="40"/>
+        <w:shd w:val="clear" w:color="ffffff" w:themeColor="accent2" w:themeTint="40" w:fill="efd3d2" w:themeFill="accent2" w:themeFillTint="40"/>
         <w:tcBorders/>
       </w:tcPr>
     </w:tblStylePr>
@@ -19461,7 +20513,7 @@
         <w:tblBorders/>
       </w:tblPr>
       <w:tcPr>
-        <w:shd w:val="clear" w:color="ffffff" w:themeColor="accent2" w:fill="ed7d31" w:themeFill="accent2"/>
+        <w:shd w:val="clear" w:color="ffffff" w:themeColor="accent2" w:fill="c0504d" w:themeFill="accent2"/>
         <w:tcBorders/>
       </w:tcPr>
     </w:tblStylePr>
@@ -19567,7 +20619,7 @@
   </w:style>
   <w:style w:type="table" w:styleId="92">
     <w:name w:val="List Table 4 - Accent 3"/>
-    <w:basedOn w:val="665"/>
+    <w:basedOn w:val="11"/>
     <w:uiPriority w:val="99"/>
     <w:pPr>
       <w:pBdr/>
@@ -19604,7 +20656,7 @@
         <w:tblBorders/>
       </w:tblPr>
       <w:tcPr>
-        <w:shd w:val="clear" w:color="ffffff" w:themeColor="accent3" w:themeTint="40" w:fill="e8e8e8" w:themeFill="accent3" w:themeFillTint="40"/>
+        <w:shd w:val="clear" w:color="ffffff" w:themeColor="accent3" w:themeTint="40" w:fill="e6eed5" w:themeFill="accent3" w:themeFillTint="40"/>
         <w:tcBorders/>
       </w:tcPr>
     </w:tblStylePr>
@@ -19623,7 +20675,7 @@
         <w:tblBorders/>
       </w:tblPr>
       <w:tcPr>
-        <w:shd w:val="clear" w:color="ffffff" w:themeColor="accent3" w:themeTint="40" w:fill="e8e8e8" w:themeFill="accent3" w:themeFillTint="40"/>
+        <w:shd w:val="clear" w:color="ffffff" w:themeColor="accent3" w:themeTint="40" w:fill="e6eed5" w:themeFill="accent3" w:themeFillTint="40"/>
         <w:tcBorders/>
       </w:tcPr>
     </w:tblStylePr>
@@ -19686,7 +20738,7 @@
         <w:tblBorders/>
       </w:tblPr>
       <w:tcPr>
-        <w:shd w:val="clear" w:color="ffffff" w:themeColor="accent3" w:fill="a5a5a5" w:themeFill="accent3"/>
+        <w:shd w:val="clear" w:color="ffffff" w:themeColor="accent3" w:fill="9bbb59" w:themeFill="accent3"/>
         <w:tcBorders/>
       </w:tcPr>
     </w:tblStylePr>
@@ -19792,7 +20844,7 @@
   </w:style>
   <w:style w:type="table" w:styleId="93">
     <w:name w:val="List Table 4 - Accent 4"/>
-    <w:basedOn w:val="665"/>
+    <w:basedOn w:val="11"/>
     <w:uiPriority w:val="99"/>
     <w:pPr>
       <w:pBdr/>
@@ -19829,7 +20881,7 @@
         <w:tblBorders/>
       </w:tblPr>
       <w:tcPr>
-        <w:shd w:val="clear" w:color="ffffff" w:themeColor="accent4" w:themeTint="40" w:fill="ffefbf" w:themeFill="accent4" w:themeFillTint="40"/>
+        <w:shd w:val="clear" w:color="ffffff" w:themeColor="accent4" w:themeTint="40" w:fill="dfd8e8" w:themeFill="accent4" w:themeFillTint="40"/>
         <w:tcBorders/>
       </w:tcPr>
     </w:tblStylePr>
@@ -19848,7 +20900,7 @@
         <w:tblBorders/>
       </w:tblPr>
       <w:tcPr>
-        <w:shd w:val="clear" w:color="ffffff" w:themeColor="accent4" w:themeTint="40" w:fill="ffefbf" w:themeFill="accent4" w:themeFillTint="40"/>
+        <w:shd w:val="clear" w:color="ffffff" w:themeColor="accent4" w:themeTint="40" w:fill="dfd8e8" w:themeFill="accent4" w:themeFillTint="40"/>
         <w:tcBorders/>
       </w:tcPr>
     </w:tblStylePr>
@@ -19911,7 +20963,7 @@
         <w:tblBorders/>
       </w:tblPr>
       <w:tcPr>
-        <w:shd w:val="clear" w:color="ffffff" w:themeColor="accent4" w:fill="ffc000" w:themeFill="accent4"/>
+        <w:shd w:val="clear" w:color="ffffff" w:themeColor="accent4" w:fill="8064a2" w:themeFill="accent4"/>
         <w:tcBorders/>
       </w:tcPr>
     </w:tblStylePr>
@@ -20017,7 +21069,7 @@
   </w:style>
   <w:style w:type="table" w:styleId="94">
     <w:name w:val="List Table 4 - Accent 5"/>
-    <w:basedOn w:val="665"/>
+    <w:basedOn w:val="11"/>
     <w:uiPriority w:val="99"/>
     <w:pPr>
       <w:pBdr/>
@@ -20054,7 +21106,7 @@
         <w:tblBorders/>
       </w:tblPr>
       <w:tcPr>
-        <w:shd w:val="clear" w:color="ffffff" w:themeColor="accent5" w:themeTint="40" w:fill="d0dcf0" w:themeFill="accent5" w:themeFillTint="40"/>
+        <w:shd w:val="clear" w:color="ffffff" w:themeColor="accent5" w:themeTint="40" w:fill="d2eaf1" w:themeFill="accent5" w:themeFillTint="40"/>
         <w:tcBorders/>
       </w:tcPr>
     </w:tblStylePr>
@@ -20073,7 +21125,7 @@
         <w:tblBorders/>
       </w:tblPr>
       <w:tcPr>
-        <w:shd w:val="clear" w:color="ffffff" w:themeColor="accent5" w:themeTint="40" w:fill="d0dcf0" w:themeFill="accent5" w:themeFillTint="40"/>
+        <w:shd w:val="clear" w:color="ffffff" w:themeColor="accent5" w:themeTint="40" w:fill="d2eaf1" w:themeFill="accent5" w:themeFillTint="40"/>
         <w:tcBorders/>
       </w:tcPr>
     </w:tblStylePr>
@@ -20136,7 +21188,7 @@
         <w:tblBorders/>
       </w:tblPr>
       <w:tcPr>
-        <w:shd w:val="clear" w:color="ffffff" w:themeColor="accent5" w:fill="4472c4" w:themeFill="accent5"/>
+        <w:shd w:val="clear" w:color="ffffff" w:themeColor="accent5" w:fill="4bacc6" w:themeFill="accent5"/>
         <w:tcBorders/>
       </w:tcPr>
     </w:tblStylePr>
@@ -20242,7 +21294,7 @@
   </w:style>
   <w:style w:type="table" w:styleId="95">
     <w:name w:val="List Table 4 - Accent 6"/>
-    <w:basedOn w:val="665"/>
+    <w:basedOn w:val="11"/>
     <w:uiPriority w:val="99"/>
     <w:pPr>
       <w:pBdr/>
@@ -20279,7 +21331,7 @@
         <w:tblBorders/>
       </w:tblPr>
       <w:tcPr>
-        <w:shd w:val="clear" w:color="ffffff" w:themeColor="accent6" w:themeTint="40" w:fill="dbecd0" w:themeFill="accent6" w:themeFillTint="40"/>
+        <w:shd w:val="clear" w:color="ffffff" w:themeColor="accent6" w:themeTint="40" w:fill="fde5d1" w:themeFill="accent6" w:themeFillTint="40"/>
         <w:tcBorders/>
       </w:tcPr>
     </w:tblStylePr>
@@ -20298,7 +21350,7 @@
         <w:tblBorders/>
       </w:tblPr>
       <w:tcPr>
-        <w:shd w:val="clear" w:color="ffffff" w:themeColor="accent6" w:themeTint="40" w:fill="dbecd0" w:themeFill="accent6" w:themeFillTint="40"/>
+        <w:shd w:val="clear" w:color="ffffff" w:themeColor="accent6" w:themeTint="40" w:fill="fde5d1" w:themeFill="accent6" w:themeFillTint="40"/>
         <w:tcBorders/>
       </w:tcPr>
     </w:tblStylePr>
@@ -20361,7 +21413,7 @@
         <w:tblBorders/>
       </w:tblPr>
       <w:tcPr>
-        <w:shd w:val="clear" w:color="ffffff" w:themeColor="accent6" w:fill="70ad47" w:themeFill="accent6"/>
+        <w:shd w:val="clear" w:color="ffffff" w:themeColor="accent6" w:fill="f79646" w:themeFill="accent6"/>
         <w:tcBorders/>
       </w:tcPr>
     </w:tblStylePr>
@@ -20467,7 +21519,7 @@
   </w:style>
   <w:style w:type="table" w:styleId="96">
     <w:name w:val="List Table 5 Dark"/>
-    <w:basedOn w:val="665"/>
+    <w:basedOn w:val="11"/>
     <w:uiPriority w:val="99"/>
     <w:pPr>
       <w:pBdr/>
@@ -20709,7 +21761,7 @@
   </w:style>
   <w:style w:type="table" w:styleId="97">
     <w:name w:val="List Table 5 Dark - Accent 1"/>
-    <w:basedOn w:val="665"/>
+    <w:basedOn w:val="11"/>
     <w:uiPriority w:val="99"/>
     <w:pPr>
       <w:pBdr/>
@@ -20726,7 +21778,7 @@
         <w:bottom w:val="single" w:color="000000" w:themeColor="accent1" w:sz="32" w:space="0"/>
         <w:right w:val="single" w:color="000000" w:themeColor="accent1" w:sz="32" w:space="0"/>
       </w:tblBorders>
-      <w:shd w:val="clear" w:color="ffffff" w:themeColor="accent1" w:fill="5b9bd5" w:themeFill="accent1"/>
+      <w:shd w:val="clear" w:color="ffffff" w:themeColor="accent1" w:fill="4f81bd" w:themeFill="accent1"/>
     </w:tblPr>
     <w:tcPr>
       <w:tcBorders/>
@@ -20741,7 +21793,7 @@
         <w:tblBorders/>
       </w:tblPr>
       <w:tcPr>
-        <w:shd w:val="clear" w:color="ffffff" w:themeColor="accent1" w:fill="5b9bd5" w:themeFill="accent1"/>
+        <w:shd w:val="clear" w:color="ffffff" w:themeColor="accent1" w:fill="4f81bd" w:themeFill="accent1"/>
         <w:tcBorders>
           <w:top w:val="single" w:color="000000" w:themeColor="light1" w:sz="4" w:space="0"/>
           <w:bottom w:val="single" w:color="000000" w:themeColor="light1" w:sz="4" w:space="0"/>
@@ -20758,7 +21810,7 @@
         <w:tblBorders/>
       </w:tblPr>
       <w:tcPr>
-        <w:shd w:val="clear" w:color="ffffff" w:themeColor="accent1" w:fill="5b9bd5" w:themeFill="accent1"/>
+        <w:shd w:val="clear" w:color="ffffff" w:themeColor="accent1" w:fill="4f81bd" w:themeFill="accent1"/>
         <w:tcBorders>
           <w:left w:val="single" w:color="000000" w:themeColor="light1" w:sz="4" w:space="0"/>
           <w:right w:val="single" w:color="000000" w:themeColor="light1" w:sz="4" w:space="0"/>
@@ -20775,7 +21827,7 @@
         <w:tblBorders/>
       </w:tblPr>
       <w:tcPr>
-        <w:shd w:val="clear" w:color="ffffff" w:themeColor="accent1" w:fill="5b9bd5" w:themeFill="accent1"/>
+        <w:shd w:val="clear" w:color="ffffff" w:themeColor="accent1" w:fill="4f81bd" w:themeFill="accent1"/>
         <w:tcBorders>
           <w:top w:val="single" w:color="000000" w:themeColor="light1" w:sz="4" w:space="0"/>
           <w:bottom w:val="single" w:color="000000" w:themeColor="light1" w:sz="4" w:space="0"/>
@@ -20836,7 +21888,7 @@
         <w:tblBorders/>
       </w:tblPr>
       <w:tcPr>
-        <w:shd w:val="clear" w:color="ffffff" w:themeColor="accent1" w:fill="5b9bd5" w:themeFill="accent1"/>
+        <w:shd w:val="clear" w:color="ffffff" w:themeColor="accent1" w:fill="4f81bd" w:themeFill="accent1"/>
         <w:tcBorders>
           <w:top w:val="single" w:color="000000" w:themeColor="accent1" w:sz="32" w:space="0"/>
           <w:bottom w:val="single" w:color="000000" w:themeColor="light1" w:sz="12" w:space="0"/>
@@ -20951,7 +22003,7 @@
   </w:style>
   <w:style w:type="table" w:styleId="98">
     <w:name w:val="List Table 5 Dark - Accent 2"/>
-    <w:basedOn w:val="665"/>
+    <w:basedOn w:val="11"/>
     <w:uiPriority w:val="99"/>
     <w:pPr>
       <w:pBdr/>
@@ -20968,7 +22020,7 @@
         <w:bottom w:val="single" w:color="000000" w:themeColor="accent2" w:themeTint="97" w:sz="32" w:space="0"/>
         <w:right w:val="single" w:color="000000" w:themeColor="accent2" w:themeTint="97" w:sz="32" w:space="0"/>
       </w:tblBorders>
-      <w:shd w:val="clear" w:color="ffffff" w:themeColor="accent2" w:themeTint="97" w:fill="f4b285" w:themeFill="accent2" w:themeFillTint="97"/>
+      <w:shd w:val="clear" w:color="ffffff" w:themeColor="accent2" w:themeTint="97" w:fill="da9796" w:themeFill="accent2" w:themeFillTint="97"/>
     </w:tblPr>
     <w:tcPr>
       <w:tcBorders/>
@@ -20983,7 +22035,7 @@
         <w:tblBorders/>
       </w:tblPr>
       <w:tcPr>
-        <w:shd w:val="clear" w:color="ffffff" w:themeColor="accent2" w:themeTint="97" w:fill="f4b285" w:themeFill="accent2" w:themeFillTint="97"/>
+        <w:shd w:val="clear" w:color="ffffff" w:themeColor="accent2" w:themeTint="97" w:fill="da9796" w:themeFill="accent2" w:themeFillTint="97"/>
         <w:tcBorders>
           <w:top w:val="single" w:color="000000" w:themeColor="light1" w:sz="4" w:space="0"/>
           <w:bottom w:val="single" w:color="000000" w:themeColor="light1" w:sz="4" w:space="0"/>
@@ -21000,7 +22052,7 @@
         <w:tblBorders/>
       </w:tblPr>
       <w:tcPr>
-        <w:shd w:val="clear" w:color="ffffff" w:themeColor="accent2" w:themeTint="97" w:fill="f4b285" w:themeFill="accent2" w:themeFillTint="97"/>
+        <w:shd w:val="clear" w:color="ffffff" w:themeColor="accent2" w:themeTint="97" w:fill="da9796" w:themeFill="accent2" w:themeFillTint="97"/>
         <w:tcBorders>
           <w:left w:val="single" w:color="000000" w:themeColor="light1" w:sz="4" w:space="0"/>
           <w:right w:val="single" w:color="000000" w:themeColor="light1" w:sz="4" w:space="0"/>
@@ -21017,7 +22069,7 @@
         <w:tblBorders/>
       </w:tblPr>
       <w:tcPr>
-        <w:shd w:val="clear" w:color="ffffff" w:themeColor="accent2" w:themeTint="97" w:fill="f4b285" w:themeFill="accent2" w:themeFillTint="97"/>
+        <w:shd w:val="clear" w:color="ffffff" w:themeColor="accent2" w:themeTint="97" w:fill="da9796" w:themeFill="accent2" w:themeFillTint="97"/>
         <w:tcBorders>
           <w:top w:val="single" w:color="000000" w:themeColor="light1" w:sz="4" w:space="0"/>
           <w:bottom w:val="single" w:color="000000" w:themeColor="light1" w:sz="4" w:space="0"/>
@@ -21078,7 +22130,7 @@
         <w:tblBorders/>
       </w:tblPr>
       <w:tcPr>
-        <w:shd w:val="clear" w:color="ffffff" w:themeColor="accent2" w:themeTint="97" w:fill="f4b285" w:themeFill="accent2" w:themeFillTint="97"/>
+        <w:shd w:val="clear" w:color="ffffff" w:themeColor="accent2" w:themeTint="97" w:fill="da9796" w:themeFill="accent2" w:themeFillTint="97"/>
         <w:tcBorders>
           <w:top w:val="single" w:color="000000" w:themeColor="accent2" w:themeTint="97" w:sz="32" w:space="0"/>
           <w:bottom w:val="single" w:color="000000" w:themeColor="light1" w:sz="12" w:space="0"/>
@@ -21193,7 +22245,7 @@
   </w:style>
   <w:style w:type="table" w:styleId="99">
     <w:name w:val="List Table 5 Dark - Accent 3"/>
-    <w:basedOn w:val="665"/>
+    <w:basedOn w:val="11"/>
     <w:uiPriority w:val="99"/>
     <w:pPr>
       <w:pBdr/>
@@ -21210,7 +22262,7 @@
         <w:bottom w:val="single" w:color="000000" w:themeColor="accent3" w:themeTint="98" w:sz="32" w:space="0"/>
         <w:right w:val="single" w:color="000000" w:themeColor="accent3" w:themeTint="98" w:sz="32" w:space="0"/>
       </w:tblBorders>
-      <w:shd w:val="clear" w:color="ffffff" w:themeColor="accent3" w:themeTint="98" w:fill="c9c9c9" w:themeFill="accent3" w:themeFillTint="98"/>
+      <w:shd w:val="clear" w:color="ffffff" w:themeColor="accent3" w:themeTint="98" w:fill="c3d69c" w:themeFill="accent3" w:themeFillTint="98"/>
     </w:tblPr>
     <w:tcPr>
       <w:tcBorders/>
@@ -21225,7 +22277,7 @@
         <w:tblBorders/>
       </w:tblPr>
       <w:tcPr>
-        <w:shd w:val="clear" w:color="ffffff" w:themeColor="accent3" w:themeTint="98" w:fill="c9c9c9" w:themeFill="accent3" w:themeFillTint="98"/>
+        <w:shd w:val="clear" w:color="ffffff" w:themeColor="accent3" w:themeTint="98" w:fill="c3d69c" w:themeFill="accent3" w:themeFillTint="98"/>
         <w:tcBorders>
           <w:top w:val="single" w:color="000000" w:themeColor="light1" w:sz="4" w:space="0"/>
           <w:bottom w:val="single" w:color="000000" w:themeColor="light1" w:sz="4" w:space="0"/>
@@ -21242,7 +22294,7 @@
         <w:tblBorders/>
       </w:tblPr>
       <w:tcPr>
-        <w:shd w:val="clear" w:color="ffffff" w:themeColor="accent3" w:themeTint="98" w:fill="c9c9c9" w:themeFill="accent3" w:themeFillTint="98"/>
+        <w:shd w:val="clear" w:color="ffffff" w:themeColor="accent3" w:themeTint="98" w:fill="c3d69c" w:themeFill="accent3" w:themeFillTint="98"/>
         <w:tcBorders>
           <w:left w:val="single" w:color="000000" w:themeColor="light1" w:sz="4" w:space="0"/>
           <w:right w:val="single" w:color="000000" w:themeColor="light1" w:sz="4" w:space="0"/>
@@ -21259,7 +22311,7 @@
         <w:tblBorders/>
       </w:tblPr>
       <w:tcPr>
-        <w:shd w:val="clear" w:color="ffffff" w:themeColor="accent3" w:themeTint="98" w:fill="c9c9c9" w:themeFill="accent3" w:themeFillTint="98"/>
+        <w:shd w:val="clear" w:color="ffffff" w:themeColor="accent3" w:themeTint="98" w:fill="c3d69c" w:themeFill="accent3" w:themeFillTint="98"/>
         <w:tcBorders>
           <w:top w:val="single" w:color="000000" w:themeColor="light1" w:sz="4" w:space="0"/>
           <w:bottom w:val="single" w:color="000000" w:themeColor="light1" w:sz="4" w:space="0"/>
@@ -21320,7 +22372,7 @@
         <w:tblBorders/>
       </w:tblPr>
       <w:tcPr>
-        <w:shd w:val="clear" w:color="ffffff" w:themeColor="accent3" w:themeTint="98" w:fill="c9c9c9" w:themeFill="accent3" w:themeFillTint="98"/>
+        <w:shd w:val="clear" w:color="ffffff" w:themeColor="accent3" w:themeTint="98" w:fill="c3d69c" w:themeFill="accent3" w:themeFillTint="98"/>
         <w:tcBorders>
           <w:top w:val="single" w:color="000000" w:themeColor="accent3" w:themeTint="98" w:sz="32" w:space="0"/>
           <w:bottom w:val="single" w:color="000000" w:themeColor="light1" w:sz="12" w:space="0"/>
@@ -21435,7 +22487,7 @@
   </w:style>
   <w:style w:type="table" w:styleId="100">
     <w:name w:val="List Table 5 Dark - Accent 4"/>
-    <w:basedOn w:val="665"/>
+    <w:basedOn w:val="11"/>
     <w:uiPriority w:val="99"/>
     <w:pPr>
       <w:pBdr/>
@@ -21452,7 +22504,7 @@
         <w:bottom w:val="single" w:color="000000" w:themeColor="accent4" w:themeTint="9A" w:sz="32" w:space="0"/>
         <w:right w:val="single" w:color="000000" w:themeColor="accent4" w:themeTint="9A" w:sz="32" w:space="0"/>
       </w:tblBorders>
-      <w:shd w:val="clear" w:color="ffffff" w:themeColor="accent4" w:themeTint="9A" w:fill="ffd965" w:themeFill="accent4" w:themeFillTint="9A"/>
+      <w:shd w:val="clear" w:color="ffffff" w:themeColor="accent4" w:themeTint="9A" w:fill="b2a1c7" w:themeFill="accent4" w:themeFillTint="9A"/>
     </w:tblPr>
     <w:tcPr>
       <w:tcBorders/>
@@ -21467,7 +22519,7 @@
         <w:tblBorders/>
       </w:tblPr>
       <w:tcPr>
-        <w:shd w:val="clear" w:color="ffffff" w:themeColor="accent4" w:themeTint="9A" w:fill="ffd965" w:themeFill="accent4" w:themeFillTint="9A"/>
+        <w:shd w:val="clear" w:color="ffffff" w:themeColor="accent4" w:themeTint="9A" w:fill="b2a1c7" w:themeFill="accent4" w:themeFillTint="9A"/>
         <w:tcBorders>
           <w:top w:val="single" w:color="000000" w:themeColor="light1" w:sz="4" w:space="0"/>
           <w:bottom w:val="single" w:color="000000" w:themeColor="light1" w:sz="4" w:space="0"/>
@@ -21484,7 +22536,7 @@
         <w:tblBorders/>
       </w:tblPr>
       <w:tcPr>
-        <w:shd w:val="clear" w:color="ffffff" w:themeColor="accent4" w:themeTint="9A" w:fill="ffd965" w:themeFill="accent4" w:themeFillTint="9A"/>
+        <w:shd w:val="clear" w:color="ffffff" w:themeColor="accent4" w:themeTint="9A" w:fill="b2a1c7" w:themeFill="accent4" w:themeFillTint="9A"/>
         <w:tcBorders>
           <w:left w:val="single" w:color="000000" w:themeColor="light1" w:sz="4" w:space="0"/>
           <w:right w:val="single" w:color="000000" w:themeColor="light1" w:sz="4" w:space="0"/>
@@ -21501,7 +22553,7 @@
         <w:tblBorders/>
       </w:tblPr>
       <w:tcPr>
-        <w:shd w:val="clear" w:color="ffffff" w:themeColor="accent4" w:themeTint="9A" w:fill="ffd965" w:themeFill="accent4" w:themeFillTint="9A"/>
+        <w:shd w:val="clear" w:color="ffffff" w:themeColor="accent4" w:themeTint="9A" w:fill="b2a1c7" w:themeFill="accent4" w:themeFillTint="9A"/>
         <w:tcBorders>
           <w:top w:val="single" w:color="000000" w:themeColor="light1" w:sz="4" w:space="0"/>
           <w:bottom w:val="single" w:color="000000" w:themeColor="light1" w:sz="4" w:space="0"/>
@@ -21562,7 +22614,7 @@
         <w:tblBorders/>
       </w:tblPr>
       <w:tcPr>
-        <w:shd w:val="clear" w:color="ffffff" w:themeColor="accent4" w:themeTint="9A" w:fill="ffd965" w:themeFill="accent4" w:themeFillTint="9A"/>
+        <w:shd w:val="clear" w:color="ffffff" w:themeColor="accent4" w:themeTint="9A" w:fill="b2a1c7" w:themeFill="accent4" w:themeFillTint="9A"/>
         <w:tcBorders>
           <w:top w:val="single" w:color="000000" w:themeColor="accent4" w:themeTint="9A" w:sz="32" w:space="0"/>
           <w:bottom w:val="single" w:color="000000" w:themeColor="light1" w:sz="12" w:space="0"/>
@@ -21677,7 +22729,7 @@
   </w:style>
   <w:style w:type="table" w:styleId="101">
     <w:name w:val="List Table 5 Dark - Accent 5"/>
-    <w:basedOn w:val="665"/>
+    <w:basedOn w:val="11"/>
     <w:uiPriority w:val="99"/>
     <w:pPr>
       <w:pBdr/>
@@ -21694,7 +22746,7 @@
         <w:bottom w:val="single" w:color="000000" w:themeColor="accent5" w:themeTint="9A" w:sz="32" w:space="0"/>
         <w:right w:val="single" w:color="000000" w:themeColor="accent5" w:themeTint="9A" w:sz="32" w:space="0"/>
       </w:tblBorders>
-      <w:shd w:val="clear" w:color="ffffff" w:themeColor="accent5" w:themeTint="9A" w:fill="8eaadb" w:themeFill="accent5" w:themeFillTint="9A"/>
+      <w:shd w:val="clear" w:color="ffffff" w:themeColor="accent5" w:themeTint="9A" w:fill="92cddd" w:themeFill="accent5" w:themeFillTint="9A"/>
     </w:tblPr>
     <w:tcPr>
       <w:tcBorders/>
@@ -21709,7 +22761,7 @@
         <w:tblBorders/>
       </w:tblPr>
       <w:tcPr>
-        <w:shd w:val="clear" w:color="ffffff" w:themeColor="accent5" w:themeTint="9A" w:fill="8eaadb" w:themeFill="accent5" w:themeFillTint="9A"/>
+        <w:shd w:val="clear" w:color="ffffff" w:themeColor="accent5" w:themeTint="9A" w:fill="92cddd" w:themeFill="accent5" w:themeFillTint="9A"/>
         <w:tcBorders>
           <w:top w:val="single" w:color="000000" w:themeColor="light1" w:sz="4" w:space="0"/>
           <w:bottom w:val="single" w:color="000000" w:themeColor="light1" w:sz="4" w:space="0"/>
@@ -21726,7 +22778,7 @@
         <w:tblBorders/>
       </w:tblPr>
       <w:tcPr>
-        <w:shd w:val="clear" w:color="ffffff" w:themeColor="accent5" w:themeTint="9A" w:fill="8eaadb" w:themeFill="accent5" w:themeFillTint="9A"/>
+        <w:shd w:val="clear" w:color="ffffff" w:themeColor="accent5" w:themeTint="9A" w:fill="92cddd" w:themeFill="accent5" w:themeFillTint="9A"/>
         <w:tcBorders>
           <w:left w:val="single" w:color="000000" w:themeColor="light1" w:sz="4" w:space="0"/>
           <w:right w:val="single" w:color="000000" w:themeColor="light1" w:sz="4" w:space="0"/>
@@ -21743,7 +22795,7 @@
         <w:tblBorders/>
       </w:tblPr>
       <w:tcPr>
-        <w:shd w:val="clear" w:color="ffffff" w:themeColor="accent5" w:themeTint="9A" w:fill="8eaadb" w:themeFill="accent5" w:themeFillTint="9A"/>
+        <w:shd w:val="clear" w:color="ffffff" w:themeColor="accent5" w:themeTint="9A" w:fill="92cddd" w:themeFill="accent5" w:themeFillTint="9A"/>
         <w:tcBorders>
           <w:top w:val="single" w:color="000000" w:themeColor="light1" w:sz="4" w:space="0"/>
           <w:bottom w:val="single" w:color="000000" w:themeColor="light1" w:sz="4" w:space="0"/>
@@ -21804,7 +22856,7 @@
         <w:tblBorders/>
       </w:tblPr>
       <w:tcPr>
-        <w:shd w:val="clear" w:color="ffffff" w:themeColor="accent5" w:themeTint="9A" w:fill="8eaadb" w:themeFill="accent5" w:themeFillTint="9A"/>
+        <w:shd w:val="clear" w:color="ffffff" w:themeColor="accent5" w:themeTint="9A" w:fill="92cddd" w:themeFill="accent5" w:themeFillTint="9A"/>
         <w:tcBorders>
           <w:top w:val="single" w:color="000000" w:themeColor="accent5" w:themeTint="9A" w:sz="32" w:space="0"/>
           <w:bottom w:val="single" w:color="000000" w:themeColor="light1" w:sz="12" w:space="0"/>
@@ -21919,7 +22971,7 @@
   </w:style>
   <w:style w:type="table" w:styleId="102">
     <w:name w:val="List Table 5 Dark - Accent 6"/>
-    <w:basedOn w:val="665"/>
+    <w:basedOn w:val="11"/>
     <w:uiPriority w:val="99"/>
     <w:pPr>
       <w:pBdr/>
@@ -21936,7 +22988,7 @@
         <w:bottom w:val="single" w:color="000000" w:themeColor="accent6" w:themeTint="98" w:sz="32" w:space="0"/>
         <w:right w:val="single" w:color="000000" w:themeColor="accent6" w:themeTint="98" w:sz="32" w:space="0"/>
       </w:tblBorders>
-      <w:shd w:val="clear" w:color="ffffff" w:themeColor="accent6" w:themeTint="98" w:fill="a9d18f" w:themeFill="accent6" w:themeFillTint="98"/>
+      <w:shd w:val="clear" w:color="ffffff" w:themeColor="accent6" w:themeTint="98" w:fill="fac091" w:themeFill="accent6" w:themeFillTint="98"/>
     </w:tblPr>
     <w:tcPr>
       <w:tcBorders/>
@@ -21951,7 +23003,7 @@
         <w:tblBorders/>
       </w:tblPr>
       <w:tcPr>
-        <w:shd w:val="clear" w:color="ffffff" w:themeColor="accent6" w:themeTint="98" w:fill="a9d18f" w:themeFill="accent6" w:themeFillTint="98"/>
+        <w:shd w:val="clear" w:color="ffffff" w:themeColor="accent6" w:themeTint="98" w:fill="fac091" w:themeFill="accent6" w:themeFillTint="98"/>
         <w:tcBorders>
           <w:top w:val="single" w:color="000000" w:themeColor="light1" w:sz="4" w:space="0"/>
           <w:bottom w:val="single" w:color="000000" w:themeColor="light1" w:sz="4" w:space="0"/>
@@ -21968,7 +23020,7 @@
         <w:tblBorders/>
       </w:tblPr>
       <w:tcPr>
-        <w:shd w:val="clear" w:color="ffffff" w:themeColor="accent6" w:themeTint="98" w:fill="a9d18f" w:themeFill="accent6" w:themeFillTint="98"/>
+        <w:shd w:val="clear" w:color="ffffff" w:themeColor="accent6" w:themeTint="98" w:fill="fac091" w:themeFill="accent6" w:themeFillTint="98"/>
         <w:tcBorders>
           <w:left w:val="single" w:color="000000" w:themeColor="light1" w:sz="4" w:space="0"/>
           <w:right w:val="single" w:color="000000" w:themeColor="light1" w:sz="4" w:space="0"/>
@@ -21985,7 +23037,7 @@
         <w:tblBorders/>
       </w:tblPr>
       <w:tcPr>
-        <w:shd w:val="clear" w:color="ffffff" w:themeColor="accent6" w:themeTint="98" w:fill="a9d18f" w:themeFill="accent6" w:themeFillTint="98"/>
+        <w:shd w:val="clear" w:color="ffffff" w:themeColor="accent6" w:themeTint="98" w:fill="fac091" w:themeFill="accent6" w:themeFillTint="98"/>
         <w:tcBorders>
           <w:top w:val="single" w:color="000000" w:themeColor="light1" w:sz="4" w:space="0"/>
           <w:bottom w:val="single" w:color="000000" w:themeColor="light1" w:sz="4" w:space="0"/>
@@ -22046,7 +23098,7 @@
         <w:tblBorders/>
       </w:tblPr>
       <w:tcPr>
-        <w:shd w:val="clear" w:color="ffffff" w:themeColor="accent6" w:themeTint="98" w:fill="a9d18f" w:themeFill="accent6" w:themeFillTint="98"/>
+        <w:shd w:val="clear" w:color="ffffff" w:themeColor="accent6" w:themeTint="98" w:fill="fac091" w:themeFill="accent6" w:themeFillTint="98"/>
         <w:tcBorders>
           <w:top w:val="single" w:color="000000" w:themeColor="accent6" w:themeTint="98" w:sz="32" w:space="0"/>
           <w:bottom w:val="single" w:color="000000" w:themeColor="light1" w:sz="12" w:space="0"/>
@@ -22161,7 +23213,7 @@
   </w:style>
   <w:style w:type="table" w:styleId="103">
     <w:name w:val="List Table 6 Colorful"/>
-    <w:basedOn w:val="665"/>
+    <w:basedOn w:val="11"/>
     <w:uiPriority w:val="99"/>
     <w:pPr>
       <w:pBdr/>
@@ -22384,7 +23436,7 @@
   </w:style>
   <w:style w:type="table" w:styleId="104">
     <w:name w:val="List Table 6 Colorful - Accent 1"/>
-    <w:basedOn w:val="665"/>
+    <w:basedOn w:val="11"/>
     <w:uiPriority w:val="99"/>
     <w:pPr>
       <w:pBdr/>
@@ -22418,7 +23470,7 @@
         <w:tblBorders/>
       </w:tblPr>
       <w:tcPr>
-        <w:shd w:val="clear" w:color="ffffff" w:themeColor="accent1" w:themeTint="40" w:fill="d6e6f4" w:themeFill="accent1" w:themeFillTint="40"/>
+        <w:shd w:val="clear" w:color="ffffff" w:themeColor="accent1" w:themeTint="40" w:fill="d3dfee" w:themeFill="accent1" w:themeFillTint="40"/>
         <w:tcBorders/>
       </w:tcPr>
     </w:tblStylePr>
@@ -22432,7 +23484,7 @@
         <w:tblBorders/>
       </w:tblPr>
       <w:tcPr>
-        <w:shd w:val="clear" w:color="ffffff" w:themeColor="accent1" w:themeTint="40" w:fill="d6e6f4" w:themeFill="accent1" w:themeFillTint="40"/>
+        <w:shd w:val="clear" w:color="ffffff" w:themeColor="accent1" w:themeTint="40" w:fill="d3dfee" w:themeFill="accent1" w:themeFillTint="40"/>
         <w:tcBorders/>
       </w:tcPr>
     </w:tblStylePr>
@@ -22470,7 +23522,7 @@
     <w:tblStylePr w:type="firstCol">
       <w:rPr>
         <w:b/>
-        <w:color w:val="245b8d" w:themeColor="accent1" w:themeShade="95"/>
+        <w:color w:val="2b4b72" w:themeColor="accent1" w:themeShade="95"/>
       </w:rPr>
       <w:pPr>
         <w:pBdr/>
@@ -22487,7 +23539,7 @@
     <w:tblStylePr w:type="firstRow">
       <w:rPr>
         <w:b/>
-        <w:color w:val="245b8d" w:themeColor="accent1" w:themeShade="95"/>
+        <w:color w:val="2b4b72" w:themeColor="accent1" w:themeShade="95"/>
       </w:rPr>
       <w:pPr>
         <w:pBdr/>
@@ -22506,7 +23558,7 @@
     <w:tblStylePr w:type="lastCol">
       <w:rPr>
         <w:b/>
-        <w:color w:val="245b8d" w:themeColor="accent1" w:themeShade="95"/>
+        <w:color w:val="2b4b72" w:themeColor="accent1" w:themeShade="95"/>
       </w:rPr>
       <w:pPr>
         <w:pBdr/>
@@ -22523,7 +23575,7 @@
     <w:tblStylePr w:type="lastRow">
       <w:rPr>
         <w:b/>
-        <w:color w:val="245b8d" w:themeColor="accent1" w:themeShade="95"/>
+        <w:color w:val="2b4b72" w:themeColor="accent1" w:themeShade="95"/>
       </w:rPr>
       <w:pPr>
         <w:pBdr/>
@@ -22607,7 +23659,7 @@
   </w:style>
   <w:style w:type="table" w:styleId="105">
     <w:name w:val="List Table 6 Colorful - Accent 2"/>
-    <w:basedOn w:val="665"/>
+    <w:basedOn w:val="11"/>
     <w:uiPriority w:val="99"/>
     <w:pPr>
       <w:pBdr/>
@@ -22641,7 +23693,7 @@
         <w:tblBorders/>
       </w:tblPr>
       <w:tcPr>
-        <w:shd w:val="clear" w:color="ffffff" w:themeColor="accent2" w:themeTint="40" w:fill="fadecb" w:themeFill="accent2" w:themeFillTint="40"/>
+        <w:shd w:val="clear" w:color="ffffff" w:themeColor="accent2" w:themeTint="40" w:fill="efd3d2" w:themeFill="accent2" w:themeFillTint="40"/>
         <w:tcBorders/>
       </w:tcPr>
     </w:tblStylePr>
@@ -22655,7 +23707,7 @@
         <w:tblBorders/>
       </w:tblPr>
       <w:tcPr>
-        <w:shd w:val="clear" w:color="ffffff" w:themeColor="accent2" w:themeTint="40" w:fill="fadecb" w:themeFill="accent2" w:themeFillTint="40"/>
+        <w:shd w:val="clear" w:color="ffffff" w:themeColor="accent2" w:themeTint="40" w:fill="efd3d2" w:themeFill="accent2" w:themeFillTint="40"/>
         <w:tcBorders/>
       </w:tcPr>
     </w:tblStylePr>
@@ -22693,7 +23745,7 @@
     <w:tblStylePr w:type="firstCol">
       <w:rPr>
         <w:b/>
-        <w:color w:val="cb5d12" w:themeColor="accent2" w:themeTint="97" w:themeShade="95"/>
+        <w:color w:val="9f3b38" w:themeColor="accent2" w:themeTint="97" w:themeShade="95"/>
       </w:rPr>
       <w:pPr>
         <w:pBdr/>
@@ -22710,7 +23762,7 @@
     <w:tblStylePr w:type="firstRow">
       <w:rPr>
         <w:b/>
-        <w:color w:val="cb5d12" w:themeColor="accent2" w:themeTint="97" w:themeShade="95"/>
+        <w:color w:val="9f3b38" w:themeColor="accent2" w:themeTint="97" w:themeShade="95"/>
       </w:rPr>
       <w:pPr>
         <w:pBdr/>
@@ -22729,7 +23781,7 @@
     <w:tblStylePr w:type="lastCol">
       <w:rPr>
         <w:b/>
-        <w:color w:val="cb5d12" w:themeColor="accent2" w:themeTint="97" w:themeShade="95"/>
+        <w:color w:val="9f3b38" w:themeColor="accent2" w:themeTint="97" w:themeShade="95"/>
       </w:rPr>
       <w:pPr>
         <w:pBdr/>
@@ -22746,7 +23798,7 @@
     <w:tblStylePr w:type="lastRow">
       <w:rPr>
         <w:b/>
-        <w:color w:val="cb5d12" w:themeColor="accent2" w:themeTint="97" w:themeShade="95"/>
+        <w:color w:val="9f3b38" w:themeColor="accent2" w:themeTint="97" w:themeShade="95"/>
       </w:rPr>
       <w:pPr>
         <w:pBdr/>
@@ -22830,7 +23882,7 @@
   </w:style>
   <w:style w:type="table" w:styleId="106">
     <w:name w:val="List Table 6 Colorful - Accent 3"/>
-    <w:basedOn w:val="665"/>
+    <w:basedOn w:val="11"/>
     <w:uiPriority w:val="99"/>
     <w:pPr>
       <w:pBdr/>
@@ -22864,7 +23916,7 @@
         <w:tblBorders/>
       </w:tblPr>
       <w:tcPr>
-        <w:shd w:val="clear" w:color="ffffff" w:themeColor="accent3" w:themeTint="40" w:fill="e8e8e8" w:themeFill="accent3" w:themeFillTint="40"/>
+        <w:shd w:val="clear" w:color="ffffff" w:themeColor="accent3" w:themeTint="40" w:fill="e6eed5" w:themeFill="accent3" w:themeFillTint="40"/>
         <w:tcBorders/>
       </w:tcPr>
     </w:tblStylePr>
@@ -22878,7 +23930,7 @@
         <w:tblBorders/>
       </w:tblPr>
       <w:tcPr>
-        <w:shd w:val="clear" w:color="ffffff" w:themeColor="accent3" w:themeTint="40" w:fill="e8e8e8" w:themeFill="accent3" w:themeFillTint="40"/>
+        <w:shd w:val="clear" w:color="ffffff" w:themeColor="accent3" w:themeTint="40" w:fill="e6eed5" w:themeFill="accent3" w:themeFillTint="40"/>
         <w:tcBorders/>
       </w:tcPr>
     </w:tblStylePr>
@@ -22916,7 +23968,7 @@
     <w:tblStylePr w:type="firstCol">
       <w:rPr>
         <w:b/>
-        <w:color w:val="767676" w:themeColor="accent3" w:themeTint="98" w:themeShade="95"/>
+        <w:color w:val="7c9a3f" w:themeColor="accent3" w:themeTint="98" w:themeShade="95"/>
       </w:rPr>
       <w:pPr>
         <w:pBdr/>
@@ -22933,7 +23985,7 @@
     <w:tblStylePr w:type="firstRow">
       <w:rPr>
         <w:b/>
-        <w:color w:val="767676" w:themeColor="accent3" w:themeTint="98" w:themeShade="95"/>
+        <w:color w:val="7c9a3f" w:themeColor="accent3" w:themeTint="98" w:themeShade="95"/>
       </w:rPr>
       <w:pPr>
         <w:pBdr/>
@@ -22952,7 +24004,7 @@
     <w:tblStylePr w:type="lastCol">
       <w:rPr>
         <w:b/>
-        <w:color w:val="767676" w:themeColor="accent3" w:themeTint="98" w:themeShade="95"/>
+        <w:color w:val="7c9a3f" w:themeColor="accent3" w:themeTint="98" w:themeShade="95"/>
       </w:rPr>
       <w:pPr>
         <w:pBdr/>
@@ -22969,7 +24021,7 @@
     <w:tblStylePr w:type="lastRow">
       <w:rPr>
         <w:b/>
-        <w:color w:val="767676" w:themeColor="accent3" w:themeTint="98" w:themeShade="95"/>
+        <w:color w:val="7c9a3f" w:themeColor="accent3" w:themeTint="98" w:themeShade="95"/>
       </w:rPr>
       <w:pPr>
         <w:pBdr/>
@@ -23053,7 +24105,7 @@
   </w:style>
   <w:style w:type="table" w:styleId="107">
     <w:name w:val="List Table 6 Colorful - Accent 4"/>
-    <w:basedOn w:val="665"/>
+    <w:basedOn w:val="11"/>
     <w:uiPriority w:val="99"/>
     <w:pPr>
       <w:pBdr/>
@@ -23087,7 +24139,7 @@
         <w:tblBorders/>
       </w:tblPr>
       <w:tcPr>
-        <w:shd w:val="clear" w:color="ffffff" w:themeColor="accent4" w:themeTint="40" w:fill="ffefbf" w:themeFill="accent4" w:themeFillTint="40"/>
+        <w:shd w:val="clear" w:color="ffffff" w:themeColor="accent4" w:themeTint="40" w:fill="dfd8e8" w:themeFill="accent4" w:themeFillTint="40"/>
         <w:tcBorders/>
       </w:tcPr>
     </w:tblStylePr>
@@ -23101,7 +24153,7 @@
         <w:tblBorders/>
       </w:tblPr>
       <w:tcPr>
-        <w:shd w:val="clear" w:color="ffffff" w:themeColor="accent4" w:themeTint="40" w:fill="ffefbf" w:themeFill="accent4" w:themeFillTint="40"/>
+        <w:shd w:val="clear" w:color="ffffff" w:themeColor="accent4" w:themeTint="40" w:fill="dfd8e8" w:themeFill="accent4" w:themeFillTint="40"/>
         <w:tcBorders/>
       </w:tcPr>
     </w:tblStylePr>
@@ -23139,7 +24191,7 @@
     <w:tblStylePr w:type="firstCol">
       <w:rPr>
         <w:b/>
-        <w:color w:val="d09d00" w:themeColor="accent4" w:themeTint="9A" w:themeShade="95"/>
+        <w:color w:val="674f84" w:themeColor="accent4" w:themeTint="9A" w:themeShade="95"/>
       </w:rPr>
       <w:pPr>
         <w:pBdr/>
@@ -23156,7 +24208,7 @@
     <w:tblStylePr w:type="firstRow">
       <w:rPr>
         <w:b/>
-        <w:color w:val="d09d00" w:themeColor="accent4" w:themeTint="9A" w:themeShade="95"/>
+        <w:color w:val="674f84" w:themeColor="accent4" w:themeTint="9A" w:themeShade="95"/>
       </w:rPr>
       <w:pPr>
         <w:pBdr/>
@@ -23175,7 +24227,7 @@
     <w:tblStylePr w:type="lastCol">
       <w:rPr>
         <w:b/>
-        <w:color w:val="d09d00" w:themeColor="accent4" w:themeTint="9A" w:themeShade="95"/>
+        <w:color w:val="674f84" w:themeColor="accent4" w:themeTint="9A" w:themeShade="95"/>
       </w:rPr>
       <w:pPr>
         <w:pBdr/>
@@ -23192,7 +24244,7 @@
     <w:tblStylePr w:type="lastRow">
       <w:rPr>
         <w:b/>
-        <w:color w:val="d09d00" w:themeColor="accent4" w:themeTint="9A" w:themeShade="95"/>
+        <w:color w:val="674f84" w:themeColor="accent4" w:themeTint="9A" w:themeShade="95"/>
       </w:rPr>
       <w:pPr>
         <w:pBdr/>
@@ -23276,7 +24328,7 @@
   </w:style>
   <w:style w:type="table" w:styleId="108">
     <w:name w:val="List Table 6 Colorful - Accent 5"/>
-    <w:basedOn w:val="665"/>
+    <w:basedOn w:val="11"/>
     <w:uiPriority w:val="99"/>
     <w:pPr>
       <w:pBdr/>
@@ -23310,7 +24362,7 @@
         <w:tblBorders/>
       </w:tblPr>
       <w:tcPr>
-        <w:shd w:val="clear" w:color="ffffff" w:themeColor="accent5" w:themeTint="40" w:fill="d0dcf0" w:themeFill="accent5" w:themeFillTint="40"/>
+        <w:shd w:val="clear" w:color="ffffff" w:themeColor="accent5" w:themeTint="40" w:fill="d2eaf1" w:themeFill="accent5" w:themeFillTint="40"/>
         <w:tcBorders/>
       </w:tcPr>
     </w:tblStylePr>
@@ -23324,7 +24376,7 @@
         <w:tblBorders/>
       </w:tblPr>
       <w:tcPr>
-        <w:shd w:val="clear" w:color="ffffff" w:themeColor="accent5" w:themeTint="40" w:fill="d0dcf0" w:themeFill="accent5" w:themeFillTint="40"/>
+        <w:shd w:val="clear" w:color="ffffff" w:themeColor="accent5" w:themeTint="40" w:fill="d2eaf1" w:themeFill="accent5" w:themeFillTint="40"/>
         <w:tcBorders/>
       </w:tcPr>
     </w:tblStylePr>
@@ -23362,7 +24414,7 @@
     <w:tblStylePr w:type="firstCol">
       <w:rPr>
         <w:b/>
-        <w:color w:val="335aa1" w:themeColor="accent5" w:themeTint="9A" w:themeShade="95"/>
+        <w:color w:val="348ba3" w:themeColor="accent5" w:themeTint="9A" w:themeShade="95"/>
       </w:rPr>
       <w:pPr>
         <w:pBdr/>
@@ -23379,7 +24431,7 @@
     <w:tblStylePr w:type="firstRow">
       <w:rPr>
         <w:b/>
-        <w:color w:val="335aa1" w:themeColor="accent5" w:themeTint="9A" w:themeShade="95"/>
+        <w:color w:val="348ba3" w:themeColor="accent5" w:themeTint="9A" w:themeShade="95"/>
       </w:rPr>
       <w:pPr>
         <w:pBdr/>
@@ -23398,7 +24450,7 @@
     <w:tblStylePr w:type="lastCol">
       <w:rPr>
         <w:b/>
-        <w:color w:val="335aa1" w:themeColor="accent5" w:themeTint="9A" w:themeShade="95"/>
+        <w:color w:val="348ba3" w:themeColor="accent5" w:themeTint="9A" w:themeShade="95"/>
       </w:rPr>
       <w:pPr>
         <w:pBdr/>
@@ -23415,7 +24467,7 @@
     <w:tblStylePr w:type="lastRow">
       <w:rPr>
         <w:b/>
-        <w:color w:val="335aa1" w:themeColor="accent5" w:themeTint="9A" w:themeShade="95"/>
+        <w:color w:val="348ba3" w:themeColor="accent5" w:themeTint="9A" w:themeShade="95"/>
       </w:rPr>
       <w:pPr>
         <w:pBdr/>
@@ -23499,7 +24551,7 @@
   </w:style>
   <w:style w:type="table" w:styleId="109">
     <w:name w:val="List Table 6 Colorful - Accent 6"/>
-    <w:basedOn w:val="665"/>
+    <w:basedOn w:val="11"/>
     <w:uiPriority w:val="99"/>
     <w:pPr>
       <w:pBdr/>
@@ -23533,7 +24585,7 @@
         <w:tblBorders/>
       </w:tblPr>
       <w:tcPr>
-        <w:shd w:val="clear" w:color="ffffff" w:themeColor="accent6" w:themeTint="40" w:fill="dbecd0" w:themeFill="accent6" w:themeFillTint="40"/>
+        <w:shd w:val="clear" w:color="ffffff" w:themeColor="accent6" w:themeTint="40" w:fill="fde5d1" w:themeFill="accent6" w:themeFillTint="40"/>
         <w:tcBorders/>
       </w:tcPr>
     </w:tblStylePr>
@@ -23547,7 +24599,7 @@
         <w:tblBorders/>
       </w:tblPr>
       <w:tcPr>
-        <w:shd w:val="clear" w:color="ffffff" w:themeColor="accent6" w:themeTint="40" w:fill="dbecd0" w:themeFill="accent6" w:themeFillTint="40"/>
+        <w:shd w:val="clear" w:color="ffffff" w:themeColor="accent6" w:themeTint="40" w:fill="fde5d1" w:themeFill="accent6" w:themeFillTint="40"/>
         <w:tcBorders/>
       </w:tcPr>
     </w:tblStylePr>
@@ -23585,7 +24637,7 @@
     <w:tblStylePr w:type="firstCol">
       <w:rPr>
         <w:b/>
-        <w:color w:val="5e923c" w:themeColor="accent6" w:themeTint="98" w:themeShade="95"/>
+        <w:color w:val="dd690a" w:themeColor="accent6" w:themeTint="98" w:themeShade="95"/>
       </w:rPr>
       <w:pPr>
         <w:pBdr/>
@@ -23602,7 +24654,7 @@
     <w:tblStylePr w:type="firstRow">
       <w:rPr>
         <w:b/>
-        <w:color w:val="5e923c" w:themeColor="accent6" w:themeTint="98" w:themeShade="95"/>
+        <w:color w:val="dd690a" w:themeColor="accent6" w:themeTint="98" w:themeShade="95"/>
       </w:rPr>
       <w:pPr>
         <w:pBdr/>
@@ -23621,7 +24673,7 @@
     <w:tblStylePr w:type="lastCol">
       <w:rPr>
         <w:b/>
-        <w:color w:val="5e923c" w:themeColor="accent6" w:themeTint="98" w:themeShade="95"/>
+        <w:color w:val="dd690a" w:themeColor="accent6" w:themeTint="98" w:themeShade="95"/>
       </w:rPr>
       <w:pPr>
         <w:pBdr/>
@@ -23638,7 +24690,7 @@
     <w:tblStylePr w:type="lastRow">
       <w:rPr>
         <w:b/>
-        <w:color w:val="5e923c" w:themeColor="accent6" w:themeTint="98" w:themeShade="95"/>
+        <w:color w:val="dd690a" w:themeColor="accent6" w:themeTint="98" w:themeShade="95"/>
       </w:rPr>
       <w:pPr>
         <w:pBdr/>
@@ -23722,7 +24774,7 @@
   </w:style>
   <w:style w:type="table" w:styleId="110">
     <w:name w:val="List Table 7 Colorful"/>
-    <w:basedOn w:val="665"/>
+    <w:basedOn w:val="11"/>
     <w:uiPriority w:val="99"/>
     <w:pPr>
       <w:pBdr/>
@@ -23978,7 +25030,7 @@
   </w:style>
   <w:style w:type="table" w:styleId="111">
     <w:name w:val="List Table 7 Colorful - Accent 1"/>
-    <w:basedOn w:val="665"/>
+    <w:basedOn w:val="11"/>
     <w:uiPriority w:val="99"/>
     <w:pPr>
       <w:pBdr/>
@@ -23999,19 +25051,19 @@
     <w:tblStylePr w:type="band1Horz">
       <w:rPr>
         <w:rFonts w:ascii="Arial" w:hAnsi="Arial"/>
-        <w:color w:val="245b8d" w:themeColor="accent1" w:themeShade="95"/>
-        <w:sz w:val="22"/>
-      </w:rPr>
-      <w:pPr>
-        <w:pBdr/>
-        <w:spacing/>
-        <w:ind/>
-      </w:pPr>
-      <w:tblPr>
-        <w:tblBorders/>
-      </w:tblPr>
-      <w:tcPr>
-        <w:shd w:val="clear" w:color="ffffff" w:themeColor="accent1" w:themeTint="40" w:fill="d6e6f4" w:themeFill="accent1" w:themeFillTint="40"/>
+        <w:color w:val="2b4b72" w:themeColor="accent1" w:themeShade="95"/>
+        <w:sz w:val="22"/>
+      </w:rPr>
+      <w:pPr>
+        <w:pBdr/>
+        <w:spacing/>
+        <w:ind/>
+      </w:pPr>
+      <w:tblPr>
+        <w:tblBorders/>
+      </w:tblPr>
+      <w:tcPr>
+        <w:shd w:val="clear" w:color="ffffff" w:themeColor="accent1" w:themeTint="40" w:fill="d3dfee" w:themeFill="accent1" w:themeFillTint="40"/>
         <w:tcBorders/>
       </w:tcPr>
     </w:tblStylePr>
@@ -24025,14 +25077,14 @@
         <w:tblBorders/>
       </w:tblPr>
       <w:tcPr>
-        <w:shd w:val="clear" w:color="ffffff" w:themeColor="accent1" w:themeTint="40" w:fill="d6e6f4" w:themeFill="accent1" w:themeFillTint="40"/>
+        <w:shd w:val="clear" w:color="ffffff" w:themeColor="accent1" w:themeTint="40" w:fill="d3dfee" w:themeFill="accent1" w:themeFillTint="40"/>
         <w:tcBorders/>
       </w:tcPr>
     </w:tblStylePr>
     <w:tblStylePr w:type="band2Horz">
       <w:rPr>
         <w:rFonts w:ascii="Arial" w:hAnsi="Arial"/>
-        <w:color w:val="245b8d" w:themeColor="accent1" w:themeShade="95"/>
+        <w:color w:val="2b4b72" w:themeColor="accent1" w:themeShade="95"/>
         <w:sz w:val="22"/>
       </w:rPr>
       <w:pPr>
@@ -24064,7 +25116,7 @@
       <w:rPr>
         <w:rFonts w:ascii="Arial" w:hAnsi="Arial"/>
         <w:i/>
-        <w:color w:val="245b8d" w:themeColor="accent1" w:themeShade="95"/>
+        <w:color w:val="2b4b72" w:themeColor="accent1" w:themeShade="95"/>
         <w:sz w:val="22"/>
       </w:rPr>
       <w:pPr>
@@ -24090,7 +25142,7 @@
       <w:rPr>
         <w:rFonts w:ascii="Arial" w:hAnsi="Arial"/>
         <w:i/>
-        <w:color w:val="245b8d" w:themeColor="accent1" w:themeShade="95"/>
+        <w:color w:val="2b4b72" w:themeColor="accent1" w:themeShade="95"/>
         <w:sz w:val="22"/>
       </w:rPr>
       <w:pPr>
@@ -24115,7 +25167,7 @@
       <w:rPr>
         <w:rFonts w:ascii="Arial" w:hAnsi="Arial"/>
         <w:i/>
-        <w:color w:val="245b8d" w:themeColor="accent1" w:themeShade="95"/>
+        <w:color w:val="2b4b72" w:themeColor="accent1" w:themeShade="95"/>
         <w:sz w:val="22"/>
       </w:rPr>
       <w:pPr>
@@ -24140,7 +25192,7 @@
       <w:rPr>
         <w:rFonts w:ascii="Arial" w:hAnsi="Arial"/>
         <w:i/>
-        <w:color w:val="245b8d" w:themeColor="accent1" w:themeShade="95"/>
+        <w:color w:val="2b4b72" w:themeColor="accent1" w:themeShade="95"/>
         <w:sz w:val="22"/>
       </w:rPr>
       <w:pPr>
@@ -24216,7 +25268,7 @@
     <w:tblStylePr w:type="wholeTable">
       <w:rPr>
         <w:rFonts w:ascii="Arial" w:hAnsi="Arial"/>
-        <w:color w:val="245b8d" w:themeColor="accent1" w:themeShade="95"/>
+        <w:color w:val="2b4b72" w:themeColor="accent1" w:themeShade="95"/>
         <w:sz w:val="22"/>
       </w:rPr>
       <w:pPr>
@@ -24234,7 +25286,7 @@
   </w:style>
   <w:style w:type="table" w:styleId="112">
     <w:name w:val="List Table 7 Colorful - Accent 2"/>
-    <w:basedOn w:val="665"/>
+    <w:basedOn w:val="11"/>
     <w:uiPriority w:val="99"/>
     <w:pPr>
       <w:pBdr/>
@@ -24255,19 +25307,19 @@
     <w:tblStylePr w:type="band1Horz">
       <w:rPr>
         <w:rFonts w:ascii="Arial" w:hAnsi="Arial"/>
-        <w:color w:val="cb5d12" w:themeColor="accent2" w:themeTint="97" w:themeShade="95"/>
-        <w:sz w:val="22"/>
-      </w:rPr>
-      <w:pPr>
-        <w:pBdr/>
-        <w:spacing/>
-        <w:ind/>
-      </w:pPr>
-      <w:tblPr>
-        <w:tblBorders/>
-      </w:tblPr>
-      <w:tcPr>
-        <w:shd w:val="clear" w:color="ffffff" w:themeColor="accent2" w:themeTint="40" w:fill="fadecb" w:themeFill="accent2" w:themeFillTint="40"/>
+        <w:color w:val="9f3b38" w:themeColor="accent2" w:themeTint="97" w:themeShade="95"/>
+        <w:sz w:val="22"/>
+      </w:rPr>
+      <w:pPr>
+        <w:pBdr/>
+        <w:spacing/>
+        <w:ind/>
+      </w:pPr>
+      <w:tblPr>
+        <w:tblBorders/>
+      </w:tblPr>
+      <w:tcPr>
+        <w:shd w:val="clear" w:color="ffffff" w:themeColor="accent2" w:themeTint="40" w:fill="efd3d2" w:themeFill="accent2" w:themeFillTint="40"/>
         <w:tcBorders/>
       </w:tcPr>
     </w:tblStylePr>
@@ -24281,14 +25333,14 @@
         <w:tblBorders/>
       </w:tblPr>
       <w:tcPr>
-        <w:shd w:val="clear" w:color="ffffff" w:themeColor="accent2" w:themeTint="40" w:fill="fadecb" w:themeFill="accent2" w:themeFillTint="40"/>
+        <w:shd w:val="clear" w:color="ffffff" w:themeColor="accent2" w:themeTint="40" w:fill="efd3d2" w:themeFill="accent2" w:themeFillTint="40"/>
         <w:tcBorders/>
       </w:tcPr>
     </w:tblStylePr>
     <w:tblStylePr w:type="band2Horz">
       <w:rPr>
         <w:rFonts w:ascii="Arial" w:hAnsi="Arial"/>
-        <w:color w:val="cb5d12" w:themeColor="accent2" w:themeTint="97" w:themeShade="95"/>
+        <w:color w:val="9f3b38" w:themeColor="accent2" w:themeTint="97" w:themeShade="95"/>
         <w:sz w:val="22"/>
       </w:rPr>
       <w:pPr>
@@ -24320,7 +25372,7 @@
       <w:rPr>
         <w:rFonts w:ascii="Arial" w:hAnsi="Arial"/>
         <w:i/>
-        <w:color w:val="cb5d12" w:themeColor="accent2" w:themeTint="97" w:themeShade="95"/>
+        <w:color w:val="9f3b38" w:themeColor="accent2" w:themeTint="97" w:themeShade="95"/>
         <w:sz w:val="22"/>
       </w:rPr>
       <w:pPr>
@@ -24346,7 +25398,7 @@
       <w:rPr>
         <w:rFonts w:ascii="Arial" w:hAnsi="Arial"/>
         <w:i/>
-        <w:color w:val="cb5d12" w:themeColor="accent2" w:themeTint="97" w:themeShade="95"/>
+        <w:color w:val="9f3b38" w:themeColor="accent2" w:themeTint="97" w:themeShade="95"/>
         <w:sz w:val="22"/>
       </w:rPr>
       <w:pPr>
@@ -24371,7 +25423,7 @@
       <w:rPr>
         <w:rFonts w:ascii="Arial" w:hAnsi="Arial"/>
         <w:i/>
-        <w:color w:val="cb5d12" w:themeColor="accent2" w:themeTint="97" w:themeShade="95"/>
+        <w:color w:val="9f3b38" w:themeColor="accent2" w:themeTint="97" w:themeShade="95"/>
         <w:sz w:val="22"/>
       </w:rPr>
       <w:pPr>
@@ -24396,7 +25448,7 @@
       <w:rPr>
         <w:rFonts w:ascii="Arial" w:hAnsi="Arial"/>
         <w:i/>
-        <w:color w:val="cb5d12" w:themeColor="accent2" w:themeTint="97" w:themeShade="95"/>
+        <w:color w:val="9f3b38" w:themeColor="accent2" w:themeTint="97" w:themeShade="95"/>
         <w:sz w:val="22"/>
       </w:rPr>
       <w:pPr>
@@ -24472,7 +25524,7 @@
     <w:tblStylePr w:type="wholeTable">
       <w:rPr>
         <w:rFonts w:ascii="Arial" w:hAnsi="Arial"/>
-        <w:color w:val="cb5d12" w:themeColor="accent2" w:themeTint="97" w:themeShade="95"/>
+        <w:color w:val="9f3b38" w:themeColor="accent2" w:themeTint="97" w:themeShade="95"/>
         <w:sz w:val="22"/>
       </w:rPr>
       <w:pPr>
@@ -24490,7 +25542,7 @@
   </w:style>
   <w:style w:type="table" w:styleId="113">
     <w:name w:val="List Table 7 Colorful - Accent 3"/>
-    <w:basedOn w:val="665"/>
+    <w:basedOn w:val="11"/>
     <w:uiPriority w:val="99"/>
     <w:pPr>
       <w:pBdr/>
@@ -24511,19 +25563,19 @@
     <w:tblStylePr w:type="band1Horz">
       <w:rPr>
         <w:rFonts w:ascii="Arial" w:hAnsi="Arial"/>
-        <w:color w:val="767676" w:themeColor="accent3" w:themeTint="98" w:themeShade="95"/>
-        <w:sz w:val="22"/>
-      </w:rPr>
-      <w:pPr>
-        <w:pBdr/>
-        <w:spacing/>
-        <w:ind/>
-      </w:pPr>
-      <w:tblPr>
-        <w:tblBorders/>
-      </w:tblPr>
-      <w:tcPr>
-        <w:shd w:val="clear" w:color="ffffff" w:themeColor="accent3" w:themeTint="40" w:fill="e8e8e8" w:themeFill="accent3" w:themeFillTint="40"/>
+        <w:color w:val="7c9a3f" w:themeColor="accent3" w:themeTint="98" w:themeShade="95"/>
+        <w:sz w:val="22"/>
+      </w:rPr>
+      <w:pPr>
+        <w:pBdr/>
+        <w:spacing/>
+        <w:ind/>
+      </w:pPr>
+      <w:tblPr>
+        <w:tblBorders/>
+      </w:tblPr>
+      <w:tcPr>
+        <w:shd w:val="clear" w:color="ffffff" w:themeColor="accent3" w:themeTint="40" w:fill="e6eed5" w:themeFill="accent3" w:themeFillTint="40"/>
         <w:tcBorders/>
       </w:tcPr>
     </w:tblStylePr>
@@ -24537,14 +25589,14 @@
         <w:tblBorders/>
       </w:tblPr>
       <w:tcPr>
-        <w:shd w:val="clear" w:color="ffffff" w:themeColor="accent3" w:themeTint="40" w:fill="e8e8e8" w:themeFill="accent3" w:themeFillTint="40"/>
+        <w:shd w:val="clear" w:color="ffffff" w:themeColor="accent3" w:themeTint="40" w:fill="e6eed5" w:themeFill="accent3" w:themeFillTint="40"/>
         <w:tcBorders/>
       </w:tcPr>
     </w:tblStylePr>
     <w:tblStylePr w:type="band2Horz">
       <w:rPr>
         <w:rFonts w:ascii="Arial" w:hAnsi="Arial"/>
-        <w:color w:val="767676" w:themeColor="accent3" w:themeTint="98" w:themeShade="95"/>
+        <w:color w:val="7c9a3f" w:themeColor="accent3" w:themeTint="98" w:themeShade="95"/>
         <w:sz w:val="22"/>
       </w:rPr>
       <w:pPr>
@@ -24576,7 +25628,7 @@
       <w:rPr>
         <w:rFonts w:ascii="Arial" w:hAnsi="Arial"/>
         <w:i/>
-        <w:color w:val="767676" w:themeColor="accent3" w:themeTint="98" w:themeShade="95"/>
+        <w:color w:val="7c9a3f" w:themeColor="accent3" w:themeTint="98" w:themeShade="95"/>
         <w:sz w:val="22"/>
       </w:rPr>
       <w:pPr>
@@ -24602,7 +25654,7 @@
       <w:rPr>
         <w:rFonts w:ascii="Arial" w:hAnsi="Arial"/>
         <w:i/>
-        <w:color w:val="767676" w:themeColor="accent3" w:themeTint="98" w:themeShade="95"/>
+        <w:color w:val="7c9a3f" w:themeColor="accent3" w:themeTint="98" w:themeShade="95"/>
         <w:sz w:val="22"/>
       </w:rPr>
       <w:pPr>
@@ -24627,7 +25679,7 @@
       <w:rPr>
         <w:rFonts w:ascii="Arial" w:hAnsi="Arial"/>
         <w:i/>
-        <w:color w:val="767676" w:themeColor="accent3" w:themeTint="98" w:themeShade="95"/>
+        <w:color w:val="7c9a3f" w:themeColor="accent3" w:themeTint="98" w:themeShade="95"/>
         <w:sz w:val="22"/>
       </w:rPr>
       <w:pPr>
@@ -24652,7 +25704,7 @@
       <w:rPr>
         <w:rFonts w:ascii="Arial" w:hAnsi="Arial"/>
         <w:i/>
-        <w:color w:val="767676" w:themeColor="accent3" w:themeTint="98" w:themeShade="95"/>
+        <w:color w:val="7c9a3f" w:themeColor="accent3" w:themeTint="98" w:themeShade="95"/>
         <w:sz w:val="22"/>
       </w:rPr>
       <w:pPr>
@@ -24728,7 +25780,7 @@
     <w:tblStylePr w:type="wholeTable">
       <w:rPr>
         <w:rFonts w:ascii="Arial" w:hAnsi="Arial"/>
-        <w:color w:val="767676" w:themeColor="accent3" w:themeTint="98" w:themeShade="95"/>
+        <w:color w:val="7c9a3f" w:themeColor="accent3" w:themeTint="98" w:themeShade="95"/>
         <w:sz w:val="22"/>
       </w:rPr>
       <w:pPr>
@@ -24746,7 +25798,7 @@
   </w:style>
   <w:style w:type="table" w:styleId="114">
     <w:name w:val="List Table 7 Colorful - Accent 4"/>
-    <w:basedOn w:val="665"/>
+    <w:basedOn w:val="11"/>
     <w:uiPriority w:val="99"/>
     <w:pPr>
       <w:pBdr/>
@@ -24767,19 +25819,19 @@
     <w:tblStylePr w:type="band1Horz">
       <w:rPr>
         <w:rFonts w:ascii="Arial" w:hAnsi="Arial"/>
-        <w:color w:val="d09d00" w:themeColor="accent4" w:themeTint="9A" w:themeShade="95"/>
-        <w:sz w:val="22"/>
-      </w:rPr>
-      <w:pPr>
-        <w:pBdr/>
-        <w:spacing/>
-        <w:ind/>
-      </w:pPr>
-      <w:tblPr>
-        <w:tblBorders/>
-      </w:tblPr>
-      <w:tcPr>
-        <w:shd w:val="clear" w:color="ffffff" w:themeColor="accent4" w:themeTint="40" w:fill="ffefbf" w:themeFill="accent4" w:themeFillTint="40"/>
+        <w:color w:val="674f84" w:themeColor="accent4" w:themeTint="9A" w:themeShade="95"/>
+        <w:sz w:val="22"/>
+      </w:rPr>
+      <w:pPr>
+        <w:pBdr/>
+        <w:spacing/>
+        <w:ind/>
+      </w:pPr>
+      <w:tblPr>
+        <w:tblBorders/>
+      </w:tblPr>
+      <w:tcPr>
+        <w:shd w:val="clear" w:color="ffffff" w:themeColor="accent4" w:themeTint="40" w:fill="dfd8e8" w:themeFill="accent4" w:themeFillTint="40"/>
         <w:tcBorders/>
       </w:tcPr>
     </w:tblStylePr>
@@ -24793,14 +25845,14 @@
         <w:tblBorders/>
       </w:tblPr>
       <w:tcPr>
-        <w:shd w:val="clear" w:color="ffffff" w:themeColor="accent4" w:themeTint="40" w:fill="ffefbf" w:themeFill="accent4" w:themeFillTint="40"/>
+        <w:shd w:val="clear" w:color="ffffff" w:themeColor="accent4" w:themeTint="40" w:fill="dfd8e8" w:themeFill="accent4" w:themeFillTint="40"/>
         <w:tcBorders/>
       </w:tcPr>
     </w:tblStylePr>
     <w:tblStylePr w:type="band2Horz">
       <w:rPr>
         <w:rFonts w:ascii="Arial" w:hAnsi="Arial"/>
-        <w:color w:val="d09d00" w:themeColor="accent4" w:themeTint="9A" w:themeShade="95"/>
+        <w:color w:val="674f84" w:themeColor="accent4" w:themeTint="9A" w:themeShade="95"/>
         <w:sz w:val="22"/>
       </w:rPr>
       <w:pPr>
@@ -24832,7 +25884,7 @@
       <w:rPr>
         <w:rFonts w:ascii="Arial" w:hAnsi="Arial"/>
         <w:i/>
-        <w:color w:val="d09d00" w:themeColor="accent4" w:themeTint="9A" w:themeShade="95"/>
+        <w:color w:val="674f84" w:themeColor="accent4" w:themeTint="9A" w:themeShade="95"/>
         <w:sz w:val="22"/>
       </w:rPr>
       <w:pPr>
@@ -24858,7 +25910,7 @@
       <w:rPr>
         <w:rFonts w:ascii="Arial" w:hAnsi="Arial"/>
         <w:i/>
-        <w:color w:val="d09d00" w:themeColor="accent4" w:themeTint="9A" w:themeShade="95"/>
+        <w:color w:val="674f84" w:themeColor="accent4" w:themeTint="9A" w:themeShade="95"/>
         <w:sz w:val="22"/>
       </w:rPr>
       <w:pPr>
@@ -24883,7 +25935,7 @@
       <w:rPr>
         <w:rFonts w:ascii="Arial" w:hAnsi="Arial"/>
         <w:i/>
-        <w:color w:val="d09d00" w:themeColor="accent4" w:themeTint="9A" w:themeShade="95"/>
+        <w:color w:val="674f84" w:themeColor="accent4" w:themeTint="9A" w:themeShade="95"/>
         <w:sz w:val="22"/>
       </w:rPr>
       <w:pPr>
@@ -24908,7 +25960,7 @@
       <w:rPr>
         <w:rFonts w:ascii="Arial" w:hAnsi="Arial"/>
         <w:i/>
-        <w:color w:val="d09d00" w:themeColor="accent4" w:themeTint="9A" w:themeShade="95"/>
+        <w:color w:val="674f84" w:themeColor="accent4" w:themeTint="9A" w:themeShade="95"/>
         <w:sz w:val="22"/>
       </w:rPr>
       <w:pPr>
@@ -24984,7 +26036,7 @@
     <w:tblStylePr w:type="wholeTable">
       <w:rPr>
         <w:rFonts w:ascii="Arial" w:hAnsi="Arial"/>
-        <w:color w:val="d09d00" w:themeColor="accent4" w:themeTint="9A" w:themeShade="95"/>
+        <w:color w:val="674f84" w:themeColor="accent4" w:themeTint="9A" w:themeShade="95"/>
         <w:sz w:val="22"/>
       </w:rPr>
       <w:pPr>
@@ -25002,7 +26054,7 @@
   </w:style>
   <w:style w:type="table" w:styleId="115">
     <w:name w:val="List Table 7 Colorful - Accent 5"/>
-    <w:basedOn w:val="665"/>
+    <w:basedOn w:val="11"/>
     <w:uiPriority w:val="99"/>
     <w:pPr>
       <w:pBdr/>
@@ -25023,19 +26075,19 @@
     <w:tblStylePr w:type="band1Horz">
       <w:rPr>
         <w:rFonts w:ascii="Arial" w:hAnsi="Arial"/>
-        <w:color w:val="335aa1" w:themeColor="accent5" w:themeTint="9A" w:themeShade="95"/>
-        <w:sz w:val="22"/>
-      </w:rPr>
-      <w:pPr>
-        <w:pBdr/>
-        <w:spacing/>
-        <w:ind/>
-      </w:pPr>
-      <w:tblPr>
-        <w:tblBorders/>
-      </w:tblPr>
-      <w:tcPr>
-        <w:shd w:val="clear" w:color="ffffff" w:themeColor="accent5" w:themeTint="40" w:fill="d0dcf0" w:themeFill="accent5" w:themeFillTint="40"/>
+        <w:color w:val="348ba3" w:themeColor="accent5" w:themeTint="9A" w:themeShade="95"/>
+        <w:sz w:val="22"/>
+      </w:rPr>
+      <w:pPr>
+        <w:pBdr/>
+        <w:spacing/>
+        <w:ind/>
+      </w:pPr>
+      <w:tblPr>
+        <w:tblBorders/>
+      </w:tblPr>
+      <w:tcPr>
+        <w:shd w:val="clear" w:color="ffffff" w:themeColor="accent5" w:themeTint="40" w:fill="d2eaf1" w:themeFill="accent5" w:themeFillTint="40"/>
         <w:tcBorders/>
       </w:tcPr>
     </w:tblStylePr>
@@ -25049,14 +26101,14 @@
         <w:tblBorders/>
       </w:tblPr>
       <w:tcPr>
-        <w:shd w:val="clear" w:color="ffffff" w:themeColor="accent5" w:themeTint="40" w:fill="d0dcf0" w:themeFill="accent5" w:themeFillTint="40"/>
+        <w:shd w:val="clear" w:color="ffffff" w:themeColor="accent5" w:themeTint="40" w:fill="d2eaf1" w:themeFill="accent5" w:themeFillTint="40"/>
         <w:tcBorders/>
       </w:tcPr>
     </w:tblStylePr>
     <w:tblStylePr w:type="band2Horz">
       <w:rPr>
         <w:rFonts w:ascii="Arial" w:hAnsi="Arial"/>
-        <w:color w:val="335aa1" w:themeColor="accent5" w:themeTint="9A" w:themeShade="95"/>
+        <w:color w:val="348ba3" w:themeColor="accent5" w:themeTint="9A" w:themeShade="95"/>
         <w:sz w:val="22"/>
       </w:rPr>
       <w:pPr>
@@ -25088,7 +26140,7 @@
       <w:rPr>
         <w:rFonts w:ascii="Arial" w:hAnsi="Arial"/>
         <w:i/>
-        <w:color w:val="335aa1" w:themeColor="accent5" w:themeTint="9A" w:themeShade="95"/>
+        <w:color w:val="348ba3" w:themeColor="accent5" w:themeTint="9A" w:themeShade="95"/>
         <w:sz w:val="22"/>
       </w:rPr>
       <w:pPr>
@@ -25114,7 +26166,7 @@
       <w:rPr>
         <w:rFonts w:ascii="Arial" w:hAnsi="Arial"/>
         <w:i/>
-        <w:color w:val="335aa1" w:themeColor="accent5" w:themeTint="9A" w:themeShade="95"/>
+        <w:color w:val="348ba3" w:themeColor="accent5" w:themeTint="9A" w:themeShade="95"/>
         <w:sz w:val="22"/>
       </w:rPr>
       <w:pPr>
@@ -25139,7 +26191,7 @@
       <w:rPr>
         <w:rFonts w:ascii="Arial" w:hAnsi="Arial"/>
         <w:i/>
-        <w:color w:val="335aa1" w:themeColor="accent5" w:themeTint="9A" w:themeShade="95"/>
+        <w:color w:val="348ba3" w:themeColor="accent5" w:themeTint="9A" w:themeShade="95"/>
         <w:sz w:val="22"/>
       </w:rPr>
       <w:pPr>
@@ -25164,7 +26216,7 @@
       <w:rPr>
         <w:rFonts w:ascii="Arial" w:hAnsi="Arial"/>
         <w:i/>
-        <w:color w:val="335aa1" w:themeColor="accent5" w:themeTint="9A" w:themeShade="95"/>
+        <w:color w:val="348ba3" w:themeColor="accent5" w:themeTint="9A" w:themeShade="95"/>
         <w:sz w:val="22"/>
       </w:rPr>
       <w:pPr>
@@ -25240,7 +26292,7 @@
     <w:tblStylePr w:type="wholeTable">
       <w:rPr>
         <w:rFonts w:ascii="Arial" w:hAnsi="Arial"/>
-        <w:color w:val="335aa1" w:themeColor="accent5" w:themeTint="9A" w:themeShade="95"/>
+        <w:color w:val="348ba3" w:themeColor="accent5" w:themeTint="9A" w:themeShade="95"/>
         <w:sz w:val="22"/>
       </w:rPr>
       <w:pPr>
@@ -25258,7 +26310,7 @@
   </w:style>
   <w:style w:type="table" w:styleId="116">
     <w:name w:val="List Table 7 Colorful - Accent 6"/>
-    <w:basedOn w:val="665"/>
+    <w:basedOn w:val="11"/>
     <w:uiPriority w:val="99"/>
     <w:pPr>
       <w:pBdr/>
@@ -25279,19 +26331,19 @@
     <w:tblStylePr w:type="band1Horz">
       <w:rPr>
         <w:rFonts w:ascii="Arial" w:hAnsi="Arial"/>
-        <w:color w:val="5e923c" w:themeColor="accent6" w:themeTint="98" w:themeShade="95"/>
-        <w:sz w:val="22"/>
-      </w:rPr>
-      <w:pPr>
-        <w:pBdr/>
-        <w:spacing/>
-        <w:ind/>
-      </w:pPr>
-      <w:tblPr>
-        <w:tblBorders/>
-      </w:tblPr>
-      <w:tcPr>
-        <w:shd w:val="clear" w:color="ffffff" w:themeColor="accent6" w:themeTint="40" w:fill="dbecd0" w:themeFill="accent6" w:themeFillTint="40"/>
+        <w:color w:val="dd690a" w:themeColor="accent6" w:themeTint="98" w:themeShade="95"/>
+        <w:sz w:val="22"/>
+      </w:rPr>
+      <w:pPr>
+        <w:pBdr/>
+        <w:spacing/>
+        <w:ind/>
+      </w:pPr>
+      <w:tblPr>
+        <w:tblBorders/>
+      </w:tblPr>
+      <w:tcPr>
+        <w:shd w:val="clear" w:color="ffffff" w:themeColor="accent6" w:themeTint="40" w:fill="fde5d1" w:themeFill="accent6" w:themeFillTint="40"/>
         <w:tcBorders/>
       </w:tcPr>
     </w:tblStylePr>
@@ -25305,14 +26357,14 @@
         <w:tblBorders/>
       </w:tblPr>
       <w:tcPr>
-        <w:shd w:val="clear" w:color="ffffff" w:themeColor="accent6" w:themeTint="40" w:fill="dbecd0" w:themeFill="accent6" w:themeFillTint="40"/>
+        <w:shd w:val="clear" w:color="ffffff" w:themeColor="accent6" w:themeTint="40" w:fill="fde5d1" w:themeFill="accent6" w:themeFillTint="40"/>
         <w:tcBorders/>
       </w:tcPr>
     </w:tblStylePr>
     <w:tblStylePr w:type="band2Horz">
       <w:rPr>
         <w:rFonts w:ascii="Arial" w:hAnsi="Arial"/>
-        <w:color w:val="5e923c" w:themeColor="accent6" w:themeTint="98" w:themeShade="95"/>
+        <w:color w:val="dd690a" w:themeColor="accent6" w:themeTint="98" w:themeShade="95"/>
         <w:sz w:val="22"/>
       </w:rPr>
       <w:pPr>
@@ -25344,7 +26396,7 @@
       <w:rPr>
         <w:rFonts w:ascii="Arial" w:hAnsi="Arial"/>
         <w:i/>
-        <w:color w:val="5e923c" w:themeColor="accent6" w:themeTint="98" w:themeShade="95"/>
+        <w:color w:val="dd690a" w:themeColor="accent6" w:themeTint="98" w:themeShade="95"/>
         <w:sz w:val="22"/>
       </w:rPr>
       <w:pPr>
@@ -25370,7 +26422,7 @@
       <w:rPr>
         <w:rFonts w:ascii="Arial" w:hAnsi="Arial"/>
         <w:i/>
-        <w:color w:val="5e923c" w:themeColor="accent6" w:themeTint="98" w:themeShade="95"/>
+        <w:color w:val="dd690a" w:themeColor="accent6" w:themeTint="98" w:themeShade="95"/>
         <w:sz w:val="22"/>
       </w:rPr>
       <w:pPr>
@@ -25395,7 +26447,7 @@
       <w:rPr>
         <w:rFonts w:ascii="Arial" w:hAnsi="Arial"/>
         <w:i/>
-        <w:color w:val="5e923c" w:themeColor="accent6" w:themeTint="98" w:themeShade="95"/>
+        <w:color w:val="dd690a" w:themeColor="accent6" w:themeTint="98" w:themeShade="95"/>
         <w:sz w:val="22"/>
       </w:rPr>
       <w:pPr>
@@ -25420,7 +26472,7 @@
       <w:rPr>
         <w:rFonts w:ascii="Arial" w:hAnsi="Arial"/>
         <w:i/>
-        <w:color w:val="5e923c" w:themeColor="accent6" w:themeTint="98" w:themeShade="95"/>
+        <w:color w:val="dd690a" w:themeColor="accent6" w:themeTint="98" w:themeShade="95"/>
         <w:sz w:val="22"/>
       </w:rPr>
       <w:pPr>
@@ -25496,7 +26548,7 @@
     <w:tblStylePr w:type="wholeTable">
       <w:rPr>
         <w:rFonts w:ascii="Arial" w:hAnsi="Arial"/>
-        <w:color w:val="5e923c" w:themeColor="accent6" w:themeTint="98" w:themeShade="95"/>
+        <w:color w:val="dd690a" w:themeColor="accent6" w:themeTint="98" w:themeShade="95"/>
         <w:sz w:val="22"/>
       </w:rPr>
       <w:pPr>
@@ -25514,7 +26566,7 @@
   </w:style>
   <w:style w:type="table" w:styleId="117">
     <w:name w:val="Lined - Accent"/>
-    <w:basedOn w:val="665"/>
+    <w:basedOn w:val="11"/>
     <w:uiPriority w:val="99"/>
     <w:pPr>
       <w:pBdr/>
@@ -25751,7 +26803,7 @@
   </w:style>
   <w:style w:type="table" w:styleId="118">
     <w:name w:val="Lined - Accent 1"/>
-    <w:basedOn w:val="665"/>
+    <w:basedOn w:val="11"/>
     <w:uiPriority w:val="99"/>
     <w:pPr>
       <w:pBdr/>
@@ -25821,7 +26873,7 @@
         <w:tblBorders/>
       </w:tblPr>
       <w:tcPr>
-        <w:shd w:val="clear" w:color="ffffff" w:themeColor="accent1" w:themeTint="50" w:fill="cce0f2" w:themeFill="accent1" w:themeFillTint="50"/>
+        <w:shd w:val="clear" w:color="ffffff" w:themeColor="accent1" w:themeTint="50" w:fill="c8d7ea" w:themeFill="accent1" w:themeFillTint="50"/>
         <w:tcBorders/>
       </w:tcPr>
     </w:tblStylePr>
@@ -25840,7 +26892,7 @@
         <w:tblBorders/>
       </w:tblPr>
       <w:tcPr>
-        <w:shd w:val="clear" w:color="ffffff" w:themeColor="accent1" w:themeTint="50" w:fill="cce0f2" w:themeFill="accent1" w:themeFillTint="50"/>
+        <w:shd w:val="clear" w:color="ffffff" w:themeColor="accent1" w:themeTint="50" w:fill="c8d7ea" w:themeFill="accent1" w:themeFillTint="50"/>
         <w:tcBorders/>
       </w:tcPr>
     </w:tblStylePr>
@@ -25859,7 +26911,7 @@
         <w:tblBorders/>
       </w:tblPr>
       <w:tcPr>
-        <w:shd w:val="clear" w:color="ffffff" w:themeColor="accent1" w:themeTint="EA" w:fill="69a3d8" w:themeFill="accent1" w:themeFillTint="EA"/>
+        <w:shd w:val="clear" w:color="ffffff" w:themeColor="accent1" w:themeTint="EA" w:fill="5d8bc2" w:themeFill="accent1" w:themeFillTint="EA"/>
         <w:tcBorders/>
       </w:tcPr>
     </w:tblStylePr>
@@ -25878,7 +26930,7 @@
         <w:tblBorders/>
       </w:tblPr>
       <w:tcPr>
-        <w:shd w:val="clear" w:color="ffffff" w:themeColor="accent1" w:themeTint="EA" w:fill="69a3d8" w:themeFill="accent1" w:themeFillTint="EA"/>
+        <w:shd w:val="clear" w:color="ffffff" w:themeColor="accent1" w:themeTint="EA" w:fill="5d8bc2" w:themeFill="accent1" w:themeFillTint="EA"/>
         <w:tcBorders/>
       </w:tcPr>
     </w:tblStylePr>
@@ -25897,7 +26949,7 @@
         <w:tblBorders/>
       </w:tblPr>
       <w:tcPr>
-        <w:shd w:val="clear" w:color="ffffff" w:themeColor="accent1" w:themeTint="EA" w:fill="69a3d8" w:themeFill="accent1" w:themeFillTint="EA"/>
+        <w:shd w:val="clear" w:color="ffffff" w:themeColor="accent1" w:themeTint="EA" w:fill="5d8bc2" w:themeFill="accent1" w:themeFillTint="EA"/>
         <w:tcBorders/>
       </w:tcPr>
     </w:tblStylePr>
@@ -25916,7 +26968,7 @@
         <w:tblBorders/>
       </w:tblPr>
       <w:tcPr>
-        <w:shd w:val="clear" w:color="ffffff" w:themeColor="accent1" w:themeTint="EA" w:fill="69a3d8" w:themeFill="accent1" w:themeFillTint="EA"/>
+        <w:shd w:val="clear" w:color="ffffff" w:themeColor="accent1" w:themeTint="EA" w:fill="5d8bc2" w:themeFill="accent1" w:themeFillTint="EA"/>
         <w:tcBorders/>
       </w:tcPr>
     </w:tblStylePr>
@@ -25988,7 +27040,7 @@
   </w:style>
   <w:style w:type="table" w:styleId="119">
     <w:name w:val="Lined - Accent 2"/>
-    <w:basedOn w:val="665"/>
+    <w:basedOn w:val="11"/>
     <w:uiPriority w:val="99"/>
     <w:pPr>
       <w:pBdr/>
@@ -26058,7 +27110,7 @@
         <w:tblBorders/>
       </w:tblPr>
       <w:tcPr>
-        <w:shd w:val="clear" w:color="ffffff" w:themeColor="accent2" w:themeTint="32" w:fill="fbe6d7" w:themeFill="accent2" w:themeFillTint="32"/>
+        <w:shd w:val="clear" w:color="ffffff" w:themeColor="accent2" w:themeTint="32" w:fill="f3dddc" w:themeFill="accent2" w:themeFillTint="32"/>
         <w:tcBorders/>
       </w:tcPr>
     </w:tblStylePr>
@@ -26077,7 +27129,7 @@
         <w:tblBorders/>
       </w:tblPr>
       <w:tcPr>
-        <w:shd w:val="clear" w:color="ffffff" w:themeColor="accent2" w:themeTint="32" w:fill="fbe6d7" w:themeFill="accent2" w:themeFillTint="32"/>
+        <w:shd w:val="clear" w:color="ffffff" w:themeColor="accent2" w:themeTint="32" w:fill="f3dddc" w:themeFill="accent2" w:themeFillTint="32"/>
         <w:tcBorders/>
       </w:tcPr>
     </w:tblStylePr>
@@ -26096,7 +27148,7 @@
         <w:tblBorders/>
       </w:tblPr>
       <w:tcPr>
-        <w:shd w:val="clear" w:color="ffffff" w:themeColor="accent2" w:themeTint="97" w:fill="f4b285" w:themeFill="accent2" w:themeFillTint="97"/>
+        <w:shd w:val="clear" w:color="ffffff" w:themeColor="accent2" w:themeTint="97" w:fill="da9796" w:themeFill="accent2" w:themeFillTint="97"/>
         <w:tcBorders/>
       </w:tcPr>
     </w:tblStylePr>
@@ -26115,7 +27167,7 @@
         <w:tblBorders/>
       </w:tblPr>
       <w:tcPr>
-        <w:shd w:val="clear" w:color="ffffff" w:themeColor="accent2" w:themeTint="97" w:fill="f4b285" w:themeFill="accent2" w:themeFillTint="97"/>
+        <w:shd w:val="clear" w:color="ffffff" w:themeColor="accent2" w:themeTint="97" w:fill="da9796" w:themeFill="accent2" w:themeFillTint="97"/>
         <w:tcBorders/>
       </w:tcPr>
     </w:tblStylePr>
@@ -26134,7 +27186,7 @@
         <w:tblBorders/>
       </w:tblPr>
       <w:tcPr>
-        <w:shd w:val="clear" w:color="ffffff" w:themeColor="accent2" w:themeTint="97" w:fill="f4b285" w:themeFill="accent2" w:themeFillTint="97"/>
+        <w:shd w:val="clear" w:color="ffffff" w:themeColor="accent2" w:themeTint="97" w:fill="da9796" w:themeFill="accent2" w:themeFillTint="97"/>
         <w:tcBorders/>
       </w:tcPr>
     </w:tblStylePr>
@@ -26153,7 +27205,7 @@
         <w:tblBorders/>
       </w:tblPr>
       <w:tcPr>
-        <w:shd w:val="clear" w:color="ffffff" w:themeColor="accent2" w:themeTint="97" w:fill="f4b285" w:themeFill="accent2" w:themeFillTint="97"/>
+        <w:shd w:val="clear" w:color="ffffff" w:themeColor="accent2" w:themeTint="97" w:fill="da9796" w:themeFill="accent2" w:themeFillTint="97"/>
         <w:tcBorders/>
       </w:tcPr>
     </w:tblStylePr>
@@ -26225,7 +27277,7 @@
   </w:style>
   <w:style w:type="table" w:styleId="120">
     <w:name w:val="Lined - Accent 3"/>
-    <w:basedOn w:val="665"/>
+    <w:basedOn w:val="11"/>
     <w:uiPriority w:val="99"/>
     <w:pPr>
       <w:pBdr/>
@@ -26295,7 +27347,7 @@
         <w:tblBorders/>
       </w:tblPr>
       <w:tcPr>
-        <w:shd w:val="clear" w:color="ffffff" w:themeColor="accent3" w:themeTint="34" w:fill="ededed" w:themeFill="accent3" w:themeFillTint="34"/>
+        <w:shd w:val="clear" w:color="ffffff" w:themeColor="accent3" w:themeTint="34" w:fill="ebf1dd" w:themeFill="accent3" w:themeFillTint="34"/>
         <w:tcBorders/>
       </w:tcPr>
     </w:tblStylePr>
@@ -26314,7 +27366,7 @@
         <w:tblBorders/>
       </w:tblPr>
       <w:tcPr>
-        <w:shd w:val="clear" w:color="ffffff" w:themeColor="accent3" w:themeTint="34" w:fill="ededed" w:themeFill="accent3" w:themeFillTint="34"/>
+        <w:shd w:val="clear" w:color="ffffff" w:themeColor="accent3" w:themeTint="34" w:fill="ebf1dd" w:themeFill="accent3" w:themeFillTint="34"/>
         <w:tcBorders/>
       </w:tcPr>
     </w:tblStylePr>
@@ -26333,7 +27385,7 @@
         <w:tblBorders/>
       </w:tblPr>
       <w:tcPr>
-        <w:shd w:val="clear" w:color="ffffff" w:themeColor="accent3" w:themeTint="FE" w:fill="a5a5a5" w:themeFill="accent3" w:themeFillTint="FE"/>
+        <w:shd w:val="clear" w:color="ffffff" w:themeColor="accent3" w:themeTint="FE" w:fill="9bbb5a" w:themeFill="accent3" w:themeFillTint="FE"/>
         <w:tcBorders/>
       </w:tcPr>
     </w:tblStylePr>
@@ -26352,7 +27404,7 @@
         <w:tblBorders/>
       </w:tblPr>
       <w:tcPr>
-        <w:shd w:val="clear" w:color="ffffff" w:themeColor="accent3" w:themeTint="FE" w:fill="a5a5a5" w:themeFill="accent3" w:themeFillTint="FE"/>
+        <w:shd w:val="clear" w:color="ffffff" w:themeColor="accent3" w:themeTint="FE" w:fill="9bbb5a" w:themeFill="accent3" w:themeFillTint="FE"/>
         <w:tcBorders/>
       </w:tcPr>
     </w:tblStylePr>
@@ -26371,7 +27423,7 @@
         <w:tblBorders/>
       </w:tblPr>
       <w:tcPr>
-        <w:shd w:val="clear" w:color="ffffff" w:themeColor="accent3" w:themeTint="FE" w:fill="a5a5a5" w:themeFill="accent3" w:themeFillTint="FE"/>
+        <w:shd w:val="clear" w:color="ffffff" w:themeColor="accent3" w:themeTint="FE" w:fill="9bbb5a" w:themeFill="accent3" w:themeFillTint="FE"/>
         <w:tcBorders/>
       </w:tcPr>
     </w:tblStylePr>
@@ -26390,7 +27442,7 @@
         <w:tblBorders/>
       </w:tblPr>
       <w:tcPr>
-        <w:shd w:val="clear" w:color="ffffff" w:themeColor="accent3" w:themeTint="FE" w:fill="a5a5a5" w:themeFill="accent3" w:themeFillTint="FE"/>
+        <w:shd w:val="clear" w:color="ffffff" w:themeColor="accent3" w:themeTint="FE" w:fill="9bbb5a" w:themeFill="accent3" w:themeFillTint="FE"/>
         <w:tcBorders/>
       </w:tcPr>
     </w:tblStylePr>
@@ -26462,7 +27514,7 @@
   </w:style>
   <w:style w:type="table" w:styleId="121">
     <w:name w:val="Lined - Accent 4"/>
-    <w:basedOn w:val="665"/>
+    <w:basedOn w:val="11"/>
     <w:uiPriority w:val="99"/>
     <w:pPr>
       <w:pBdr/>
@@ -26532,7 +27584,7 @@
         <w:tblBorders/>
       </w:tblPr>
       <w:tcPr>
-        <w:shd w:val="clear" w:color="ffffff" w:themeColor="accent4" w:themeTint="34" w:fill="fff2cb" w:themeFill="accent4" w:themeFillTint="34"/>
+        <w:shd w:val="clear" w:color="ffffff" w:themeColor="accent4" w:themeTint="34" w:fill="e5dfec" w:themeFill="accent4" w:themeFillTint="34"/>
         <w:tcBorders/>
       </w:tcPr>
     </w:tblStylePr>
@@ -26551,7 +27603,7 @@
         <w:tblBorders/>
       </w:tblPr>
       <w:tcPr>
-        <w:shd w:val="clear" w:color="ffffff" w:themeColor="accent4" w:themeTint="34" w:fill="fff2cb" w:themeFill="accent4" w:themeFillTint="34"/>
+        <w:shd w:val="clear" w:color="ffffff" w:themeColor="accent4" w:themeTint="34" w:fill="e5dfec" w:themeFill="accent4" w:themeFillTint="34"/>
         <w:tcBorders/>
       </w:tcPr>
     </w:tblStylePr>
@@ -26570,7 +27622,7 @@
         <w:tblBorders/>
       </w:tblPr>
       <w:tcPr>
-        <w:shd w:val="clear" w:color="ffffff" w:themeColor="accent4" w:themeTint="9A" w:fill="ffd965" w:themeFill="accent4" w:themeFillTint="9A"/>
+        <w:shd w:val="clear" w:color="ffffff" w:themeColor="accent4" w:themeTint="9A" w:fill="b2a1c7" w:themeFill="accent4" w:themeFillTint="9A"/>
         <w:tcBorders/>
       </w:tcPr>
     </w:tblStylePr>
@@ -26589,7 +27641,7 @@
         <w:tblBorders/>
       </w:tblPr>
       <w:tcPr>
-        <w:shd w:val="clear" w:color="ffffff" w:themeColor="accent4" w:themeTint="9A" w:fill="ffd965" w:themeFill="accent4" w:themeFillTint="9A"/>
+        <w:shd w:val="clear" w:color="ffffff" w:themeColor="accent4" w:themeTint="9A" w:fill="b2a1c7" w:themeFill="accent4" w:themeFillTint="9A"/>
         <w:tcBorders/>
       </w:tcPr>
     </w:tblStylePr>
@@ -26608,7 +27660,7 @@
         <w:tblBorders/>
       </w:tblPr>
       <w:tcPr>
-        <w:shd w:val="clear" w:color="ffffff" w:themeColor="accent4" w:themeTint="9A" w:fill="ffd965" w:themeFill="accent4" w:themeFillTint="9A"/>
+        <w:shd w:val="clear" w:color="ffffff" w:themeColor="accent4" w:themeTint="9A" w:fill="b2a1c7" w:themeFill="accent4" w:themeFillTint="9A"/>
         <w:tcBorders/>
       </w:tcPr>
     </w:tblStylePr>
@@ -26627,7 +27679,7 @@
         <w:tblBorders/>
       </w:tblPr>
       <w:tcPr>
-        <w:shd w:val="clear" w:color="ffffff" w:themeColor="accent4" w:themeTint="9A" w:fill="ffd965" w:themeFill="accent4" w:themeFillTint="9A"/>
+        <w:shd w:val="clear" w:color="ffffff" w:themeColor="accent4" w:themeTint="9A" w:fill="b2a1c7" w:themeFill="accent4" w:themeFillTint="9A"/>
         <w:tcBorders/>
       </w:tcPr>
     </w:tblStylePr>
@@ -26699,7 +27751,7 @@
   </w:style>
   <w:style w:type="table" w:styleId="122">
     <w:name w:val="Lined - Accent 5"/>
-    <w:basedOn w:val="665"/>
+    <w:basedOn w:val="11"/>
     <w:uiPriority w:val="99"/>
     <w:pPr>
       <w:pBdr/>
@@ -26769,7 +27821,7 @@
         <w:tblBorders/>
       </w:tblPr>
       <w:tcPr>
-        <w:shd w:val="clear" w:color="ffffff" w:themeColor="accent5" w:themeTint="34" w:fill="d9e2f3" w:themeFill="accent5" w:themeFillTint="34"/>
+        <w:shd w:val="clear" w:color="ffffff" w:themeColor="accent5" w:themeTint="34" w:fill="daeef3" w:themeFill="accent5" w:themeFillTint="34"/>
         <w:tcBorders/>
       </w:tcPr>
     </w:tblStylePr>
@@ -26788,7 +27840,7 @@
         <w:tblBorders/>
       </w:tblPr>
       <w:tcPr>
-        <w:shd w:val="clear" w:color="ffffff" w:themeColor="accent5" w:themeTint="34" w:fill="d9e2f3" w:themeFill="accent5" w:themeFillTint="34"/>
+        <w:shd w:val="clear" w:color="ffffff" w:themeColor="accent5" w:themeTint="34" w:fill="daeef3" w:themeFill="accent5" w:themeFillTint="34"/>
         <w:tcBorders/>
       </w:tcPr>
     </w:tblStylePr>
@@ -26807,7 +27859,7 @@
         <w:tblBorders/>
       </w:tblPr>
       <w:tcPr>
-        <w:shd w:val="clear" w:color="ffffff" w:themeColor="accent5" w:fill="4472c4" w:themeFill="accent5"/>
+        <w:shd w:val="clear" w:color="ffffff" w:themeColor="accent5" w:fill="4bacc6" w:themeFill="accent5"/>
         <w:tcBorders/>
       </w:tcPr>
     </w:tblStylePr>
@@ -26826,7 +27878,7 @@
         <w:tblBorders/>
       </w:tblPr>
       <w:tcPr>
-        <w:shd w:val="clear" w:color="ffffff" w:themeColor="accent5" w:fill="4472c4" w:themeFill="accent5"/>
+        <w:shd w:val="clear" w:color="ffffff" w:themeColor="accent5" w:fill="4bacc6" w:themeFill="accent5"/>
         <w:tcBorders/>
       </w:tcPr>
     </w:tblStylePr>
@@ -26845,7 +27897,7 @@
         <w:tblBorders/>
       </w:tblPr>
       <w:tcPr>
-        <w:shd w:val="clear" w:color="ffffff" w:themeColor="accent5" w:fill="4472c4" w:themeFill="accent5"/>
+        <w:shd w:val="clear" w:color="ffffff" w:themeColor="accent5" w:fill="4bacc6" w:themeFill="accent5"/>
         <w:tcBorders/>
       </w:tcPr>
     </w:tblStylePr>
@@ -26864,7 +27916,7 @@
         <w:tblBorders/>
       </w:tblPr>
       <w:tcPr>
-        <w:shd w:val="clear" w:color="ffffff" w:themeColor="accent5" w:fill="4472c4" w:themeFill="accent5"/>
+        <w:shd w:val="clear" w:color="ffffff" w:themeColor="accent5" w:fill="4bacc6" w:themeFill="accent5"/>
         <w:tcBorders/>
       </w:tcPr>
     </w:tblStylePr>
@@ -26936,7 +27988,7 @@
   </w:style>
   <w:style w:type="table" w:styleId="123">
     <w:name w:val="Lined - Accent 6"/>
-    <w:basedOn w:val="665"/>
+    <w:basedOn w:val="11"/>
     <w:uiPriority w:val="99"/>
     <w:pPr>
       <w:pBdr/>
@@ -27006,7 +28058,7 @@
         <w:tblBorders/>
       </w:tblPr>
       <w:tcPr>
-        <w:shd w:val="clear" w:color="ffffff" w:themeColor="accent6" w:themeTint="34" w:fill="e2efd9" w:themeFill="accent6" w:themeFillTint="34"/>
+        <w:shd w:val="clear" w:color="ffffff" w:themeColor="accent6" w:themeTint="34" w:fill="fdead9" w:themeFill="accent6" w:themeFillTint="34"/>
         <w:tcBorders/>
       </w:tcPr>
     </w:tblStylePr>
@@ -27025,7 +28077,7 @@
         <w:tblBorders/>
       </w:tblPr>
       <w:tcPr>
-        <w:shd w:val="clear" w:color="ffffff" w:themeColor="accent6" w:themeTint="34" w:fill="e2efd9" w:themeFill="accent6" w:themeFillTint="34"/>
+        <w:shd w:val="clear" w:color="ffffff" w:themeColor="accent6" w:themeTint="34" w:fill="fdead9" w:themeFill="accent6" w:themeFillTint="34"/>
         <w:tcBorders/>
       </w:tcPr>
     </w:tblStylePr>
@@ -27044,7 +28096,7 @@
         <w:tblBorders/>
       </w:tblPr>
       <w:tcPr>
-        <w:shd w:val="clear" w:color="ffffff" w:themeColor="accent6" w:fill="70ad47" w:themeFill="accent6"/>
+        <w:shd w:val="clear" w:color="ffffff" w:themeColor="accent6" w:fill="f79646" w:themeFill="accent6"/>
         <w:tcBorders/>
       </w:tcPr>
     </w:tblStylePr>
@@ -27063,7 +28115,7 @@
         <w:tblBorders/>
       </w:tblPr>
       <w:tcPr>
-        <w:shd w:val="clear" w:color="ffffff" w:themeColor="accent6" w:fill="70ad47" w:themeFill="accent6"/>
+        <w:shd w:val="clear" w:color="ffffff" w:themeColor="accent6" w:fill="f79646" w:themeFill="accent6"/>
         <w:tcBorders/>
       </w:tcPr>
     </w:tblStylePr>
@@ -27082,7 +28134,7 @@
         <w:tblBorders/>
       </w:tblPr>
       <w:tcPr>
-        <w:shd w:val="clear" w:color="ffffff" w:themeColor="accent6" w:fill="70ad47" w:themeFill="accent6"/>
+        <w:shd w:val="clear" w:color="ffffff" w:themeColor="accent6" w:fill="f79646" w:themeFill="accent6"/>
         <w:tcBorders/>
       </w:tcPr>
     </w:tblStylePr>
@@ -27101,7 +28153,7 @@
         <w:tblBorders/>
       </w:tblPr>
       <w:tcPr>
-        <w:shd w:val="clear" w:color="ffffff" w:themeColor="accent6" w:fill="70ad47" w:themeFill="accent6"/>
+        <w:shd w:val="clear" w:color="ffffff" w:themeColor="accent6" w:fill="f79646" w:themeFill="accent6"/>
         <w:tcBorders/>
       </w:tcPr>
     </w:tblStylePr>
@@ -27173,7 +28225,7 @@
   </w:style>
   <w:style w:type="table" w:styleId="124">
     <w:name w:val="Bordered &amp; Lined - Accent"/>
-    <w:basedOn w:val="665"/>
+    <w:basedOn w:val="11"/>
     <w:uiPriority w:val="99"/>
     <w:pPr>
       <w:pBdr/>
@@ -27417,7 +28469,7 @@
   </w:style>
   <w:style w:type="table" w:styleId="125">
     <w:name w:val="Bordered &amp; Lined - Accent 1"/>
-    <w:basedOn w:val="665"/>
+    <w:basedOn w:val="11"/>
     <w:uiPriority w:val="99"/>
     <w:pPr>
       <w:pBdr/>
@@ -27494,7 +28546,7 @@
         <w:tblBorders/>
       </w:tblPr>
       <w:tcPr>
-        <w:shd w:val="clear" w:color="ffffff" w:themeColor="accent1" w:themeTint="50" w:fill="cce0f2" w:themeFill="accent1" w:themeFillTint="50"/>
+        <w:shd w:val="clear" w:color="ffffff" w:themeColor="accent1" w:themeTint="50" w:fill="c8d7ea" w:themeFill="accent1" w:themeFillTint="50"/>
         <w:tcBorders/>
       </w:tcPr>
     </w:tblStylePr>
@@ -27513,7 +28565,7 @@
         <w:tblBorders/>
       </w:tblPr>
       <w:tcPr>
-        <w:shd w:val="clear" w:color="ffffff" w:themeColor="accent1" w:themeTint="50" w:fill="cce0f2" w:themeFill="accent1" w:themeFillTint="50"/>
+        <w:shd w:val="clear" w:color="ffffff" w:themeColor="accent1" w:themeTint="50" w:fill="c8d7ea" w:themeFill="accent1" w:themeFillTint="50"/>
         <w:tcBorders/>
       </w:tcPr>
     </w:tblStylePr>
@@ -27532,7 +28584,7 @@
         <w:tblBorders/>
       </w:tblPr>
       <w:tcPr>
-        <w:shd w:val="clear" w:color="ffffff" w:themeColor="accent1" w:themeTint="EA" w:fill="69a3d8" w:themeFill="accent1" w:themeFillTint="EA"/>
+        <w:shd w:val="clear" w:color="ffffff" w:themeColor="accent1" w:themeTint="EA" w:fill="5d8bc2" w:themeFill="accent1" w:themeFillTint="EA"/>
         <w:tcBorders/>
       </w:tcPr>
     </w:tblStylePr>
@@ -27551,7 +28603,7 @@
         <w:tblBorders/>
       </w:tblPr>
       <w:tcPr>
-        <w:shd w:val="clear" w:color="ffffff" w:themeColor="accent1" w:themeTint="EA" w:fill="69a3d8" w:themeFill="accent1" w:themeFillTint="EA"/>
+        <w:shd w:val="clear" w:color="ffffff" w:themeColor="accent1" w:themeTint="EA" w:fill="5d8bc2" w:themeFill="accent1" w:themeFillTint="EA"/>
         <w:tcBorders/>
       </w:tcPr>
     </w:tblStylePr>
@@ -27570,7 +28622,7 @@
         <w:tblBorders/>
       </w:tblPr>
       <w:tcPr>
-        <w:shd w:val="clear" w:color="ffffff" w:themeColor="accent1" w:themeTint="EA" w:fill="69a3d8" w:themeFill="accent1" w:themeFillTint="EA"/>
+        <w:shd w:val="clear" w:color="ffffff" w:themeColor="accent1" w:themeTint="EA" w:fill="5d8bc2" w:themeFill="accent1" w:themeFillTint="EA"/>
         <w:tcBorders/>
       </w:tcPr>
     </w:tblStylePr>
@@ -27589,7 +28641,7 @@
         <w:tblBorders/>
       </w:tblPr>
       <w:tcPr>
-        <w:shd w:val="clear" w:color="ffffff" w:themeColor="accent1" w:themeTint="EA" w:fill="69a3d8" w:themeFill="accent1" w:themeFillTint="EA"/>
+        <w:shd w:val="clear" w:color="ffffff" w:themeColor="accent1" w:themeTint="EA" w:fill="5d8bc2" w:themeFill="accent1" w:themeFillTint="EA"/>
         <w:tcBorders/>
       </w:tcPr>
     </w:tblStylePr>
@@ -27661,7 +28713,7 @@
   </w:style>
   <w:style w:type="table" w:styleId="126">
     <w:name w:val="Bordered &amp; Lined - Accent 2"/>
-    <w:basedOn w:val="665"/>
+    <w:basedOn w:val="11"/>
     <w:uiPriority w:val="99"/>
     <w:pPr>
       <w:pBdr/>
@@ -27738,7 +28790,7 @@
         <w:tblBorders/>
       </w:tblPr>
       <w:tcPr>
-        <w:shd w:val="clear" w:color="ffffff" w:themeColor="accent2" w:themeTint="32" w:fill="fbe6d7" w:themeFill="accent2" w:themeFillTint="32"/>
+        <w:shd w:val="clear" w:color="ffffff" w:themeColor="accent2" w:themeTint="32" w:fill="f3dddc" w:themeFill="accent2" w:themeFillTint="32"/>
         <w:tcBorders/>
       </w:tcPr>
     </w:tblStylePr>
@@ -27757,7 +28809,7 @@
         <w:tblBorders/>
       </w:tblPr>
       <w:tcPr>
-        <w:shd w:val="clear" w:color="ffffff" w:themeColor="accent2" w:themeTint="32" w:fill="fbe6d7" w:themeFill="accent2" w:themeFillTint="32"/>
+        <w:shd w:val="clear" w:color="ffffff" w:themeColor="accent2" w:themeTint="32" w:fill="f3dddc" w:themeFill="accent2" w:themeFillTint="32"/>
         <w:tcBorders/>
       </w:tcPr>
     </w:tblStylePr>
@@ -27776,7 +28828,7 @@
         <w:tblBorders/>
       </w:tblPr>
       <w:tcPr>
-        <w:shd w:val="clear" w:color="ffffff" w:themeColor="accent2" w:themeTint="97" w:fill="f4b285" w:themeFill="accent2" w:themeFillTint="97"/>
+        <w:shd w:val="clear" w:color="ffffff" w:themeColor="accent2" w:themeTint="97" w:fill="da9796" w:themeFill="accent2" w:themeFillTint="97"/>
         <w:tcBorders/>
       </w:tcPr>
     </w:tblStylePr>
@@ -27795,7 +28847,7 @@
         <w:tblBorders/>
       </w:tblPr>
       <w:tcPr>
-        <w:shd w:val="clear" w:color="ffffff" w:themeColor="accent2" w:themeTint="97" w:fill="f4b285" w:themeFill="accent2" w:themeFillTint="97"/>
+        <w:shd w:val="clear" w:color="ffffff" w:themeColor="accent2" w:themeTint="97" w:fill="da9796" w:themeFill="accent2" w:themeFillTint="97"/>
         <w:tcBorders/>
       </w:tcPr>
     </w:tblStylePr>
@@ -27814,7 +28866,7 @@
         <w:tblBorders/>
       </w:tblPr>
       <w:tcPr>
-        <w:shd w:val="clear" w:color="ffffff" w:themeColor="accent2" w:themeTint="97" w:fill="f4b285" w:themeFill="accent2" w:themeFillTint="97"/>
+        <w:shd w:val="clear" w:color="ffffff" w:themeColor="accent2" w:themeTint="97" w:fill="da9796" w:themeFill="accent2" w:themeFillTint="97"/>
         <w:tcBorders/>
       </w:tcPr>
     </w:tblStylePr>
@@ -27833,7 +28885,7 @@
         <w:tblBorders/>
       </w:tblPr>
       <w:tcPr>
-        <w:shd w:val="clear" w:color="ffffff" w:themeColor="accent2" w:themeTint="97" w:fill="f4b285" w:themeFill="accent2" w:themeFillTint="97"/>
+        <w:shd w:val="clear" w:color="ffffff" w:themeColor="accent2" w:themeTint="97" w:fill="da9796" w:themeFill="accent2" w:themeFillTint="97"/>
         <w:tcBorders/>
       </w:tcPr>
     </w:tblStylePr>
@@ -27905,7 +28957,7 @@
   </w:style>
   <w:style w:type="table" w:styleId="127">
     <w:name w:val="Bordered &amp; Lined - Accent 3"/>
-    <w:basedOn w:val="665"/>
+    <w:basedOn w:val="11"/>
     <w:uiPriority w:val="99"/>
     <w:pPr>
       <w:pBdr/>
@@ -27982,7 +29034,7 @@
         <w:tblBorders/>
       </w:tblPr>
       <w:tcPr>
-        <w:shd w:val="clear" w:color="ffffff" w:themeColor="accent3" w:themeTint="34" w:fill="ededed" w:themeFill="accent3" w:themeFillTint="34"/>
+        <w:shd w:val="clear" w:color="ffffff" w:themeColor="accent3" w:themeTint="34" w:fill="ebf1dd" w:themeFill="accent3" w:themeFillTint="34"/>
         <w:tcBorders/>
       </w:tcPr>
     </w:tblStylePr>
@@ -28001,7 +29053,7 @@
         <w:tblBorders/>
       </w:tblPr>
       <w:tcPr>
-        <w:shd w:val="clear" w:color="ffffff" w:themeColor="accent3" w:themeTint="34" w:fill="ededed" w:themeFill="accent3" w:themeFillTint="34"/>
+        <w:shd w:val="clear" w:color="ffffff" w:themeColor="accent3" w:themeTint="34" w:fill="ebf1dd" w:themeFill="accent3" w:themeFillTint="34"/>
         <w:tcBorders/>
       </w:tcPr>
     </w:tblStylePr>
@@ -28020,7 +29072,7 @@
         <w:tblBorders/>
       </w:tblPr>
       <w:tcPr>
-        <w:shd w:val="clear" w:color="ffffff" w:themeColor="accent3" w:themeTint="FE" w:fill="a5a5a5" w:themeFill="accent3" w:themeFillTint="FE"/>
+        <w:shd w:val="clear" w:color="ffffff" w:themeColor="accent3" w:themeTint="FE" w:fill="9bbb5a" w:themeFill="accent3" w:themeFillTint="FE"/>
         <w:tcBorders/>
       </w:tcPr>
     </w:tblStylePr>
@@ -28039,7 +29091,7 @@
         <w:tblBorders/>
       </w:tblPr>
       <w:tcPr>
-        <w:shd w:val="clear" w:color="ffffff" w:themeColor="accent3" w:themeTint="FE" w:fill="a5a5a5" w:themeFill="accent3" w:themeFillTint="FE"/>
+        <w:shd w:val="clear" w:color="ffffff" w:themeColor="accent3" w:themeTint="FE" w:fill="9bbb5a" w:themeFill="accent3" w:themeFillTint="FE"/>
         <w:tcBorders/>
       </w:tcPr>
     </w:tblStylePr>
@@ -28058,7 +29110,7 @@
         <w:tblBorders/>
       </w:tblPr>
       <w:tcPr>
-        <w:shd w:val="clear" w:color="ffffff" w:themeColor="accent3" w:themeTint="FE" w:fill="a5a5a5" w:themeFill="accent3" w:themeFillTint="FE"/>
+        <w:shd w:val="clear" w:color="ffffff" w:themeColor="accent3" w:themeTint="FE" w:fill="9bbb5a" w:themeFill="accent3" w:themeFillTint="FE"/>
         <w:tcBorders/>
       </w:tcPr>
     </w:tblStylePr>
@@ -28077,7 +29129,7 @@
         <w:tblBorders/>
       </w:tblPr>
       <w:tcPr>
-        <w:shd w:val="clear" w:color="ffffff" w:themeColor="accent3" w:themeTint="FE" w:fill="a5a5a5" w:themeFill="accent3" w:themeFillTint="FE"/>
+        <w:shd w:val="clear" w:color="ffffff" w:themeColor="accent3" w:themeTint="FE" w:fill="9bbb5a" w:themeFill="accent3" w:themeFillTint="FE"/>
         <w:tcBorders/>
       </w:tcPr>
     </w:tblStylePr>
@@ -28149,7 +29201,7 @@
   </w:style>
   <w:style w:type="table" w:styleId="128">
     <w:name w:val="Bordered &amp; Lined - Accent 4"/>
-    <w:basedOn w:val="665"/>
+    <w:basedOn w:val="11"/>
     <w:uiPriority w:val="99"/>
     <w:pPr>
       <w:pBdr/>
@@ -28226,7 +29278,7 @@
         <w:tblBorders/>
       </w:tblPr>
       <w:tcPr>
-        <w:shd w:val="clear" w:color="ffffff" w:themeColor="accent4" w:themeTint="34" w:fill="fff2cb" w:themeFill="accent4" w:themeFillTint="34"/>
+        <w:shd w:val="clear" w:color="ffffff" w:themeColor="accent4" w:themeTint="34" w:fill="e5dfec" w:themeFill="accent4" w:themeFillTint="34"/>
         <w:tcBorders/>
       </w:tcPr>
     </w:tblStylePr>
@@ -28245,7 +29297,7 @@
         <w:tblBorders/>
       </w:tblPr>
       <w:tcPr>
-        <w:shd w:val="clear" w:color="ffffff" w:themeColor="accent4" w:themeTint="34" w:fill="fff2cb" w:themeFill="accent4" w:themeFillTint="34"/>
+        <w:shd w:val="clear" w:color="ffffff" w:themeColor="accent4" w:themeTint="34" w:fill="e5dfec" w:themeFill="accent4" w:themeFillTint="34"/>
         <w:tcBorders/>
       </w:tcPr>
     </w:tblStylePr>
@@ -28264,7 +29316,7 @@
         <w:tblBorders/>
       </w:tblPr>
       <w:tcPr>
-        <w:shd w:val="clear" w:color="ffffff" w:themeColor="accent4" w:themeTint="9A" w:fill="ffd965" w:themeFill="accent4" w:themeFillTint="9A"/>
+        <w:shd w:val="clear" w:color="ffffff" w:themeColor="accent4" w:themeTint="9A" w:fill="b2a1c7" w:themeFill="accent4" w:themeFillTint="9A"/>
         <w:tcBorders/>
       </w:tcPr>
     </w:tblStylePr>
@@ -28283,7 +29335,7 @@
         <w:tblBorders/>
       </w:tblPr>
       <w:tcPr>
-        <w:shd w:val="clear" w:color="ffffff" w:themeColor="accent4" w:themeTint="9A" w:fill="ffd965" w:themeFill="accent4" w:themeFillTint="9A"/>
+        <w:shd w:val="clear" w:color="ffffff" w:themeColor="accent4" w:themeTint="9A" w:fill="b2a1c7" w:themeFill="accent4" w:themeFillTint="9A"/>
         <w:tcBorders/>
       </w:tcPr>
     </w:tblStylePr>
@@ -28302,7 +29354,7 @@
         <w:tblBorders/>
       </w:tblPr>
       <w:tcPr>
-        <w:shd w:val="clear" w:color="ffffff" w:themeColor="accent4" w:themeTint="9A" w:fill="ffd965" w:themeFill="accent4" w:themeFillTint="9A"/>
+        <w:shd w:val="clear" w:color="ffffff" w:themeColor="accent4" w:themeTint="9A" w:fill="b2a1c7" w:themeFill="accent4" w:themeFillTint="9A"/>
         <w:tcBorders/>
       </w:tcPr>
     </w:tblStylePr>
@@ -28321,7 +29373,7 @@
         <w:tblBorders/>
       </w:tblPr>
       <w:tcPr>
-        <w:shd w:val="clear" w:color="ffffff" w:themeColor="accent4" w:themeTint="9A" w:fill="ffd965" w:themeFill="accent4" w:themeFillTint="9A"/>
+        <w:shd w:val="clear" w:color="ffffff" w:themeColor="accent4" w:themeTint="9A" w:fill="b2a1c7" w:themeFill="accent4" w:themeFillTint="9A"/>
         <w:tcBorders/>
       </w:tcPr>
     </w:tblStylePr>
@@ -28393,7 +29445,7 @@
   </w:style>
   <w:style w:type="table" w:styleId="129">
     <w:name w:val="Bordered &amp; Lined - Accent 5"/>
-    <w:basedOn w:val="665"/>
+    <w:basedOn w:val="11"/>
     <w:uiPriority w:val="99"/>
     <w:pPr>
       <w:pBdr/>
@@ -28470,7 +29522,7 @@
         <w:tblBorders/>
       </w:tblPr>
       <w:tcPr>
-        <w:shd w:val="clear" w:color="ffffff" w:themeColor="accent5" w:themeTint="34" w:fill="d9e2f3" w:themeFill="accent5" w:themeFillTint="34"/>
+        <w:shd w:val="clear" w:color="ffffff" w:themeColor="accent5" w:themeTint="34" w:fill="daeef3" w:themeFill="accent5" w:themeFillTint="34"/>
         <w:tcBorders/>
       </w:tcPr>
     </w:tblStylePr>
@@ -28489,7 +29541,7 @@
         <w:tblBorders/>
       </w:tblPr>
       <w:tcPr>
-        <w:shd w:val="clear" w:color="ffffff" w:themeColor="accent5" w:themeTint="34" w:fill="d9e2f3" w:themeFill="accent5" w:themeFillTint="34"/>
+        <w:shd w:val="clear" w:color="ffffff" w:themeColor="accent5" w:themeTint="34" w:fill="daeef3" w:themeFill="accent5" w:themeFillTint="34"/>
         <w:tcBorders/>
       </w:tcPr>
     </w:tblStylePr>
@@ -28508,7 +29560,7 @@
         <w:tblBorders/>
       </w:tblPr>
       <w:tcPr>
-        <w:shd w:val="clear" w:color="ffffff" w:themeColor="accent5" w:fill="4472c4" w:themeFill="accent5"/>
+        <w:shd w:val="clear" w:color="ffffff" w:themeColor="accent5" w:fill="4bacc6" w:themeFill="accent5"/>
         <w:tcBorders/>
       </w:tcPr>
     </w:tblStylePr>
@@ -28527,7 +29579,7 @@
         <w:tblBorders/>
       </w:tblPr>
       <w:tcPr>
-        <w:shd w:val="clear" w:color="ffffff" w:themeColor="accent5" w:fill="4472c4" w:themeFill="accent5"/>
+        <w:shd w:val="clear" w:color="ffffff" w:themeColor="accent5" w:fill="4bacc6" w:themeFill="accent5"/>
         <w:tcBorders/>
       </w:tcPr>
     </w:tblStylePr>
@@ -28546,7 +29598,7 @@
         <w:tblBorders/>
       </w:tblPr>
       <w:tcPr>
-        <w:shd w:val="clear" w:color="ffffff" w:themeColor="accent5" w:fill="4472c4" w:themeFill="accent5"/>
+        <w:shd w:val="clear" w:color="ffffff" w:themeColor="accent5" w:fill="4bacc6" w:themeFill="accent5"/>
         <w:tcBorders/>
       </w:tcPr>
     </w:tblStylePr>
@@ -28565,7 +29617,7 @@
         <w:tblBorders/>
       </w:tblPr>
       <w:tcPr>
-        <w:shd w:val="clear" w:color="ffffff" w:themeColor="accent5" w:fill="4472c4" w:themeFill="accent5"/>
+        <w:shd w:val="clear" w:color="ffffff" w:themeColor="accent5" w:fill="4bacc6" w:themeFill="accent5"/>
         <w:tcBorders/>
       </w:tcPr>
     </w:tblStylePr>
@@ -28637,7 +29689,7 @@
   </w:style>
   <w:style w:type="table" w:styleId="130">
     <w:name w:val="Bordered &amp; Lined - Accent 6"/>
-    <w:basedOn w:val="665"/>
+    <w:basedOn w:val="11"/>
     <w:uiPriority w:val="99"/>
     <w:pPr>
       <w:pBdr/>
@@ -28714,7 +29766,7 @@
         <w:tblBorders/>
       </w:tblPr>
       <w:tcPr>
-        <w:shd w:val="clear" w:color="ffffff" w:themeColor="accent6" w:themeTint="34" w:fill="e2efd9" w:themeFill="accent6" w:themeFillTint="34"/>
+        <w:shd w:val="clear" w:color="ffffff" w:themeColor="accent6" w:themeTint="34" w:fill="fdead9" w:themeFill="accent6" w:themeFillTint="34"/>
         <w:tcBorders/>
       </w:tcPr>
     </w:tblStylePr>
@@ -28733,7 +29785,7 @@
         <w:tblBorders/>
       </w:tblPr>
       <w:tcPr>
-        <w:shd w:val="clear" w:color="ffffff" w:themeColor="accent6" w:themeTint="34" w:fill="e2efd9" w:themeFill="accent6" w:themeFillTint="34"/>
+        <w:shd w:val="clear" w:color="ffffff" w:themeColor="accent6" w:themeTint="34" w:fill="fdead9" w:themeFill="accent6" w:themeFillTint="34"/>
         <w:tcBorders/>
       </w:tcPr>
     </w:tblStylePr>
@@ -28752,7 +29804,7 @@
         <w:tblBorders/>
       </w:tblPr>
       <w:tcPr>
-        <w:shd w:val="clear" w:color="ffffff" w:themeColor="accent6" w:fill="70ad47" w:themeFill="accent6"/>
+        <w:shd w:val="clear" w:color="ffffff" w:themeColor="accent6" w:fill="f79646" w:themeFill="accent6"/>
         <w:tcBorders/>
       </w:tcPr>
     </w:tblStylePr>
@@ -28771,7 +29823,7 @@
         <w:tblBorders/>
       </w:tblPr>
       <w:tcPr>
-        <w:shd w:val="clear" w:color="ffffff" w:themeColor="accent6" w:fill="70ad47" w:themeFill="accent6"/>
+        <w:shd w:val="clear" w:color="ffffff" w:themeColor="accent6" w:fill="f79646" w:themeFill="accent6"/>
         <w:tcBorders/>
       </w:tcPr>
     </w:tblStylePr>
@@ -28790,7 +29842,7 @@
         <w:tblBorders/>
       </w:tblPr>
       <w:tcPr>
-        <w:shd w:val="clear" w:color="ffffff" w:themeColor="accent6" w:fill="70ad47" w:themeFill="accent6"/>
+        <w:shd w:val="clear" w:color="ffffff" w:themeColor="accent6" w:fill="f79646" w:themeFill="accent6"/>
         <w:tcBorders/>
       </w:tcPr>
     </w:tblStylePr>
@@ -28809,7 +29861,7 @@
         <w:tblBorders/>
       </w:tblPr>
       <w:tcPr>
-        <w:shd w:val="clear" w:color="ffffff" w:themeColor="accent6" w:fill="70ad47" w:themeFill="accent6"/>
+        <w:shd w:val="clear" w:color="ffffff" w:themeColor="accent6" w:fill="f79646" w:themeFill="accent6"/>
         <w:tcBorders/>
       </w:tcPr>
     </w:tblStylePr>
@@ -28881,7 +29933,7 @@
   </w:style>
   <w:style w:type="table" w:styleId="131">
     <w:name w:val="Bordered"/>
-    <w:basedOn w:val="665"/>
+    <w:basedOn w:val="11"/>
     <w:uiPriority w:val="99"/>
     <w:pPr>
       <w:pBdr/>
@@ -29112,7 +30164,7 @@
   </w:style>
   <w:style w:type="table" w:styleId="132">
     <w:name w:val="Bordered - Accent 1"/>
-    <w:basedOn w:val="665"/>
+    <w:basedOn w:val="11"/>
     <w:uiPriority w:val="99"/>
     <w:pPr>
       <w:pBdr/>
@@ -29343,7 +30395,7 @@
   </w:style>
   <w:style w:type="table" w:styleId="133">
     <w:name w:val="Bordered - Accent 2"/>
-    <w:basedOn w:val="665"/>
+    <w:basedOn w:val="11"/>
     <w:uiPriority w:val="99"/>
     <w:pPr>
       <w:pBdr/>
@@ -29574,7 +30626,7 @@
   </w:style>
   <w:style w:type="table" w:styleId="134">
     <w:name w:val="Bordered - Accent 3"/>
-    <w:basedOn w:val="665"/>
+    <w:basedOn w:val="11"/>
     <w:uiPriority w:val="99"/>
     <w:pPr>
       <w:pBdr/>
@@ -29805,7 +30857,7 @@
   </w:style>
   <w:style w:type="table" w:styleId="135">
     <w:name w:val="Bordered - Accent 4"/>
-    <w:basedOn w:val="665"/>
+    <w:basedOn w:val="11"/>
     <w:uiPriority w:val="99"/>
     <w:pPr>
       <w:pBdr/>
@@ -30036,7 +31088,7 @@
   </w:style>
   <w:style w:type="table" w:styleId="136">
     <w:name w:val="Bordered - Accent 5"/>
-    <w:basedOn w:val="665"/>
+    <w:basedOn w:val="11"/>
     <w:uiPriority w:val="99"/>
     <w:pPr>
       <w:pBdr/>
@@ -30267,7 +31319,7 @@
   </w:style>
   <w:style w:type="table" w:styleId="137">
     <w:name w:val="Bordered - Accent 6"/>
-    <w:basedOn w:val="665"/>
+    <w:basedOn w:val="11"/>
     <w:uiPriority w:val="99"/>
     <w:pPr>
       <w:pBdr/>
@@ -30496,145 +31548,19 @@
       </w:tcPr>
     </w:tblStylePr>
   </w:style>
-  <w:style w:type="paragraph" w:styleId="139">
-    <w:name w:val="Heading 1"/>
-    <w:basedOn w:val="664"/>
-    <w:next w:val="664"/>
-    <w:link w:val="150"/>
-    <w:uiPriority w:val="9"/>
+  <w:style w:type="paragraph" w:styleId="138" w:default="1">
+    <w:name w:val="Normal"/>
     <w:qFormat/>
     <w:pPr>
-      <w:keepNext w:val="true"/>
-      <w:keepLines w:val="true"/>
       <w:pBdr/>
-      <w:spacing w:after="80" w:before="360"/>
+      <w:spacing/>
       <w:ind/>
-      <w:outlineLvl w:val="0"/>
     </w:pPr>
-    <w:rPr>
-      <w:rFonts w:ascii="Arial" w:hAnsi="Arial" w:eastAsia="Arial" w:cs="Arial"/>
-      <w:color w:val="0f4761" w:themeColor="accent1" w:themeShade="BF"/>
-      <w:sz w:val="40"/>
-      <w:szCs w:val="40"/>
-    </w:rPr>
-  </w:style>
-  <w:style w:type="paragraph" w:styleId="140">
-    <w:name w:val="Heading 2"/>
-    <w:basedOn w:val="664"/>
-    <w:next w:val="664"/>
-    <w:link w:val="151"/>
-    <w:uiPriority w:val="9"/>
-    <w:unhideWhenUsed/>
-    <w:qFormat/>
-    <w:pPr>
-      <w:keepNext w:val="true"/>
-      <w:keepLines w:val="true"/>
-      <w:pBdr/>
-      <w:spacing w:after="80" w:before="160"/>
-      <w:ind/>
-      <w:outlineLvl w:val="1"/>
-    </w:pPr>
-    <w:rPr>
-      <w:rFonts w:ascii="Arial" w:hAnsi="Arial" w:eastAsia="Arial" w:cs="Arial"/>
-      <w:color w:val="0f4761" w:themeColor="accent1" w:themeShade="BF"/>
-      <w:sz w:val="32"/>
-      <w:szCs w:val="32"/>
-    </w:rPr>
-  </w:style>
-  <w:style w:type="paragraph" w:styleId="141">
-    <w:name w:val="Heading 3"/>
-    <w:basedOn w:val="664"/>
-    <w:next w:val="664"/>
-    <w:link w:val="152"/>
-    <w:uiPriority w:val="9"/>
-    <w:unhideWhenUsed/>
-    <w:qFormat/>
-    <w:pPr>
-      <w:keepNext w:val="true"/>
-      <w:keepLines w:val="true"/>
-      <w:pBdr/>
-      <w:spacing w:after="80" w:before="160"/>
-      <w:ind/>
-      <w:outlineLvl w:val="2"/>
-    </w:pPr>
-    <w:rPr>
-      <w:rFonts w:ascii="Arial" w:hAnsi="Arial" w:eastAsia="Arial" w:cs="Arial"/>
-      <w:color w:val="0f4761" w:themeColor="accent1" w:themeShade="BF"/>
-      <w:sz w:val="28"/>
-      <w:szCs w:val="28"/>
-    </w:rPr>
-  </w:style>
-  <w:style w:type="paragraph" w:styleId="142">
-    <w:name w:val="Heading 4"/>
-    <w:basedOn w:val="664"/>
-    <w:next w:val="664"/>
-    <w:link w:val="153"/>
-    <w:uiPriority w:val="9"/>
-    <w:unhideWhenUsed/>
-    <w:qFormat/>
-    <w:pPr>
-      <w:keepNext w:val="true"/>
-      <w:keepLines w:val="true"/>
-      <w:pBdr/>
-      <w:spacing w:after="40" w:before="80"/>
-      <w:ind/>
-      <w:outlineLvl w:val="3"/>
-    </w:pPr>
-    <w:rPr>
-      <w:rFonts w:ascii="Arial" w:hAnsi="Arial" w:eastAsia="Arial" w:cs="Arial"/>
-      <w:i/>
-      <w:iCs/>
-      <w:color w:val="0f4761" w:themeColor="accent1" w:themeShade="BF"/>
-    </w:rPr>
-  </w:style>
-  <w:style w:type="paragraph" w:styleId="143">
-    <w:name w:val="Heading 5"/>
-    <w:basedOn w:val="664"/>
-    <w:next w:val="664"/>
-    <w:link w:val="154"/>
-    <w:uiPriority w:val="9"/>
-    <w:unhideWhenUsed/>
-    <w:qFormat/>
-    <w:pPr>
-      <w:keepNext w:val="true"/>
-      <w:keepLines w:val="true"/>
-      <w:pBdr/>
-      <w:spacing w:after="40" w:before="80"/>
-      <w:ind/>
-      <w:outlineLvl w:val="4"/>
-    </w:pPr>
-    <w:rPr>
-      <w:rFonts w:ascii="Arial" w:hAnsi="Arial" w:eastAsia="Arial" w:cs="Arial"/>
-      <w:color w:val="0f4761" w:themeColor="accent1" w:themeShade="BF"/>
-    </w:rPr>
-  </w:style>
-  <w:style w:type="paragraph" w:styleId="144">
-    <w:name w:val="Heading 6"/>
-    <w:basedOn w:val="664"/>
-    <w:next w:val="664"/>
-    <w:link w:val="155"/>
-    <w:uiPriority w:val="9"/>
-    <w:unhideWhenUsed/>
-    <w:qFormat/>
-    <w:pPr>
-      <w:keepNext w:val="true"/>
-      <w:keepLines w:val="true"/>
-      <w:pBdr/>
-      <w:spacing w:after="0" w:before="40"/>
-      <w:ind/>
-      <w:outlineLvl w:val="5"/>
-    </w:pPr>
-    <w:rPr>
-      <w:rFonts w:ascii="Arial" w:hAnsi="Arial" w:eastAsia="Arial" w:cs="Arial"/>
-      <w:i/>
-      <w:iCs/>
-      <w:color w:val="595959" w:themeColor="text1" w:themeTint="A6"/>
-    </w:rPr>
   </w:style>
   <w:style w:type="paragraph" w:styleId="145">
     <w:name w:val="Heading 7"/>
-    <w:basedOn w:val="664"/>
-    <w:next w:val="664"/>
+    <w:basedOn w:val="138"/>
+    <w:next w:val="138"/>
     <w:link w:val="156"/>
     <w:uiPriority w:val="9"/>
     <w:unhideWhenUsed/>
@@ -30654,8 +31580,8 @@
   </w:style>
   <w:style w:type="paragraph" w:styleId="146">
     <w:name w:val="Heading 8"/>
-    <w:basedOn w:val="664"/>
-    <w:next w:val="664"/>
+    <w:basedOn w:val="138"/>
+    <w:next w:val="138"/>
     <w:link w:val="157"/>
     <w:uiPriority w:val="9"/>
     <w:unhideWhenUsed/>
@@ -30677,8 +31603,8 @@
   </w:style>
   <w:style w:type="paragraph" w:styleId="147">
     <w:name w:val="Heading 9"/>
-    <w:basedOn w:val="664"/>
-    <w:next w:val="664"/>
+    <w:basedOn w:val="138"/>
+    <w:next w:val="138"/>
     <w:link w:val="158"/>
     <w:uiPriority w:val="9"/>
     <w:unhideWhenUsed/>
@@ -30709,10 +31635,21 @@
       <w:ind/>
     </w:pPr>
   </w:style>
+  <w:style w:type="numbering" w:styleId="149" w:default="1">
+    <w:name w:val="No List"/>
+    <w:uiPriority w:val="99"/>
+    <w:semiHidden/>
+    <w:unhideWhenUsed/>
+    <w:pPr>
+      <w:pBdr/>
+      <w:spacing/>
+      <w:ind/>
+    </w:pPr>
+  </w:style>
   <w:style w:type="character" w:styleId="150">
     <w:name w:val="Heading 1 Char"/>
     <w:basedOn w:val="148"/>
-    <w:link w:val="139"/>
+    <w:link w:val="700"/>
     <w:uiPriority w:val="9"/>
     <w:pPr>
       <w:pBdr/>
@@ -30729,7 +31666,7 @@
   <w:style w:type="character" w:styleId="151">
     <w:name w:val="Heading 2 Char"/>
     <w:basedOn w:val="148"/>
-    <w:link w:val="140"/>
+    <w:link w:val="701"/>
     <w:uiPriority w:val="9"/>
     <w:pPr>
       <w:pBdr/>
@@ -30746,7 +31683,7 @@
   <w:style w:type="character" w:styleId="152">
     <w:name w:val="Heading 3 Char"/>
     <w:basedOn w:val="148"/>
-    <w:link w:val="141"/>
+    <w:link w:val="690"/>
     <w:uiPriority w:val="9"/>
     <w:pPr>
       <w:pBdr/>
@@ -30763,7 +31700,7 @@
   <w:style w:type="character" w:styleId="153">
     <w:name w:val="Heading 4 Char"/>
     <w:basedOn w:val="148"/>
-    <w:link w:val="142"/>
+    <w:link w:val="691"/>
     <w:uiPriority w:val="9"/>
     <w:pPr>
       <w:pBdr/>
@@ -30780,7 +31717,7 @@
   <w:style w:type="character" w:styleId="154">
     <w:name w:val="Heading 5 Char"/>
     <w:basedOn w:val="148"/>
-    <w:link w:val="143"/>
+    <w:link w:val="692"/>
     <w:uiPriority w:val="9"/>
     <w:pPr>
       <w:pBdr/>
@@ -30795,7 +31732,7 @@
   <w:style w:type="character" w:styleId="155">
     <w:name w:val="Heading 6 Char"/>
     <w:basedOn w:val="148"/>
-    <w:link w:val="144"/>
+    <w:link w:val="693"/>
     <w:uiPriority w:val="9"/>
     <w:pPr>
       <w:pBdr/>
@@ -30858,30 +31795,10 @@
       <w:color w:val="272727" w:themeColor="text1" w:themeTint="D8"/>
     </w:rPr>
   </w:style>
-  <w:style w:type="paragraph" w:styleId="159">
-    <w:name w:val="Title"/>
-    <w:basedOn w:val="664"/>
-    <w:next w:val="664"/>
-    <w:link w:val="160"/>
-    <w:uiPriority w:val="10"/>
-    <w:qFormat/>
-    <w:pPr>
-      <w:pBdr/>
-      <w:spacing w:after="80" w:line="240" w:lineRule="auto"/>
-      <w:ind/>
-      <w:contextualSpacing w:val="true"/>
-    </w:pPr>
-    <w:rPr>
-      <w:rFonts w:ascii="Arial" w:hAnsi="Arial" w:eastAsia="Arial" w:cs="Arial"/>
-      <w:spacing w:val="-10"/>
-      <w:sz w:val="56"/>
-      <w:szCs w:val="56"/>
-    </w:rPr>
-  </w:style>
   <w:style w:type="character" w:styleId="160">
     <w:name w:val="Title Char"/>
     <w:basedOn w:val="148"/>
-    <w:link w:val="159"/>
+    <w:link w:val="687"/>
     <w:uiPriority w:val="10"/>
     <w:pPr>
       <w:pBdr/>
@@ -30897,8 +31814,8 @@
   </w:style>
   <w:style w:type="paragraph" w:styleId="161">
     <w:name w:val="Subtitle"/>
-    <w:basedOn w:val="664"/>
-    <w:next w:val="664"/>
+    <w:basedOn w:val="138"/>
+    <w:next w:val="138"/>
     <w:link w:val="162"/>
     <w:uiPriority w:val="11"/>
     <w:qFormat/>
@@ -30936,8 +31853,8 @@
   </w:style>
   <w:style w:type="paragraph" w:styleId="163">
     <w:name w:val="Quote"/>
-    <w:basedOn w:val="664"/>
-    <w:next w:val="664"/>
+    <w:basedOn w:val="138"/>
+    <w:next w:val="138"/>
     <w:link w:val="164"/>
     <w:uiPriority w:val="29"/>
     <w:qFormat/>
@@ -30987,8 +31904,8 @@
   </w:style>
   <w:style w:type="paragraph" w:styleId="167">
     <w:name w:val="Intense Quote"/>
-    <w:basedOn w:val="664"/>
-    <w:next w:val="664"/>
+    <w:basedOn w:val="138"/>
+    <w:next w:val="138"/>
     <w:link w:val="168"/>
     <w:uiPriority w:val="30"/>
     <w:qFormat/>
@@ -31041,6 +31958,17 @@
       <w:spacing w:val="5"/>
     </w:rPr>
   </w:style>
+  <w:style w:type="paragraph" w:styleId="170">
+    <w:name w:val="No Spacing"/>
+    <w:basedOn w:val="138"/>
+    <w:uiPriority w:val="1"/>
+    <w:qFormat/>
+    <w:pPr>
+      <w:pBdr/>
+      <w:spacing w:after="0" w:line="240" w:lineRule="auto"/>
+      <w:ind/>
+    </w:pPr>
+  </w:style>
   <w:style w:type="character" w:styleId="171">
     <w:name w:val="Subtle Emphasis"/>
     <w:basedOn w:val="148"/>
@@ -31070,21 +31998,6 @@
     <w:rPr>
       <w:i/>
       <w:iCs/>
-    </w:rPr>
-  </w:style>
-  <w:style w:type="character" w:styleId="173">
-    <w:name w:val="Strong"/>
-    <w:basedOn w:val="148"/>
-    <w:uiPriority w:val="22"/>
-    <w:qFormat/>
-    <w:pPr>
-      <w:pBdr/>
-      <w:spacing/>
-      <w:ind/>
-    </w:pPr>
-    <w:rPr>
-      <w:b/>
-      <w:bCs/>
     </w:rPr>
   </w:style>
   <w:style w:type="character" w:styleId="174">
@@ -31122,7 +32035,7 @@
   </w:style>
   <w:style w:type="paragraph" w:styleId="176">
     <w:name w:val="Header"/>
-    <w:basedOn w:val="664"/>
+    <w:basedOn w:val="138"/>
     <w:link w:val="177"/>
     <w:uiPriority w:val="99"/>
     <w:unhideWhenUsed/>
@@ -31149,7 +32062,7 @@
   </w:style>
   <w:style w:type="paragraph" w:styleId="178">
     <w:name w:val="Footer"/>
-    <w:basedOn w:val="664"/>
+    <w:basedOn w:val="138"/>
     <w:link w:val="179"/>
     <w:uiPriority w:val="99"/>
     <w:unhideWhenUsed/>
@@ -31176,8 +32089,8 @@
   </w:style>
   <w:style w:type="paragraph" w:styleId="180">
     <w:name w:val="Caption"/>
-    <w:basedOn w:val="664"/>
-    <w:next w:val="664"/>
+    <w:basedOn w:val="138"/>
+    <w:next w:val="138"/>
     <w:uiPriority w:val="35"/>
     <w:unhideWhenUsed/>
     <w:qFormat/>
@@ -31194,57 +32107,9 @@
       <w:szCs w:val="18"/>
     </w:rPr>
   </w:style>
-  <w:style w:type="paragraph" w:styleId="181">
-    <w:name w:val="footnote text"/>
-    <w:basedOn w:val="664"/>
-    <w:link w:val="182"/>
-    <w:uiPriority w:val="99"/>
-    <w:semiHidden/>
-    <w:unhideWhenUsed/>
-    <w:pPr>
-      <w:pBdr/>
-      <w:spacing w:after="0" w:line="240" w:lineRule="auto"/>
-      <w:ind/>
-    </w:pPr>
-    <w:rPr>
-      <w:sz w:val="20"/>
-      <w:szCs w:val="20"/>
-    </w:rPr>
-  </w:style>
-  <w:style w:type="character" w:styleId="182">
-    <w:name w:val="Footnote Text Char"/>
-    <w:basedOn w:val="148"/>
-    <w:link w:val="181"/>
-    <w:uiPriority w:val="99"/>
-    <w:semiHidden/>
-    <w:pPr>
-      <w:pBdr/>
-      <w:spacing/>
-      <w:ind/>
-    </w:pPr>
-    <w:rPr>
-      <w:sz w:val="20"/>
-      <w:szCs w:val="20"/>
-    </w:rPr>
-  </w:style>
-  <w:style w:type="character" w:styleId="183">
-    <w:name w:val="footnote reference"/>
-    <w:basedOn w:val="148"/>
-    <w:uiPriority w:val="99"/>
-    <w:semiHidden/>
-    <w:unhideWhenUsed/>
-    <w:pPr>
-      <w:pBdr/>
-      <w:spacing/>
-      <w:ind/>
-    </w:pPr>
-    <w:rPr>
-      <w:vertAlign w:val="superscript"/>
-    </w:rPr>
-  </w:style>
   <w:style w:type="paragraph" w:styleId="184">
     <w:name w:val="endnote text"/>
-    <w:basedOn w:val="664"/>
+    <w:basedOn w:val="138"/>
     <w:link w:val="185"/>
     <w:uiPriority w:val="99"/>
     <w:semiHidden/>
@@ -31290,21 +32155,6 @@
       <w:vertAlign w:val="superscript"/>
     </w:rPr>
   </w:style>
-  <w:style w:type="character" w:styleId="187">
-    <w:name w:val="Hyperlink"/>
-    <w:basedOn w:val="148"/>
-    <w:uiPriority w:val="99"/>
-    <w:unhideWhenUsed/>
-    <w:pPr>
-      <w:pBdr/>
-      <w:spacing/>
-      <w:ind/>
-    </w:pPr>
-    <w:rPr>
-      <w:color w:val="0563c1" w:themeColor="hyperlink"/>
-      <w:u w:val="single"/>
-    </w:rPr>
-  </w:style>
   <w:style w:type="character" w:styleId="188">
     <w:name w:val="FollowedHyperlink"/>
     <w:basedOn w:val="148"/>
@@ -31323,8 +32173,8 @@
   </w:style>
   <w:style w:type="paragraph" w:styleId="189">
     <w:name w:val="toc 1"/>
-    <w:basedOn w:val="664"/>
-    <w:next w:val="664"/>
+    <w:basedOn w:val="138"/>
+    <w:next w:val="138"/>
     <w:uiPriority w:val="39"/>
     <w:unhideWhenUsed/>
     <w:pPr>
@@ -31335,8 +32185,8 @@
   </w:style>
   <w:style w:type="paragraph" w:styleId="190">
     <w:name w:val="toc 2"/>
-    <w:basedOn w:val="664"/>
-    <w:next w:val="664"/>
+    <w:basedOn w:val="138"/>
+    <w:next w:val="138"/>
     <w:uiPriority w:val="39"/>
     <w:unhideWhenUsed/>
     <w:pPr>
@@ -31347,8 +32197,8 @@
   </w:style>
   <w:style w:type="paragraph" w:styleId="191">
     <w:name w:val="toc 3"/>
-    <w:basedOn w:val="664"/>
-    <w:next w:val="664"/>
+    <w:basedOn w:val="138"/>
+    <w:next w:val="138"/>
     <w:uiPriority w:val="39"/>
     <w:unhideWhenUsed/>
     <w:pPr>
@@ -31359,8 +32209,8 @@
   </w:style>
   <w:style w:type="paragraph" w:styleId="192">
     <w:name w:val="toc 4"/>
-    <w:basedOn w:val="664"/>
-    <w:next w:val="664"/>
+    <w:basedOn w:val="138"/>
+    <w:next w:val="138"/>
     <w:uiPriority w:val="39"/>
     <w:unhideWhenUsed/>
     <w:pPr>
@@ -31371,8 +32221,8 @@
   </w:style>
   <w:style w:type="paragraph" w:styleId="193">
     <w:name w:val="toc 5"/>
-    <w:basedOn w:val="664"/>
-    <w:next w:val="664"/>
+    <w:basedOn w:val="138"/>
+    <w:next w:val="138"/>
     <w:uiPriority w:val="39"/>
     <w:unhideWhenUsed/>
     <w:pPr>
@@ -31383,8 +32233,8 @@
   </w:style>
   <w:style w:type="paragraph" w:styleId="194">
     <w:name w:val="toc 6"/>
-    <w:basedOn w:val="664"/>
-    <w:next w:val="664"/>
+    <w:basedOn w:val="138"/>
+    <w:next w:val="138"/>
     <w:uiPriority w:val="39"/>
     <w:unhideWhenUsed/>
     <w:pPr>
@@ -31395,8 +32245,8 @@
   </w:style>
   <w:style w:type="paragraph" w:styleId="195">
     <w:name w:val="toc 7"/>
-    <w:basedOn w:val="664"/>
-    <w:next w:val="664"/>
+    <w:basedOn w:val="138"/>
+    <w:next w:val="138"/>
     <w:uiPriority w:val="39"/>
     <w:unhideWhenUsed/>
     <w:pPr>
@@ -31407,8 +32257,8 @@
   </w:style>
   <w:style w:type="paragraph" w:styleId="196">
     <w:name w:val="toc 8"/>
-    <w:basedOn w:val="664"/>
-    <w:next w:val="664"/>
+    <w:basedOn w:val="138"/>
+    <w:next w:val="138"/>
     <w:uiPriority w:val="39"/>
     <w:unhideWhenUsed/>
     <w:pPr>
@@ -31419,8 +32269,8 @@
   </w:style>
   <w:style w:type="paragraph" w:styleId="197">
     <w:name w:val="toc 9"/>
-    <w:basedOn w:val="664"/>
-    <w:next w:val="664"/>
+    <w:basedOn w:val="138"/>
+    <w:next w:val="138"/>
     <w:uiPriority w:val="39"/>
     <w:unhideWhenUsed/>
     <w:pPr>
@@ -31455,8 +32305,8 @@
   </w:style>
   <w:style w:type="paragraph" w:styleId="209">
     <w:name w:val="table of figures"/>
-    <w:basedOn w:val="664"/>
-    <w:next w:val="664"/>
+    <w:basedOn w:val="138"/>
+    <w:next w:val="138"/>
     <w:uiPriority w:val="99"/>
     <w:unhideWhenUsed/>
     <w:pPr>
@@ -31465,8 +32315,86 @@
       <w:ind/>
     </w:pPr>
   </w:style>
-  <w:style w:type="paragraph" w:styleId="664" w:default="1">
-    <w:name w:val="Normal"/>
+  <w:style w:type="paragraph" w:styleId="687">
+    <w:name w:val="Title"/>
+    <w:qFormat/>
+    <w:pPr>
+      <w:pBdr/>
+      <w:spacing/>
+      <w:ind/>
+    </w:pPr>
+    <w:rPr>
+      <w:sz w:val="56"/>
+      <w:szCs w:val="56"/>
+    </w:rPr>
+  </w:style>
+  <w:style w:type="paragraph" w:styleId="690">
+    <w:name w:val="Heading 3"/>
+    <w:qFormat/>
+    <w:pPr>
+      <w:pBdr/>
+      <w:spacing/>
+      <w:ind/>
+    </w:pPr>
+    <w:rPr>
+      <w:color w:val="1f4d78"/>
+      <w:sz w:val="24"/>
+      <w:szCs w:val="24"/>
+    </w:rPr>
+  </w:style>
+  <w:style w:type="paragraph" w:styleId="691">
+    <w:name w:val="Heading 4"/>
+    <w:qFormat/>
+    <w:pPr>
+      <w:pBdr/>
+      <w:spacing/>
+      <w:ind/>
+    </w:pPr>
+    <w:rPr>
+      <w:i/>
+      <w:iCs/>
+      <w:color w:val="2e74b5"/>
+    </w:rPr>
+  </w:style>
+  <w:style w:type="paragraph" w:styleId="692">
+    <w:name w:val="Heading 5"/>
+    <w:qFormat/>
+    <w:pPr>
+      <w:pBdr/>
+      <w:spacing/>
+      <w:ind/>
+    </w:pPr>
+    <w:rPr>
+      <w:color w:val="2e74b5"/>
+    </w:rPr>
+  </w:style>
+  <w:style w:type="paragraph" w:styleId="693">
+    <w:name w:val="Heading 6"/>
+    <w:qFormat/>
+    <w:pPr>
+      <w:pBdr/>
+      <w:spacing/>
+      <w:ind/>
+    </w:pPr>
+    <w:rPr>
+      <w:color w:val="1f4d78"/>
+    </w:rPr>
+  </w:style>
+  <w:style w:type="paragraph" w:styleId="694">
+    <w:name w:val="Strong"/>
+    <w:qFormat/>
+    <w:pPr>
+      <w:pBdr/>
+      <w:spacing/>
+      <w:ind/>
+    </w:pPr>
+    <w:rPr>
+      <w:b/>
+      <w:bCs/>
+    </w:rPr>
+  </w:style>
+  <w:style w:type="paragraph" w:styleId="695">
+    <w:name w:val="List Paragraph"/>
     <w:qFormat/>
     <w:pPr>
       <w:pBdr/>
@@ -31474,8 +32402,22 @@
       <w:ind/>
     </w:pPr>
   </w:style>
-  <w:style w:type="table" w:styleId="665" w:default="1">
-    <w:name w:val="Normal Table"/>
+  <w:style w:type="character" w:styleId="696">
+    <w:name w:val="Hyperlink"/>
+    <w:uiPriority w:val="99"/>
+    <w:unhideWhenUsed/>
+    <w:pPr>
+      <w:pBdr/>
+      <w:spacing/>
+      <w:ind/>
+    </w:pPr>
+    <w:rPr>
+      <w:color w:val="0563c1"/>
+      <w:u w:val="single"/>
+    </w:rPr>
+  </w:style>
+  <w:style w:type="character" w:styleId="697">
+    <w:name w:val="footnote reference"/>
     <w:uiPriority w:val="99"/>
     <w:semiHidden/>
     <w:unhideWhenUsed/>
@@ -31484,191 +32426,29 @@
       <w:spacing/>
       <w:ind/>
     </w:pPr>
-    <w:tblPr>
-      <w:tblInd w:w="0" w:type="dxa"/>
-      <w:tblCellMar>
-        <w:left w:w="108" w:type="dxa"/>
-        <w:top w:w="0" w:type="dxa"/>
-        <w:right w:w="108" w:type="dxa"/>
-        <w:bottom w:w="0" w:type="dxa"/>
-      </w:tblCellMar>
-      <w:tblBorders/>
-    </w:tblPr>
-    <w:tcPr>
-      <w:tcBorders/>
-    </w:tcPr>
-    <w:tblStylePr w:type="band1Horz">
-      <w:pPr>
-        <w:pBdr/>
-        <w:spacing/>
-        <w:ind/>
-      </w:pPr>
-      <w:tblPr>
-        <w:tblBorders/>
-      </w:tblPr>
-      <w:tcPr>
-        <w:tcBorders/>
-      </w:tcPr>
-    </w:tblStylePr>
-    <w:tblStylePr w:type="band1Vert">
-      <w:pPr>
-        <w:pBdr/>
-        <w:spacing/>
-        <w:ind/>
-      </w:pPr>
-      <w:tblPr>
-        <w:tblBorders/>
-      </w:tblPr>
-      <w:tcPr>
-        <w:tcBorders/>
-      </w:tcPr>
-    </w:tblStylePr>
-    <w:tblStylePr w:type="band2Horz">
-      <w:pPr>
-        <w:pBdr/>
-        <w:spacing/>
-        <w:ind/>
-      </w:pPr>
-      <w:tblPr>
-        <w:tblBorders/>
-      </w:tblPr>
-      <w:tcPr>
-        <w:tcBorders/>
-      </w:tcPr>
-    </w:tblStylePr>
-    <w:tblStylePr w:type="band2Vert">
-      <w:pPr>
-        <w:pBdr/>
-        <w:spacing/>
-        <w:ind/>
-      </w:pPr>
-      <w:tblPr>
-        <w:tblBorders/>
-      </w:tblPr>
-      <w:tcPr>
-        <w:tcBorders/>
-      </w:tcPr>
-    </w:tblStylePr>
-    <w:tblStylePr w:type="firstCol">
-      <w:pPr>
-        <w:pBdr/>
-        <w:spacing/>
-        <w:ind/>
-      </w:pPr>
-      <w:tblPr>
-        <w:tblBorders/>
-      </w:tblPr>
-      <w:tcPr>
-        <w:tcBorders/>
-      </w:tcPr>
-    </w:tblStylePr>
-    <w:tblStylePr w:type="firstRow">
-      <w:pPr>
-        <w:pBdr/>
-        <w:spacing/>
-        <w:ind/>
-      </w:pPr>
-      <w:tblPr>
-        <w:tblBorders/>
-      </w:tblPr>
-      <w:tcPr>
-        <w:tcBorders/>
-      </w:tcPr>
-    </w:tblStylePr>
-    <w:tblStylePr w:type="lastCol">
-      <w:pPr>
-        <w:pBdr/>
-        <w:spacing/>
-        <w:ind/>
-      </w:pPr>
-      <w:tblPr>
-        <w:tblBorders/>
-      </w:tblPr>
-      <w:tcPr>
-        <w:tcBorders/>
-      </w:tcPr>
-    </w:tblStylePr>
-    <w:tblStylePr w:type="lastRow">
-      <w:pPr>
-        <w:pBdr/>
-        <w:spacing/>
-        <w:ind/>
-      </w:pPr>
-      <w:tblPr>
-        <w:tblBorders/>
-      </w:tblPr>
-      <w:tcPr>
-        <w:tcBorders/>
-      </w:tcPr>
-    </w:tblStylePr>
-    <w:tblStylePr w:type="nwCell">
-      <w:pPr>
-        <w:pBdr/>
-        <w:spacing/>
-        <w:ind/>
-      </w:pPr>
-      <w:tblPr>
-        <w:tblBorders/>
-      </w:tblPr>
-      <w:tcPr>
-        <w:tcBorders/>
-      </w:tcPr>
-    </w:tblStylePr>
-    <w:tblStylePr w:type="neCell">
-      <w:pPr>
-        <w:pBdr/>
-        <w:spacing/>
-        <w:ind/>
-      </w:pPr>
-      <w:tblPr>
-        <w:tblBorders/>
-      </w:tblPr>
-      <w:tcPr>
-        <w:tcBorders/>
-      </w:tcPr>
-    </w:tblStylePr>
-    <w:tblStylePr w:type="swCell">
-      <w:pPr>
-        <w:pBdr/>
-        <w:spacing/>
-        <w:ind/>
-      </w:pPr>
-      <w:tblPr>
-        <w:tblBorders/>
-      </w:tblPr>
-      <w:tcPr>
-        <w:tcBorders/>
-      </w:tcPr>
-    </w:tblStylePr>
-    <w:tblStylePr w:type="seCell">
-      <w:pPr>
-        <w:pBdr/>
-        <w:spacing/>
-        <w:ind/>
-      </w:pPr>
-      <w:tblPr>
-        <w:tblBorders/>
-      </w:tblPr>
-      <w:tcPr>
-        <w:tcBorders/>
-      </w:tcPr>
-    </w:tblStylePr>
-    <w:tblStylePr w:type="wholeTable">
-      <w:pPr>
-        <w:pBdr/>
-        <w:spacing/>
-        <w:ind/>
-      </w:pPr>
-      <w:tblPr>
-        <w:tblBorders/>
-      </w:tblPr>
-      <w:tcPr>
-        <w:tcBorders/>
-      </w:tcPr>
-    </w:tblStylePr>
+    <w:rPr>
+      <w:vertAlign w:val="superscript"/>
+    </w:rPr>
   </w:style>
-  <w:style w:type="numbering" w:styleId="666" w:default="1">
-    <w:name w:val="No List"/>
+  <w:style w:type="paragraph" w:styleId="698">
+    <w:name w:val="footnote text"/>
+    <w:link w:val="699"/>
+    <w:uiPriority w:val="99"/>
+    <w:semiHidden/>
+    <w:unhideWhenUsed/>
+    <w:pPr>
+      <w:pBdr/>
+      <w:spacing w:after="0" w:line="240" w:lineRule="auto"/>
+      <w:ind/>
+    </w:pPr>
+    <w:rPr>
+      <w:sz w:val="20"/>
+      <w:szCs w:val="20"/>
+    </w:rPr>
+  </w:style>
+  <w:style w:type="character" w:styleId="699">
+    <w:name w:val="Footnote Text Char"/>
+    <w:link w:val="698"/>
     <w:uiPriority w:val="99"/>
     <w:semiHidden/>
     <w:unhideWhenUsed/>
@@ -31677,75 +32457,92 @@
       <w:spacing/>
       <w:ind/>
     </w:pPr>
+    <w:rPr>
+      <w:sz w:val="20"/>
+      <w:szCs w:val="20"/>
+    </w:rPr>
   </w:style>
-  <w:style w:type="paragraph" w:styleId="667">
-    <w:name w:val="No Spacing"/>
-    <w:basedOn w:val="664"/>
-    <w:uiPriority w:val="1"/>
+  <w:style w:type="paragraph" w:styleId="700">
+    <w:name w:val="Heading 1"/>
     <w:qFormat/>
     <w:pPr>
       <w:pBdr/>
-      <w:spacing w:after="0" w:line="240" w:lineRule="auto"/>
+      <w:spacing w:after="160" w:before="320"/>
       <w:ind/>
+      <w:outlineLvl w:val="0"/>
     </w:pPr>
+    <w:rPr>
+      <w:rFonts w:ascii="Arial" w:hAnsi="Arial" w:eastAsia="Arial" w:cs="Arial"/>
+      <w:b/>
+      <w:bCs/>
+      <w:color w:val="2e4057"/>
+      <w:sz w:val="28"/>
+      <w:szCs w:val="28"/>
+    </w:rPr>
   </w:style>
-  <w:style w:type="paragraph" w:styleId="668">
-    <w:name w:val="List Paragraph"/>
-    <w:basedOn w:val="664"/>
-    <w:uiPriority w:val="34"/>
+  <w:style w:type="paragraph" w:styleId="701">
+    <w:name w:val="Heading 2"/>
     <w:qFormat/>
     <w:pPr>
       <w:pBdr/>
-      <w:spacing/>
-      <w:ind w:left="720"/>
-      <w:contextualSpacing w:val="true"/>
+      <w:spacing w:after="120" w:before="240"/>
+      <w:ind/>
+      <w:outlineLvl w:val="1"/>
     </w:pPr>
+    <w:rPr>
+      <w:rFonts w:ascii="Arial" w:hAnsi="Arial" w:eastAsia="Arial" w:cs="Arial"/>
+      <w:b/>
+      <w:bCs/>
+      <w:color w:val="3a7ca5"/>
+      <w:sz w:val="24"/>
+      <w:szCs w:val="24"/>
+    </w:rPr>
   </w:style>
 </w:styles>
 </file>
 
 <file path=word/theme/theme1.xml><?xml version="1.0" encoding="utf-8"?>
-<a:theme xmlns:a="http://schemas.openxmlformats.org/drawingml/2006/main" xmlns:r="http://schemas.openxmlformats.org/officeDocument/2006/relationships" xmlns:p="http://schemas.openxmlformats.org/presentationml/2006/main" name="Office Theme">
+<a:theme xmlns:a="http://schemas.openxmlformats.org/drawingml/2006/main" xmlns:r="http://schemas.openxmlformats.org/officeDocument/2006/relationships" xmlns:p="http://schemas.openxmlformats.org/presentationml/2006/main" name="">
   <a:themeElements>
-    <a:clrScheme name="New Office">
+    <a:clrScheme name="">
       <a:dk1>
-        <a:sysClr val="windowText" lastClr="000000"/>
+        <a:srgbClr val="000000"/>
       </a:dk1>
       <a:lt1>
-        <a:sysClr val="window" lastClr="FFFFFF"/>
+        <a:srgbClr val="FFFFFF"/>
       </a:lt1>
       <a:dk2>
-        <a:srgbClr val="44546A"/>
+        <a:srgbClr val="1F497D"/>
       </a:dk2>
       <a:lt2>
-        <a:srgbClr val="E7E6E6"/>
+        <a:srgbClr val="EEECE1"/>
       </a:lt2>
       <a:accent1>
-        <a:srgbClr val="5B9BD5"/>
+        <a:srgbClr val="4F81BD"/>
       </a:accent1>
       <a:accent2>
-        <a:srgbClr val="ED7D31"/>
+        <a:srgbClr val="C0504D"/>
       </a:accent2>
       <a:accent3>
-        <a:srgbClr val="A5A5A5"/>
+        <a:srgbClr val="9BBB59"/>
       </a:accent3>
       <a:accent4>
-        <a:srgbClr val="FFC000"/>
+        <a:srgbClr val="8064A2"/>
       </a:accent4>
       <a:accent5>
-        <a:srgbClr val="4472C4"/>
+        <a:srgbClr val="4BACC6"/>
       </a:accent5>
       <a:accent6>
-        <a:srgbClr val="70AD47"/>
+        <a:srgbClr val="F79646"/>
       </a:accent6>
       <a:hlink>
-        <a:srgbClr val="0563C1"/>
+        <a:srgbClr val="0000FF"/>
       </a:hlink>
       <a:folHlink>
-        <a:srgbClr val="954F72"/>
+        <a:srgbClr val="800080"/>
       </a:folHlink>
     </a:clrScheme>
-    <a:fontScheme name="Office Classic 2">
+    <a:fontScheme name="">
       <a:majorFont>
         <a:latin typeface="Arial"/>
         <a:ea typeface="Arial"/>
@@ -31757,7 +32554,7 @@
         <a:cs typeface="Arial"/>
       </a:minorFont>
     </a:fontScheme>
-    <a:fmtScheme name="Office">
+    <a:fmtScheme name="">
       <a:fillStyleLst>
         <a:solidFill>
           <a:schemeClr val="phClr"/>
@@ -31810,7 +32607,7 @@
         </a:gradFill>
       </a:fillStyleLst>
       <a:lnStyleLst>
-        <a:ln w="6350" cap="flat" cmpd="sng" algn="ctr">
+        <a:ln w="9525">
           <a:solidFill>
             <a:schemeClr val="phClr">
               <a:shade val="95000"/>
@@ -31818,12 +32615,12 @@
             </a:schemeClr>
           </a:solidFill>
         </a:ln>
-        <a:ln w="12700" cap="flat" cmpd="sng" algn="ctr">
+        <a:ln w="25400">
           <a:solidFill>
             <a:schemeClr val="phClr"/>
           </a:solidFill>
         </a:ln>
-        <a:ln w="19050" cap="flat" cmpd="sng" algn="ctr">
+        <a:ln w="38100">
           <a:solidFill>
             <a:schemeClr val="phClr"/>
           </a:solidFill>
@@ -31831,28 +32628,16 @@
       </a:lnStyleLst>
       <a:effectStyleLst>
         <a:effectStyle>
-          <a:effectLst>
-            <a:outerShdw blurRad="40000" dist="20000" dir="5400000" rotWithShape="0">
-              <a:srgbClr val="000000">
-                <a:alpha val="38000"/>
-              </a:srgbClr>
-            </a:outerShdw>
-          </a:effectLst>
+          <a:effectLst/>
+        </a:effectStyle>
+        <a:effectStyle>
+          <a:effectLst/>
         </a:effectStyle>
         <a:effectStyle>
           <a:effectLst>
-            <a:outerShdw blurRad="40000" dist="23000" dir="5400000" rotWithShape="0">
+            <a:outerShdw blurRad="57150" dist="19050" dir="5400000" algn="ctr" rotWithShape="0">
               <a:srgbClr val="000000">
-                <a:alpha val="35000"/>
-              </a:srgbClr>
-            </a:outerShdw>
-          </a:effectLst>
-        </a:effectStyle>
-        <a:effectStyle>
-          <a:effectLst>
-            <a:outerShdw blurRad="40000" dist="23000" dir="5400000" rotWithShape="0">
-              <a:srgbClr val="000000">
-                <a:alpha val="35000"/>
+                <a:alpha val="63000"/>
               </a:srgbClr>
             </a:outerShdw>
           </a:effectLst>
@@ -31862,47 +32647,12 @@
         <a:solidFill>
           <a:schemeClr val="phClr"/>
         </a:solidFill>
-        <a:gradFill>
-          <a:gsLst>
-            <a:gs pos="0">
-              <a:schemeClr val="phClr">
-                <a:tint val="40000"/>
-                <a:satMod val="350000"/>
-              </a:schemeClr>
-            </a:gs>
-            <a:gs pos="40000">
-              <a:schemeClr val="phClr">
-                <a:tint val="45000"/>
-                <a:shade val="99000"/>
-                <a:satMod val="350000"/>
-              </a:schemeClr>
-            </a:gs>
-            <a:gs pos="100000">
-              <a:schemeClr val="phClr">
-                <a:shade val="20000"/>
-                <a:satMod val="255000"/>
-              </a:schemeClr>
-            </a:gs>
-          </a:gsLst>
-          <a:path path="circle"/>
-        </a:gradFill>
-        <a:gradFill>
-          <a:gsLst>
-            <a:gs pos="0">
-              <a:schemeClr val="phClr">
-                <a:tint val="80000"/>
-                <a:satMod val="300000"/>
-              </a:schemeClr>
-            </a:gs>
-            <a:gs pos="100000">
-              <a:schemeClr val="phClr">
-                <a:shade val="30000"/>
-                <a:satMod val="200000"/>
-              </a:schemeClr>
-            </a:gs>
-          </a:gsLst>
-          <a:path path="circle"/>
-        </a:gradFill>
+        <a:solidFill>
+          <a:srgbClr val="000000"/>
+        </a:solidFill>
+        <a:solidFill>
+          <a:srgbClr val="000000"/>
+        </a:solidFill>
       </a:bgFillStyleLst>
     </a:fmtScheme>
   </a:themeElements>
